--- a/InterviewProject/wwwroot/file/履歷表.docx
+++ b/InterviewProject/wwwroot/file/履歷表.docx
@@ -23,8 +23,7 @@
         <w:gridCol w:w="17"/>
         <w:gridCol w:w="172"/>
         <w:gridCol w:w="1288"/>
-        <w:gridCol w:w="507"/>
-        <w:gridCol w:w="365"/>
+        <w:gridCol w:w="872"/>
         <w:gridCol w:w="1620"/>
       </w:tblGrid>
       <w:tr>
@@ -35,7 +34,7 @@
         <w:tc>
           <w:tcPr>
             <w:tcW w:w="10440" w:type="dxa"/>
-            <w:gridSpan w:val="13"/>
+            <w:gridSpan w:val="12"/>
             <w:tcBorders>
               <w:bottom w:val="single" w:sz="4" w:space="0" w:color="000000"/>
             </w:tcBorders>
@@ -226,7 +225,7 @@
         <w:tc>
           <w:tcPr>
             <w:tcW w:w="2492" w:type="dxa"/>
-            <w:gridSpan w:val="3"/>
+            <w:gridSpan w:val="2"/>
             <w:tcBorders>
               <w:top w:val="single" w:sz="4" w:space="0" w:color="000000"/>
               <w:left w:val="single" w:sz="4" w:space="0" w:color="000000"/>
@@ -370,6 +369,7 @@
               </w:rPr>
               <w:t>{{</w:t>
             </w:r>
+            <w:proofErr w:type="spellStart"/>
             <w:r>
               <w:rPr>
                 <w:rFonts w:ascii="標楷體" w:eastAsia="標楷體" w:hAnsi="標楷體"/>
@@ -378,6 +378,7 @@
               </w:rPr>
               <w:t>IdNumber</w:t>
             </w:r>
+            <w:proofErr w:type="spellEnd"/>
             <w:r>
               <w:rPr>
                 <w:rFonts w:ascii="標楷體" w:eastAsia="標楷體" w:hAnsi="標楷體" w:hint="eastAsia"/>
@@ -428,7 +429,7 @@
         <w:tc>
           <w:tcPr>
             <w:tcW w:w="2492" w:type="dxa"/>
-            <w:gridSpan w:val="3"/>
+            <w:gridSpan w:val="2"/>
             <w:tcBorders>
               <w:top w:val="single" w:sz="4" w:space="0" w:color="000000"/>
               <w:left w:val="single" w:sz="4" w:space="0" w:color="000000"/>
@@ -595,6 +596,7 @@
               </w:rPr>
               <w:t>{{</w:t>
             </w:r>
+            <w:proofErr w:type="spellStart"/>
             <w:r>
               <w:rPr>
                 <w:rFonts w:ascii="標楷體" w:eastAsia="標楷體" w:hAnsi="標楷體"/>
@@ -604,6 +606,7 @@
               </w:rPr>
               <w:t>ZipCode</w:t>
             </w:r>
+            <w:proofErr w:type="spellEnd"/>
             <w:r>
               <w:rPr>
                 <w:rFonts w:ascii="標楷體" w:eastAsia="標楷體" w:hAnsi="標楷體" w:hint="eastAsia"/>
@@ -656,7 +659,7 @@
         <w:tc>
           <w:tcPr>
             <w:tcW w:w="2492" w:type="dxa"/>
-            <w:gridSpan w:val="3"/>
+            <w:gridSpan w:val="2"/>
             <w:vMerge w:val="restart"/>
             <w:tcBorders>
               <w:top w:val="single" w:sz="4" w:space="0" w:color="000000"/>
@@ -684,6 +687,7 @@
                 <w:szCs w:val="36"/>
               </w:rPr>
             </w:pPr>
+            <w:proofErr w:type="gramStart"/>
             <w:r>
               <w:rPr>
                 <w:rFonts w:ascii="標楷體" w:eastAsia="標楷體" w:hAnsi="標楷體"/>
@@ -693,6 +697,7 @@
               </w:rPr>
               <w:t>請貼照片</w:t>
             </w:r>
+            <w:proofErr w:type="gramEnd"/>
           </w:p>
         </w:tc>
       </w:tr>
@@ -1057,7 +1062,7 @@
         <w:tc>
           <w:tcPr>
             <w:tcW w:w="2492" w:type="dxa"/>
-            <w:gridSpan w:val="3"/>
+            <w:gridSpan w:val="2"/>
             <w:vMerge/>
             <w:tcBorders>
               <w:top w:val="single" w:sz="4" w:space="0" w:color="000000"/>
@@ -1240,7 +1245,7 @@
         <w:tc>
           <w:tcPr>
             <w:tcW w:w="2492" w:type="dxa"/>
-            <w:gridSpan w:val="3"/>
+            <w:gridSpan w:val="2"/>
             <w:vMerge/>
             <w:tcBorders>
               <w:top w:val="single" w:sz="4" w:space="0" w:color="000000"/>
@@ -1396,7 +1401,7 @@
         <w:tc>
           <w:tcPr>
             <w:tcW w:w="2492" w:type="dxa"/>
-            <w:gridSpan w:val="3"/>
+            <w:gridSpan w:val="2"/>
             <w:vMerge/>
             <w:tcBorders>
               <w:top w:val="single" w:sz="4" w:space="0" w:color="000000"/>
@@ -1552,7 +1557,7 @@
         <w:tc>
           <w:tcPr>
             <w:tcW w:w="2492" w:type="dxa"/>
-            <w:gridSpan w:val="3"/>
+            <w:gridSpan w:val="2"/>
             <w:vMerge/>
             <w:tcBorders>
               <w:top w:val="single" w:sz="4" w:space="0" w:color="000000"/>
@@ -1676,7 +1681,7 @@
         <w:tc>
           <w:tcPr>
             <w:tcW w:w="7937" w:type="dxa"/>
-            <w:gridSpan w:val="11"/>
+            <w:gridSpan w:val="10"/>
             <w:tcBorders>
               <w:top w:val="single" w:sz="4" w:space="0" w:color="000000"/>
               <w:left w:val="single" w:sz="4" w:space="0" w:color="000000"/>
@@ -1708,6 +1713,7 @@
               </w:rPr>
               <w:t>{{</w:t>
             </w:r>
+            <w:proofErr w:type="spellStart"/>
             <w:r>
               <w:rPr>
                 <w:rFonts w:ascii="標楷體" w:eastAsia="標楷體" w:hAnsi="標楷體"/>
@@ -1716,6 +1722,7 @@
               </w:rPr>
               <w:t>E_Dr</w:t>
             </w:r>
+            <w:proofErr w:type="spellEnd"/>
             <w:r>
               <w:rPr>
                 <w:rFonts w:ascii="標楷體" w:eastAsia="標楷體" w:hAnsi="標楷體" w:hint="eastAsia"/>
@@ -1772,6 +1779,7 @@
               </w:rPr>
               <w:t>{{</w:t>
             </w:r>
+            <w:proofErr w:type="spellStart"/>
             <w:r>
               <w:rPr>
                 <w:rFonts w:ascii="標楷體" w:eastAsia="標楷體" w:hAnsi="標楷體"/>
@@ -1780,6 +1788,7 @@
               </w:rPr>
               <w:t>E_Uni</w:t>
             </w:r>
+            <w:proofErr w:type="spellEnd"/>
             <w:r>
               <w:rPr>
                 <w:rFonts w:ascii="標楷體" w:eastAsia="標楷體" w:hAnsi="標楷體" w:hint="eastAsia"/>
@@ -1804,6 +1813,7 @@
               </w:rPr>
               <w:t>{{</w:t>
             </w:r>
+            <w:proofErr w:type="spellStart"/>
             <w:r>
               <w:rPr>
                 <w:rFonts w:ascii="標楷體" w:eastAsia="標楷體" w:hAnsi="標楷體"/>
@@ -1812,6 +1822,7 @@
               </w:rPr>
               <w:t>E_Col</w:t>
             </w:r>
+            <w:proofErr w:type="spellEnd"/>
             <w:r>
               <w:rPr>
                 <w:rFonts w:ascii="標楷體" w:eastAsia="標楷體" w:hAnsi="標楷體" w:hint="eastAsia"/>
@@ -1836,6 +1847,7 @@
               </w:rPr>
               <w:t>{{</w:t>
             </w:r>
+            <w:proofErr w:type="spellStart"/>
             <w:r>
               <w:rPr>
                 <w:rFonts w:ascii="標楷體" w:eastAsia="標楷體" w:hAnsi="標楷體"/>
@@ -1844,6 +1856,7 @@
               </w:rPr>
               <w:t>E_Voc</w:t>
             </w:r>
+            <w:proofErr w:type="spellEnd"/>
             <w:r>
               <w:rPr>
                 <w:rFonts w:ascii="標楷體" w:eastAsia="標楷體" w:hAnsi="標楷體" w:hint="eastAsia"/>
@@ -1868,6 +1881,7 @@
               </w:rPr>
               <w:t>{{</w:t>
             </w:r>
+            <w:proofErr w:type="spellStart"/>
             <w:r>
               <w:rPr>
                 <w:rFonts w:ascii="標楷體" w:eastAsia="標楷體" w:hAnsi="標楷體"/>
@@ -1876,6 +1890,7 @@
               </w:rPr>
               <w:t>E_High</w:t>
             </w:r>
+            <w:proofErr w:type="spellEnd"/>
             <w:r>
               <w:rPr>
                 <w:rFonts w:ascii="標楷體" w:eastAsia="標楷體" w:hAnsi="標楷體" w:hint="eastAsia"/>
@@ -1900,6 +1915,7 @@
               </w:rPr>
               <w:t>{{</w:t>
             </w:r>
+            <w:proofErr w:type="spellStart"/>
             <w:r>
               <w:rPr>
                 <w:rFonts w:ascii="標楷體" w:eastAsia="標楷體" w:hAnsi="標楷體"/>
@@ -1908,6 +1924,7 @@
               </w:rPr>
               <w:t>E_Jun</w:t>
             </w:r>
+            <w:proofErr w:type="spellEnd"/>
             <w:r>
               <w:rPr>
                 <w:rFonts w:ascii="標楷體" w:eastAsia="標楷體" w:hAnsi="標楷體" w:hint="eastAsia"/>
@@ -1932,6 +1949,7 @@
               </w:rPr>
               <w:t>{{</w:t>
             </w:r>
+            <w:proofErr w:type="spellStart"/>
             <w:r>
               <w:rPr>
                 <w:rFonts w:ascii="標楷體" w:eastAsia="標楷體" w:hAnsi="標楷體"/>
@@ -1940,6 +1958,7 @@
               </w:rPr>
               <w:t>E_Pri</w:t>
             </w:r>
+            <w:proofErr w:type="spellEnd"/>
             <w:r>
               <w:rPr>
                 <w:rFonts w:ascii="標楷體" w:eastAsia="標楷體" w:hAnsi="標楷體" w:hint="eastAsia"/>
@@ -1964,6 +1983,7 @@
               </w:rPr>
               <w:t>{{</w:t>
             </w:r>
+            <w:proofErr w:type="spellStart"/>
             <w:r>
               <w:rPr>
                 <w:rFonts w:ascii="標楷體" w:eastAsia="標楷體" w:hAnsi="標楷體"/>
@@ -1972,6 +1992,7 @@
               </w:rPr>
               <w:t>E_Other</w:t>
             </w:r>
+            <w:proofErr w:type="spellEnd"/>
             <w:r>
               <w:rPr>
                 <w:rFonts w:ascii="標楷體" w:eastAsia="標楷體" w:hAnsi="標楷體" w:hint="eastAsia"/>
@@ -2129,36 +2150,54 @@
         <w:tc>
           <w:tcPr>
             <w:tcW w:w="2160" w:type="dxa"/>
-            <w:gridSpan w:val="3"/>
-            <w:tcBorders>
-              <w:top w:val="single" w:sz="4" w:space="0" w:color="000000"/>
-              <w:left w:val="single" w:sz="4" w:space="0" w:color="000000"/>
-              <w:right w:val="single" w:sz="4" w:space="0" w:color="000000"/>
-            </w:tcBorders>
-            <w:tcMar>
-              <w:top w:w="0" w:type="dxa"/>
-              <w:left w:w="28" w:type="dxa"/>
-              <w:bottom w:w="0" w:type="dxa"/>
-              <w:right w:w="28" w:type="dxa"/>
-            </w:tcMar>
-          </w:tcPr>
-          <w:p>
-            <w:pPr>
-              <w:spacing w:line="240" w:lineRule="atLeast"/>
-              <w:jc w:val="center"/>
-              <w:rPr>
-                <w:rFonts w:ascii="標楷體" w:eastAsia="標楷體" w:hAnsi="標楷體"/>
-                <w:color w:val="000000"/>
-                <w:sz w:val="22"/>
-              </w:rPr>
-            </w:pPr>
-            <w:r>
-              <w:rPr>
-                <w:rFonts w:ascii="標楷體" w:eastAsia="標楷體" w:hAnsi="標楷體"/>
-                <w:color w:val="000000"/>
-                <w:sz w:val="22"/>
-              </w:rPr>
-              <w:t>畢(肄)業狀況</w:t>
+            <w:gridSpan w:val="2"/>
+            <w:tcBorders>
+              <w:top w:val="single" w:sz="4" w:space="0" w:color="000000"/>
+              <w:left w:val="single" w:sz="4" w:space="0" w:color="000000"/>
+              <w:right w:val="single" w:sz="4" w:space="0" w:color="000000"/>
+            </w:tcBorders>
+            <w:tcMar>
+              <w:top w:w="0" w:type="dxa"/>
+              <w:left w:w="28" w:type="dxa"/>
+              <w:bottom w:w="0" w:type="dxa"/>
+              <w:right w:w="28" w:type="dxa"/>
+            </w:tcMar>
+          </w:tcPr>
+          <w:p>
+            <w:pPr>
+              <w:spacing w:line="240" w:lineRule="atLeast"/>
+              <w:jc w:val="center"/>
+              <w:rPr>
+                <w:rFonts w:ascii="標楷體" w:eastAsia="標楷體" w:hAnsi="標楷體"/>
+                <w:color w:val="000000"/>
+                <w:sz w:val="22"/>
+              </w:rPr>
+            </w:pPr>
+            <w:r>
+              <w:rPr>
+                <w:rFonts w:ascii="標楷體" w:eastAsia="標楷體" w:hAnsi="標楷體"/>
+                <w:color w:val="000000"/>
+                <w:sz w:val="22"/>
+              </w:rPr>
+              <w:t>畢(</w:t>
+            </w:r>
+            <w:proofErr w:type="gramStart"/>
+            <w:r>
+              <w:rPr>
+                <w:rFonts w:ascii="標楷體" w:eastAsia="標楷體" w:hAnsi="標楷體"/>
+                <w:color w:val="000000"/>
+                <w:sz w:val="22"/>
+              </w:rPr>
+              <w:t>肄</w:t>
+            </w:r>
+            <w:proofErr w:type="gramEnd"/>
+            <w:r>
+              <w:rPr>
+                <w:rFonts w:ascii="標楷體" w:eastAsia="標楷體" w:hAnsi="標楷體"/>
+                <w:color w:val="000000"/>
+                <w:sz w:val="22"/>
+              </w:rPr>
+              <w:t>)業狀況</w:t>
             </w:r>
           </w:p>
         </w:tc>
@@ -2193,7 +2232,25 @@
                 <w:color w:val="000000"/>
                 <w:sz w:val="22"/>
               </w:rPr>
-              <w:t>畢(肄)業年月</w:t>
+              <w:t>畢(</w:t>
+            </w:r>
+            <w:proofErr w:type="gramStart"/>
+            <w:r>
+              <w:rPr>
+                <w:rFonts w:ascii="標楷體" w:eastAsia="標楷體" w:hAnsi="標楷體"/>
+                <w:color w:val="000000"/>
+                <w:sz w:val="22"/>
+              </w:rPr>
+              <w:t>肄</w:t>
+            </w:r>
+            <w:proofErr w:type="gramEnd"/>
+            <w:r>
+              <w:rPr>
+                <w:rFonts w:ascii="標楷體" w:eastAsia="標楷體" w:hAnsi="標楷體"/>
+                <w:color w:val="000000"/>
+                <w:sz w:val="22"/>
+              </w:rPr>
+              <w:t>)業年月</w:t>
             </w:r>
           </w:p>
         </w:tc>
@@ -2298,6 +2355,7 @@
               </w:rPr>
               <w:t>{{</w:t>
             </w:r>
+            <w:proofErr w:type="spellStart"/>
             <w:r>
               <w:rPr>
                 <w:rFonts w:ascii="標楷體" w:eastAsia="標楷體" w:hAnsi="標楷體"/>
@@ -2306,6 +2364,7 @@
               </w:rPr>
               <w:t>SchoolName</w:t>
             </w:r>
+            <w:proofErr w:type="spellEnd"/>
             <w:r>
               <w:rPr>
                 <w:rFonts w:ascii="標楷體" w:eastAsia="標楷體" w:hAnsi="標楷體" w:hint="eastAsia"/>
@@ -2372,7 +2431,7 @@
         <w:tc>
           <w:tcPr>
             <w:tcW w:w="2160" w:type="dxa"/>
-            <w:gridSpan w:val="3"/>
+            <w:gridSpan w:val="2"/>
             <w:tcBorders>
               <w:top w:val="single" w:sz="4" w:space="0" w:color="000000"/>
               <w:left w:val="single" w:sz="4" w:space="0" w:color="000000"/>
@@ -2405,6 +2464,7 @@
               </w:rPr>
               <w:t>{{</w:t>
             </w:r>
+            <w:proofErr w:type="spellStart"/>
             <w:r>
               <w:rPr>
                 <w:rFonts w:ascii="標楷體" w:eastAsia="標楷體" w:hAnsi="標楷體"/>
@@ -2413,6 +2473,7 @@
               </w:rPr>
               <w:t>E_Grad</w:t>
             </w:r>
+            <w:proofErr w:type="spellEnd"/>
             <w:r>
               <w:rPr>
                 <w:rFonts w:ascii="標楷體" w:eastAsia="標楷體" w:hAnsi="標楷體" w:hint="eastAsia"/>
@@ -2437,6 +2498,7 @@
               </w:rPr>
               <w:t>{{</w:t>
             </w:r>
+            <w:proofErr w:type="spellStart"/>
             <w:r>
               <w:rPr>
                 <w:rFonts w:ascii="標楷體" w:eastAsia="標楷體" w:hAnsi="標楷體"/>
@@ -2445,6 +2507,7 @@
               </w:rPr>
               <w:t>E_Under</w:t>
             </w:r>
+            <w:proofErr w:type="spellEnd"/>
             <w:r>
               <w:rPr>
                 <w:rFonts w:ascii="標楷體" w:eastAsia="標楷體" w:hAnsi="標楷體" w:hint="eastAsia"/>
@@ -2469,6 +2532,7 @@
               </w:rPr>
               <w:t>{{</w:t>
             </w:r>
+            <w:proofErr w:type="spellStart"/>
             <w:r>
               <w:rPr>
                 <w:rFonts w:ascii="標楷體" w:eastAsia="標楷體" w:hAnsi="標楷體"/>
@@ -2477,6 +2541,7 @@
               </w:rPr>
               <w:t>E_Stud</w:t>
             </w:r>
+            <w:proofErr w:type="spellEnd"/>
             <w:r>
               <w:rPr>
                 <w:rFonts w:ascii="標楷體" w:eastAsia="標楷體" w:hAnsi="標楷體" w:hint="eastAsia"/>
@@ -2530,6 +2595,7 @@
               </w:rPr>
               <w:t>{{</w:t>
             </w:r>
+            <w:proofErr w:type="spellStart"/>
             <w:r>
               <w:rPr>
                 <w:rFonts w:ascii="標楷體" w:eastAsia="標楷體" w:hAnsi="標楷體"/>
@@ -2538,6 +2604,7 @@
               </w:rPr>
               <w:t>EduDate</w:t>
             </w:r>
+            <w:proofErr w:type="spellEnd"/>
             <w:r>
               <w:rPr>
                 <w:rFonts w:ascii="標楷體" w:eastAsia="標楷體" w:hAnsi="標楷體" w:hint="eastAsia"/>
@@ -2675,7 +2742,7 @@
         <w:tc>
           <w:tcPr>
             <w:tcW w:w="2160" w:type="dxa"/>
-            <w:gridSpan w:val="3"/>
+            <w:gridSpan w:val="2"/>
             <w:tcBorders>
               <w:top w:val="single" w:sz="4" w:space="0" w:color="000000"/>
               <w:left w:val="single" w:sz="4" w:space="0" w:color="000000"/>
@@ -2874,7 +2941,7 @@
         <w:tc>
           <w:tcPr>
             <w:tcW w:w="2160" w:type="dxa"/>
-            <w:gridSpan w:val="3"/>
+            <w:gridSpan w:val="2"/>
             <w:tcBorders>
               <w:top w:val="single" w:sz="4" w:space="0" w:color="000000"/>
               <w:left w:val="single" w:sz="4" w:space="0" w:color="000000"/>
@@ -3020,7 +3087,7 @@
         <w:tc>
           <w:tcPr>
             <w:tcW w:w="7937" w:type="dxa"/>
-            <w:gridSpan w:val="11"/>
+            <w:gridSpan w:val="10"/>
             <w:tcBorders>
               <w:top w:val="single" w:sz="4" w:space="0" w:color="000000"/>
               <w:left w:val="single" w:sz="4" w:space="0" w:color="000000"/>
@@ -3158,7 +3225,7 @@
         <w:tc>
           <w:tcPr>
             <w:tcW w:w="7937" w:type="dxa"/>
-            <w:gridSpan w:val="11"/>
+            <w:gridSpan w:val="10"/>
             <w:tcBorders>
               <w:top w:val="single" w:sz="4" w:space="0" w:color="000000"/>
               <w:left w:val="single" w:sz="4" w:space="0" w:color="000000"/>
@@ -3183,22 +3250,52 @@
             </w:pPr>
             <w:r>
               <w:rPr>
-                <w:rFonts w:ascii="標楷體" w:eastAsia="標楷體" w:hAnsi="標楷體"/>
+                <w:rFonts w:ascii="標楷體" w:eastAsia="標楷體" w:hAnsi="標楷體" w:hint="eastAsia"/>
                 <w:color w:val="000000"/>
                 <w:sz w:val="22"/>
                 <w:szCs w:val="22"/>
               </w:rPr>
-              <w:t>□無  □工作年資</w:t>
-            </w:r>
-            <w:r>
-              <w:rPr>
-                <w:rFonts w:ascii="標楷體" w:eastAsia="標楷體" w:hAnsi="標楷體" w:hint="eastAsia"/>
+              <w:t>{{</w:t>
+            </w:r>
+            <w:proofErr w:type="spellStart"/>
+            <w:r>
+              <w:rPr>
+                <w:rFonts w:ascii="標楷體" w:eastAsia="標楷體" w:hAnsi="標楷體"/>
                 <w:color w:val="000000"/>
                 <w:sz w:val="22"/>
                 <w:szCs w:val="22"/>
               </w:rPr>
+              <w:t>NoWorkExp</w:t>
+            </w:r>
+            <w:proofErr w:type="spellEnd"/>
+            <w:r>
+              <w:rPr>
+                <w:rFonts w:ascii="標楷體" w:eastAsia="標楷體" w:hAnsi="標楷體" w:hint="eastAsia"/>
+                <w:color w:val="000000"/>
+                <w:sz w:val="22"/>
+                <w:szCs w:val="22"/>
+              </w:rPr>
+              <w:t>}}</w:t>
+            </w:r>
+            <w:r>
+              <w:rPr>
+                <w:rFonts w:ascii="標楷體" w:eastAsia="標楷體" w:hAnsi="標楷體"/>
+                <w:color w:val="000000"/>
+                <w:sz w:val="22"/>
+                <w:szCs w:val="22"/>
+              </w:rPr>
+              <w:t xml:space="preserve">無  </w:t>
+            </w:r>
+            <w:r>
+              <w:rPr>
+                <w:rFonts w:ascii="標楷體" w:eastAsia="標楷體" w:hAnsi="標楷體" w:hint="eastAsia"/>
+                <w:color w:val="000000"/>
+                <w:sz w:val="22"/>
+                <w:szCs w:val="22"/>
+              </w:rPr>
               <w:t>{{</w:t>
             </w:r>
+            <w:proofErr w:type="spellStart"/>
             <w:r>
               <w:rPr>
                 <w:rFonts w:ascii="標楷體" w:eastAsia="標楷體" w:hAnsi="標楷體"/>
@@ -3206,8 +3303,47 @@
                 <w:sz w:val="22"/>
                 <w:szCs w:val="22"/>
               </w:rPr>
+              <w:t>WorkExp</w:t>
+            </w:r>
+            <w:proofErr w:type="spellEnd"/>
+            <w:r>
+              <w:rPr>
+                <w:rFonts w:ascii="標楷體" w:eastAsia="標楷體" w:hAnsi="標楷體" w:hint="eastAsia"/>
+                <w:color w:val="000000"/>
+                <w:sz w:val="22"/>
+                <w:szCs w:val="22"/>
+              </w:rPr>
+              <w:t>}}</w:t>
+            </w:r>
+            <w:r>
+              <w:rPr>
+                <w:rFonts w:ascii="標楷體" w:eastAsia="標楷體" w:hAnsi="標楷體"/>
+                <w:color w:val="000000"/>
+                <w:sz w:val="22"/>
+                <w:szCs w:val="22"/>
+              </w:rPr>
+              <w:t>工作年資</w:t>
+            </w:r>
+            <w:r>
+              <w:rPr>
+                <w:rFonts w:ascii="標楷體" w:eastAsia="標楷體" w:hAnsi="標楷體" w:hint="eastAsia"/>
+                <w:color w:val="000000"/>
+                <w:sz w:val="22"/>
+                <w:szCs w:val="22"/>
+              </w:rPr>
+              <w:t>{{</w:t>
+            </w:r>
+            <w:proofErr w:type="spellStart"/>
+            <w:r>
+              <w:rPr>
+                <w:rFonts w:ascii="標楷體" w:eastAsia="標楷體" w:hAnsi="標楷體"/>
+                <w:color w:val="000000"/>
+                <w:sz w:val="22"/>
+                <w:szCs w:val="22"/>
+              </w:rPr>
               <w:t>WorkExperienceYears</w:t>
             </w:r>
+            <w:proofErr w:type="spellEnd"/>
             <w:r>
               <w:rPr>
                 <w:rFonts w:ascii="標楷體" w:eastAsia="標楷體" w:hAnsi="標楷體" w:hint="eastAsia"/>
@@ -3387,8 +3523,8 @@
         </w:tc>
         <w:tc>
           <w:tcPr>
-            <w:tcW w:w="1984" w:type="dxa"/>
-            <w:gridSpan w:val="4"/>
+            <w:tcW w:w="3969" w:type="dxa"/>
+            <w:gridSpan w:val="5"/>
             <w:tcBorders>
               <w:top w:val="single" w:sz="4" w:space="0" w:color="000000"/>
               <w:left w:val="single" w:sz="4" w:space="0" w:color="000000"/>
@@ -3422,46 +3558,6 @@
                 <w:szCs w:val="22"/>
               </w:rPr>
               <w:t>工作說明</w:t>
-            </w:r>
-          </w:p>
-        </w:tc>
-        <w:tc>
-          <w:tcPr>
-            <w:tcW w:w="1985" w:type="dxa"/>
-            <w:gridSpan w:val="2"/>
-            <w:tcBorders>
-              <w:top w:val="single" w:sz="4" w:space="0" w:color="000000"/>
-              <w:left w:val="single" w:sz="4" w:space="0" w:color="000000"/>
-              <w:bottom w:val="single" w:sz="4" w:space="0" w:color="000000"/>
-              <w:right w:val="single" w:sz="4" w:space="0" w:color="000000"/>
-            </w:tcBorders>
-            <w:tcMar>
-              <w:top w:w="0" w:type="dxa"/>
-              <w:left w:w="28" w:type="dxa"/>
-              <w:bottom w:w="0" w:type="dxa"/>
-              <w:right w:w="28" w:type="dxa"/>
-            </w:tcMar>
-            <w:vAlign w:val="center"/>
-          </w:tcPr>
-          <w:p>
-            <w:pPr>
-              <w:spacing w:line="240" w:lineRule="atLeast"/>
-              <w:jc w:val="center"/>
-              <w:rPr>
-                <w:rFonts w:ascii="標楷體" w:eastAsia="標楷體" w:hAnsi="標楷體"/>
-                <w:color w:val="000000"/>
-                <w:sz w:val="22"/>
-                <w:szCs w:val="22"/>
-              </w:rPr>
-            </w:pPr>
-            <w:r>
-              <w:rPr>
-                <w:rFonts w:ascii="標楷體" w:eastAsia="標楷體" w:hAnsi="標楷體"/>
-                <w:color w:val="000000"/>
-                <w:sz w:val="22"/>
-                <w:szCs w:val="22"/>
-              </w:rPr>
-              <w:t>薪資</w:t>
             </w:r>
           </w:p>
         </w:tc>
@@ -3567,7 +3663,25 @@
                 <w:color w:val="000000"/>
                 <w:sz w:val="22"/>
               </w:rPr>
-              <w:t>{{CompanyName}}</w:t>
+              <w:t>{{</w:t>
+            </w:r>
+            <w:proofErr w:type="spellStart"/>
+            <w:r>
+              <w:rPr>
+                <w:rFonts w:ascii="標楷體" w:eastAsia="標楷體" w:hAnsi="標楷體" w:hint="eastAsia"/>
+                <w:color w:val="000000"/>
+                <w:sz w:val="22"/>
+              </w:rPr>
+              <w:t>CompanyName</w:t>
+            </w:r>
+            <w:proofErr w:type="spellEnd"/>
+            <w:r>
+              <w:rPr>
+                <w:rFonts w:ascii="標楷體" w:eastAsia="標楷體" w:hAnsi="標楷體" w:hint="eastAsia"/>
+                <w:color w:val="000000"/>
+                <w:sz w:val="22"/>
+              </w:rPr>
+              <w:t>}}</w:t>
             </w:r>
           </w:p>
         </w:tc>
@@ -3604,45 +3718,66 @@
                 <w:color w:val="000000"/>
                 <w:sz w:val="22"/>
               </w:rPr>
-              <w:t>{{JobTitle}}</w:t>
-            </w:r>
-          </w:p>
-        </w:tc>
-        <w:tc>
-          <w:tcPr>
-            <w:tcW w:w="1984" w:type="dxa"/>
-            <w:gridSpan w:val="4"/>
-            <w:tcBorders>
-              <w:top w:val="single" w:sz="4" w:space="0" w:color="000000"/>
-              <w:left w:val="single" w:sz="4" w:space="0" w:color="000000"/>
-              <w:bottom w:val="single" w:sz="4" w:space="0" w:color="000000"/>
-              <w:right w:val="single" w:sz="4" w:space="0" w:color="000000"/>
-            </w:tcBorders>
-            <w:tcMar>
-              <w:top w:w="0" w:type="dxa"/>
-              <w:left w:w="28" w:type="dxa"/>
-              <w:bottom w:w="0" w:type="dxa"/>
-              <w:right w:w="28" w:type="dxa"/>
-            </w:tcMar>
-          </w:tcPr>
-          <w:p>
-            <w:pPr>
-              <w:spacing w:line="240" w:lineRule="atLeast"/>
-              <w:jc w:val="center"/>
-              <w:rPr>
-                <w:rFonts w:ascii="標楷體" w:eastAsia="標楷體" w:hAnsi="標楷體"/>
-                <w:color w:val="000000"/>
-                <w:sz w:val="22"/>
-              </w:rPr>
-            </w:pPr>
-            <w:r>
-              <w:rPr>
-                <w:rFonts w:ascii="標楷體" w:eastAsia="標楷體" w:hAnsi="標楷體" w:hint="eastAsia"/>
-                <w:color w:val="000000"/>
-                <w:sz w:val="22"/>
-              </w:rPr>
               <w:t>{{</w:t>
             </w:r>
+            <w:proofErr w:type="spellStart"/>
+            <w:r>
+              <w:rPr>
+                <w:rFonts w:ascii="標楷體" w:eastAsia="標楷體" w:hAnsi="標楷體" w:hint="eastAsia"/>
+                <w:color w:val="000000"/>
+                <w:sz w:val="22"/>
+              </w:rPr>
+              <w:t>JobTitle</w:t>
+            </w:r>
+            <w:proofErr w:type="spellEnd"/>
+            <w:r>
+              <w:rPr>
+                <w:rFonts w:ascii="標楷體" w:eastAsia="標楷體" w:hAnsi="標楷體" w:hint="eastAsia"/>
+                <w:color w:val="000000"/>
+                <w:sz w:val="22"/>
+              </w:rPr>
+              <w:t>}}</w:t>
+            </w:r>
+          </w:p>
+        </w:tc>
+        <w:tc>
+          <w:tcPr>
+            <w:tcW w:w="3969" w:type="dxa"/>
+            <w:gridSpan w:val="5"/>
+            <w:tcBorders>
+              <w:top w:val="single" w:sz="4" w:space="0" w:color="000000"/>
+              <w:left w:val="single" w:sz="4" w:space="0" w:color="000000"/>
+              <w:bottom w:val="single" w:sz="4" w:space="0" w:color="000000"/>
+              <w:right w:val="single" w:sz="4" w:space="0" w:color="000000"/>
+            </w:tcBorders>
+            <w:tcMar>
+              <w:top w:w="0" w:type="dxa"/>
+              <w:left w:w="28" w:type="dxa"/>
+              <w:bottom w:w="0" w:type="dxa"/>
+              <w:right w:w="28" w:type="dxa"/>
+            </w:tcMar>
+          </w:tcPr>
+          <w:p>
+            <w:pPr>
+              <w:snapToGrid w:val="0"/>
+              <w:spacing w:line="240" w:lineRule="atLeast"/>
+              <w:jc w:val="center"/>
+              <w:rPr>
+                <w:rFonts w:ascii="標楷體" w:eastAsia="標楷體" w:hAnsi="標楷體"/>
+                <w:color w:val="000000"/>
+                <w:sz w:val="22"/>
+                <w:szCs w:val="22"/>
+              </w:rPr>
+            </w:pPr>
+            <w:r>
+              <w:rPr>
+                <w:rFonts w:ascii="標楷體" w:eastAsia="標楷體" w:hAnsi="標楷體" w:hint="eastAsia"/>
+                <w:color w:val="000000"/>
+                <w:sz w:val="22"/>
+              </w:rPr>
+              <w:t>{{</w:t>
+            </w:r>
+            <w:proofErr w:type="spellStart"/>
             <w:r>
               <w:rPr>
                 <w:rFonts w:ascii="標楷體" w:eastAsia="標楷體" w:hAnsi="標楷體"/>
@@ -3651,6 +3786,7 @@
               </w:rPr>
               <w:t>JobDescription</w:t>
             </w:r>
+            <w:proofErr w:type="spellEnd"/>
             <w:r>
               <w:rPr>
                 <w:rFonts w:ascii="標楷體" w:eastAsia="標楷體" w:hAnsi="標楷體" w:hint="eastAsia"/>
@@ -3658,47 +3794,6 @@
                 <w:sz w:val="22"/>
               </w:rPr>
               <w:t>}}</w:t>
-            </w:r>
-          </w:p>
-        </w:tc>
-        <w:tc>
-          <w:tcPr>
-            <w:tcW w:w="1985" w:type="dxa"/>
-            <w:gridSpan w:val="2"/>
-            <w:tcBorders>
-              <w:top w:val="single" w:sz="4" w:space="0" w:color="000000"/>
-              <w:left w:val="single" w:sz="4" w:space="0" w:color="000000"/>
-              <w:bottom w:val="single" w:sz="4" w:space="0" w:color="000000"/>
-              <w:right w:val="single" w:sz="4" w:space="0" w:color="000000"/>
-            </w:tcBorders>
-            <w:tcMar>
-              <w:top w:w="0" w:type="dxa"/>
-              <w:left w:w="28" w:type="dxa"/>
-              <w:bottom w:w="0" w:type="dxa"/>
-              <w:right w:w="28" w:type="dxa"/>
-            </w:tcMar>
-            <w:vAlign w:val="center"/>
-          </w:tcPr>
-          <w:p>
-            <w:pPr>
-              <w:snapToGrid w:val="0"/>
-              <w:spacing w:line="240" w:lineRule="atLeast"/>
-              <w:jc w:val="center"/>
-              <w:rPr>
-                <w:rFonts w:ascii="標楷體" w:eastAsia="標楷體" w:hAnsi="標楷體"/>
-                <w:color w:val="000000"/>
-                <w:sz w:val="22"/>
-                <w:szCs w:val="22"/>
-              </w:rPr>
-            </w:pPr>
-            <w:r>
-              <w:rPr>
-                <w:rFonts w:ascii="標楷體" w:eastAsia="標楷體" w:hAnsi="標楷體"/>
-                <w:color w:val="000000"/>
-                <w:sz w:val="22"/>
-                <w:szCs w:val="22"/>
-              </w:rPr>
-              <w:t>年 月~  年 月</w:t>
             </w:r>
           </w:p>
         </w:tc>
@@ -3831,50 +3926,20 @@
         </w:tc>
         <w:tc>
           <w:tcPr>
-            <w:tcW w:w="1984" w:type="dxa"/>
-            <w:gridSpan w:val="4"/>
-            <w:tcBorders>
-              <w:top w:val="single" w:sz="4" w:space="0" w:color="000000"/>
-              <w:left w:val="single" w:sz="4" w:space="0" w:color="000000"/>
-              <w:bottom w:val="single" w:sz="4" w:space="0" w:color="000000"/>
-              <w:right w:val="single" w:sz="4" w:space="0" w:color="000000"/>
-            </w:tcBorders>
-            <w:tcMar>
-              <w:top w:w="0" w:type="dxa"/>
-              <w:left w:w="28" w:type="dxa"/>
-              <w:bottom w:w="0" w:type="dxa"/>
-              <w:right w:w="28" w:type="dxa"/>
-            </w:tcMar>
-          </w:tcPr>
-          <w:p>
-            <w:pPr>
-              <w:spacing w:line="240" w:lineRule="atLeast"/>
-              <w:jc w:val="center"/>
-              <w:rPr>
-                <w:rFonts w:ascii="標楷體" w:eastAsia="標楷體" w:hAnsi="標楷體"/>
-                <w:color w:val="000000"/>
-                <w:sz w:val="22"/>
-              </w:rPr>
-            </w:pPr>
-          </w:p>
-        </w:tc>
-        <w:tc>
-          <w:tcPr>
-            <w:tcW w:w="1985" w:type="dxa"/>
-            <w:gridSpan w:val="2"/>
-            <w:tcBorders>
-              <w:top w:val="single" w:sz="4" w:space="0" w:color="000000"/>
-              <w:left w:val="single" w:sz="4" w:space="0" w:color="000000"/>
-              <w:bottom w:val="single" w:sz="4" w:space="0" w:color="000000"/>
-              <w:right w:val="single" w:sz="4" w:space="0" w:color="000000"/>
-            </w:tcBorders>
-            <w:tcMar>
-              <w:top w:w="0" w:type="dxa"/>
-              <w:left w:w="28" w:type="dxa"/>
-              <w:bottom w:w="0" w:type="dxa"/>
-              <w:right w:w="28" w:type="dxa"/>
-            </w:tcMar>
-            <w:vAlign w:val="center"/>
+            <w:tcW w:w="3969" w:type="dxa"/>
+            <w:gridSpan w:val="5"/>
+            <w:tcBorders>
+              <w:top w:val="single" w:sz="4" w:space="0" w:color="000000"/>
+              <w:left w:val="single" w:sz="4" w:space="0" w:color="000000"/>
+              <w:bottom w:val="single" w:sz="4" w:space="0" w:color="000000"/>
+              <w:right w:val="single" w:sz="4" w:space="0" w:color="000000"/>
+            </w:tcBorders>
+            <w:tcMar>
+              <w:top w:w="0" w:type="dxa"/>
+              <w:left w:w="28" w:type="dxa"/>
+              <w:bottom w:w="0" w:type="dxa"/>
+              <w:right w:w="28" w:type="dxa"/>
+            </w:tcMar>
           </w:tcPr>
           <w:p>
             <w:pPr>
@@ -3888,15 +3953,6 @@
                 <w:szCs w:val="22"/>
               </w:rPr>
             </w:pPr>
-            <w:r>
-              <w:rPr>
-                <w:rFonts w:ascii="標楷體" w:eastAsia="標楷體" w:hAnsi="標楷體"/>
-                <w:color w:val="000000"/>
-                <w:sz w:val="22"/>
-                <w:szCs w:val="22"/>
-              </w:rPr>
-              <w:t>年 月~  年 月</w:t>
-            </w:r>
           </w:p>
         </w:tc>
       </w:tr>
@@ -4028,50 +4084,20 @@
         </w:tc>
         <w:tc>
           <w:tcPr>
-            <w:tcW w:w="1984" w:type="dxa"/>
-            <w:gridSpan w:val="4"/>
-            <w:tcBorders>
-              <w:top w:val="single" w:sz="4" w:space="0" w:color="000000"/>
-              <w:left w:val="single" w:sz="4" w:space="0" w:color="000000"/>
-              <w:bottom w:val="single" w:sz="4" w:space="0" w:color="000000"/>
-              <w:right w:val="single" w:sz="4" w:space="0" w:color="000000"/>
-            </w:tcBorders>
-            <w:tcMar>
-              <w:top w:w="0" w:type="dxa"/>
-              <w:left w:w="28" w:type="dxa"/>
-              <w:bottom w:w="0" w:type="dxa"/>
-              <w:right w:w="28" w:type="dxa"/>
-            </w:tcMar>
-          </w:tcPr>
-          <w:p>
-            <w:pPr>
-              <w:spacing w:line="240" w:lineRule="atLeast"/>
-              <w:jc w:val="center"/>
-              <w:rPr>
-                <w:rFonts w:ascii="標楷體" w:eastAsia="標楷體" w:hAnsi="標楷體"/>
-                <w:color w:val="000000"/>
-                <w:sz w:val="22"/>
-              </w:rPr>
-            </w:pPr>
-          </w:p>
-        </w:tc>
-        <w:tc>
-          <w:tcPr>
-            <w:tcW w:w="1985" w:type="dxa"/>
-            <w:gridSpan w:val="2"/>
-            <w:tcBorders>
-              <w:top w:val="single" w:sz="4" w:space="0" w:color="000000"/>
-              <w:left w:val="single" w:sz="4" w:space="0" w:color="000000"/>
-              <w:bottom w:val="single" w:sz="4" w:space="0" w:color="000000"/>
-              <w:right w:val="single" w:sz="4" w:space="0" w:color="000000"/>
-            </w:tcBorders>
-            <w:tcMar>
-              <w:top w:w="0" w:type="dxa"/>
-              <w:left w:w="28" w:type="dxa"/>
-              <w:bottom w:w="0" w:type="dxa"/>
-              <w:right w:w="28" w:type="dxa"/>
-            </w:tcMar>
-            <w:vAlign w:val="center"/>
+            <w:tcW w:w="3969" w:type="dxa"/>
+            <w:gridSpan w:val="5"/>
+            <w:tcBorders>
+              <w:top w:val="single" w:sz="4" w:space="0" w:color="000000"/>
+              <w:left w:val="single" w:sz="4" w:space="0" w:color="000000"/>
+              <w:bottom w:val="single" w:sz="4" w:space="0" w:color="000000"/>
+              <w:right w:val="single" w:sz="4" w:space="0" w:color="000000"/>
+            </w:tcBorders>
+            <w:tcMar>
+              <w:top w:w="0" w:type="dxa"/>
+              <w:left w:w="28" w:type="dxa"/>
+              <w:bottom w:w="0" w:type="dxa"/>
+              <w:right w:w="28" w:type="dxa"/>
+            </w:tcMar>
           </w:tcPr>
           <w:p>
             <w:pPr>
@@ -4085,15 +4111,6 @@
                 <w:szCs w:val="22"/>
               </w:rPr>
             </w:pPr>
-            <w:r>
-              <w:rPr>
-                <w:rFonts w:ascii="標楷體" w:eastAsia="標楷體" w:hAnsi="標楷體"/>
-                <w:color w:val="000000"/>
-                <w:sz w:val="22"/>
-                <w:szCs w:val="22"/>
-              </w:rPr>
-              <w:t>年 月~  年 月</w:t>
-            </w:r>
           </w:p>
         </w:tc>
       </w:tr>
@@ -4197,7 +4214,7 @@
         <w:tc>
           <w:tcPr>
             <w:tcW w:w="7937" w:type="dxa"/>
-            <w:gridSpan w:val="11"/>
+            <w:gridSpan w:val="10"/>
             <w:tcBorders>
               <w:top w:val="single" w:sz="4" w:space="0" w:color="000000"/>
               <w:left w:val="single" w:sz="4" w:space="0" w:color="000000"/>
@@ -4236,6 +4253,7 @@
               </w:rPr>
               <w:t>{{</w:t>
             </w:r>
+            <w:proofErr w:type="spellStart"/>
             <w:r>
               <w:rPr>
                 <w:rFonts w:ascii="標楷體" w:eastAsia="標楷體" w:hAnsi="標楷體"/>
@@ -4244,6 +4262,7 @@
               </w:rPr>
               <w:t>L_None</w:t>
             </w:r>
+            <w:proofErr w:type="spellEnd"/>
             <w:r>
               <w:rPr>
                 <w:rFonts w:ascii="標楷體" w:eastAsia="標楷體" w:hAnsi="標楷體" w:hint="eastAsia"/>
@@ -4330,7 +4349,7 @@
         <w:tc>
           <w:tcPr>
             <w:tcW w:w="7937" w:type="dxa"/>
-            <w:gridSpan w:val="11"/>
+            <w:gridSpan w:val="10"/>
             <w:tcBorders>
               <w:top w:val="single" w:sz="4" w:space="0" w:color="000000"/>
               <w:left w:val="single" w:sz="4" w:space="0" w:color="000000"/>
@@ -4543,7 +4562,7 @@
         <w:tc>
           <w:tcPr>
             <w:tcW w:w="7937" w:type="dxa"/>
-            <w:gridSpan w:val="11"/>
+            <w:gridSpan w:val="10"/>
             <w:tcBorders>
               <w:top w:val="single" w:sz="4" w:space="0" w:color="000000"/>
               <w:left w:val="single" w:sz="4" w:space="0" w:color="000000"/>
@@ -4772,7 +4791,7 @@
         <w:tc>
           <w:tcPr>
             <w:tcW w:w="7937" w:type="dxa"/>
-            <w:gridSpan w:val="11"/>
+            <w:gridSpan w:val="10"/>
             <w:tcBorders>
               <w:top w:val="single" w:sz="4" w:space="0" w:color="000000"/>
               <w:left w:val="single" w:sz="4" w:space="0" w:color="000000"/>
@@ -5002,7 +5021,7 @@
         <w:tc>
           <w:tcPr>
             <w:tcW w:w="7937" w:type="dxa"/>
-            <w:gridSpan w:val="11"/>
+            <w:gridSpan w:val="10"/>
             <w:tcBorders>
               <w:top w:val="single" w:sz="4" w:space="0" w:color="000000"/>
               <w:left w:val="single" w:sz="4" w:space="0" w:color="000000"/>
@@ -5233,7 +5252,7 @@
         <w:tc>
           <w:tcPr>
             <w:tcW w:w="7937" w:type="dxa"/>
-            <w:gridSpan w:val="11"/>
+            <w:gridSpan w:val="10"/>
             <w:tcBorders>
               <w:top w:val="single" w:sz="4" w:space="0" w:color="000000"/>
               <w:left w:val="single" w:sz="4" w:space="0" w:color="000000"/>
@@ -5261,7 +5280,49 @@
                 <w:color w:val="000000"/>
                 <w:sz w:val="22"/>
               </w:rPr>
-              <w:t>6.其他________</w:t>
+              <w:t>6.其他</w:t>
+            </w:r>
+            <w:r>
+              <w:rPr>
+                <w:rFonts w:ascii="標楷體" w:eastAsia="標楷體" w:hAnsi="標楷體"/>
+                <w:color w:val="000000"/>
+                <w:sz w:val="22"/>
+              </w:rPr>
+              <w:t>：</w:t>
+            </w:r>
+            <w:r>
+              <w:rPr>
+                <w:rFonts w:ascii="標楷體" w:eastAsia="標楷體" w:hAnsi="標楷體" w:hint="eastAsia"/>
+                <w:color w:val="000000"/>
+                <w:sz w:val="22"/>
+              </w:rPr>
+              <w:t>{{</w:t>
+            </w:r>
+            <w:proofErr w:type="spellStart"/>
+            <w:r>
+              <w:rPr>
+                <w:rFonts w:ascii="標楷體" w:eastAsia="標楷體" w:hAnsi="標楷體"/>
+                <w:color w:val="000000"/>
+                <w:sz w:val="22"/>
+              </w:rPr>
+              <w:t>L_Other_Name</w:t>
+            </w:r>
+            <w:proofErr w:type="spellEnd"/>
+            <w:r>
+              <w:rPr>
+                <w:rFonts w:ascii="標楷體" w:eastAsia="標楷體" w:hAnsi="標楷體" w:hint="eastAsia"/>
+                <w:color w:val="000000"/>
+                <w:sz w:val="22"/>
+              </w:rPr>
+              <w:t xml:space="preserve">}} </w:t>
+            </w:r>
+            <w:r>
+              <w:rPr>
+                <w:rFonts w:ascii="標楷體" w:eastAsia="標楷體" w:hAnsi="標楷體" w:hint="eastAsia"/>
+                <w:color w:val="000000"/>
+                <w:sz w:val="22"/>
+              </w:rPr>
+              <w:t xml:space="preserve"> </w:t>
             </w:r>
             <w:r>
               <w:rPr>
@@ -5489,7 +5550,7 @@
         <w:tc>
           <w:tcPr>
             <w:tcW w:w="7937" w:type="dxa"/>
-            <w:gridSpan w:val="11"/>
+            <w:gridSpan w:val="10"/>
             <w:tcBorders>
               <w:top w:val="single" w:sz="4" w:space="0" w:color="000000"/>
               <w:left w:val="single" w:sz="4" w:space="0" w:color="000000"/>
@@ -5529,6 +5590,7 @@
               </w:rPr>
               <w:t>{{</w:t>
             </w:r>
+            <w:proofErr w:type="spellStart"/>
             <w:r>
               <w:rPr>
                 <w:rFonts w:ascii="標楷體" w:eastAsia="標楷體" w:hAnsi="標楷體"/>
@@ -5537,6 +5599,7 @@
               </w:rPr>
               <w:t>D_Self_S</w:t>
             </w:r>
+            <w:proofErr w:type="spellEnd"/>
             <w:r>
               <w:rPr>
                 <w:rFonts w:ascii="標楷體" w:eastAsia="標楷體" w:hAnsi="標楷體" w:hint="eastAsia"/>
@@ -5561,6 +5624,7 @@
               </w:rPr>
               <w:t>{{</w:t>
             </w:r>
+            <w:proofErr w:type="spellStart"/>
             <w:r>
               <w:rPr>
                 <w:rFonts w:ascii="標楷體" w:eastAsia="標楷體" w:hAnsi="標楷體"/>
@@ -5575,7 +5639,16 @@
                 <w:color w:val="000000"/>
                 <w:sz w:val="22"/>
               </w:rPr>
-              <w:t>B}}</w:t>
+              <w:t>B</w:t>
+            </w:r>
+            <w:proofErr w:type="spellEnd"/>
+            <w:r>
+              <w:rPr>
+                <w:rFonts w:ascii="標楷體" w:eastAsia="標楷體" w:hAnsi="標楷體" w:hint="eastAsia"/>
+                <w:color w:val="000000"/>
+                <w:sz w:val="22"/>
+              </w:rPr>
+              <w:t>}}</w:t>
             </w:r>
             <w:r>
               <w:rPr>
@@ -5593,6 +5666,7 @@
               </w:rPr>
               <w:t>{{</w:t>
             </w:r>
+            <w:proofErr w:type="spellStart"/>
             <w:r>
               <w:rPr>
                 <w:rFonts w:ascii="標楷體" w:eastAsia="標楷體" w:hAnsi="標楷體"/>
@@ -5601,6 +5675,7 @@
               </w:rPr>
               <w:t>D_Pro_S</w:t>
             </w:r>
+            <w:proofErr w:type="spellEnd"/>
             <w:r>
               <w:rPr>
                 <w:rFonts w:ascii="標楷體" w:eastAsia="標楷體" w:hAnsi="標楷體" w:hint="eastAsia"/>
@@ -5625,6 +5700,7 @@
               </w:rPr>
               <w:t>{{</w:t>
             </w:r>
+            <w:proofErr w:type="spellStart"/>
             <w:r>
               <w:rPr>
                 <w:rFonts w:ascii="標楷體" w:eastAsia="標楷體" w:hAnsi="標楷體"/>
@@ -5633,6 +5709,7 @@
               </w:rPr>
               <w:t>D_Pro_B</w:t>
             </w:r>
+            <w:proofErr w:type="spellEnd"/>
             <w:r>
               <w:rPr>
                 <w:rFonts w:ascii="標楷體" w:eastAsia="標楷體" w:hAnsi="標楷體" w:hint="eastAsia"/>
@@ -5657,6 +5734,7 @@
               </w:rPr>
               <w:t>{{</w:t>
             </w:r>
+            <w:proofErr w:type="spellStart"/>
             <w:r>
               <w:rPr>
                 <w:rFonts w:ascii="標楷體" w:eastAsia="標楷體" w:hAnsi="標楷體"/>
@@ -5665,6 +5743,7 @@
               </w:rPr>
               <w:t>D_Pro_K</w:t>
             </w:r>
+            <w:proofErr w:type="spellEnd"/>
             <w:r>
               <w:rPr>
                 <w:rFonts w:ascii="標楷體" w:eastAsia="標楷體" w:hAnsi="標楷體" w:hint="eastAsia"/>
@@ -5707,6 +5786,7 @@
               </w:rPr>
               <w:t>{{</w:t>
             </w:r>
+            <w:proofErr w:type="spellStart"/>
             <w:r>
               <w:rPr>
                 <w:rFonts w:ascii="標楷體" w:eastAsia="標楷體" w:hAnsi="標楷體"/>
@@ -5715,6 +5795,7 @@
               </w:rPr>
               <w:t>D_Moto_L</w:t>
             </w:r>
+            <w:proofErr w:type="spellEnd"/>
             <w:r>
               <w:rPr>
                 <w:rFonts w:ascii="標楷體" w:eastAsia="標楷體" w:hAnsi="標楷體" w:hint="eastAsia"/>
@@ -5739,6 +5820,7 @@
               </w:rPr>
               <w:t>{{</w:t>
             </w:r>
+            <w:proofErr w:type="spellStart"/>
             <w:r>
               <w:rPr>
                 <w:rFonts w:ascii="標楷體" w:eastAsia="標楷體" w:hAnsi="標楷體"/>
@@ -5747,6 +5829,7 @@
               </w:rPr>
               <w:t>D_Moto_H</w:t>
             </w:r>
+            <w:proofErr w:type="spellEnd"/>
             <w:r>
               <w:rPr>
                 <w:rFonts w:ascii="標楷體" w:eastAsia="標楷體" w:hAnsi="標楷體" w:hint="eastAsia"/>
@@ -5757,11 +5840,29 @@
             </w:r>
             <w:r>
               <w:rPr>
-                <w:rFonts w:ascii="標楷體" w:eastAsia="標楷體" w:hAnsi="標楷體"/>
-                <w:color w:val="000000"/>
-                <w:sz w:val="22"/>
-              </w:rPr>
-              <w:t>重型汽(機)車</w:t>
+                <w:rFonts w:ascii="標楷體" w:eastAsia="標楷體" w:hAnsi="標楷體" w:hint="eastAsia"/>
+                <w:color w:val="000000"/>
+                <w:sz w:val="22"/>
+              </w:rPr>
+              <w:t>；</w:t>
+            </w:r>
+            <w:proofErr w:type="gramStart"/>
+            <w:r>
+              <w:rPr>
+                <w:rFonts w:ascii="標楷體" w:eastAsia="標楷體" w:hAnsi="標楷體"/>
+                <w:color w:val="000000"/>
+                <w:sz w:val="22"/>
+              </w:rPr>
+              <w:t>重型汽(</w:t>
+            </w:r>
+            <w:proofErr w:type="gramEnd"/>
+            <w:r>
+              <w:rPr>
+                <w:rFonts w:ascii="標楷體" w:eastAsia="標楷體" w:hAnsi="標楷體"/>
+                <w:color w:val="000000"/>
+                <w:sz w:val="22"/>
+              </w:rPr>
+              <w:t>機)車</w:t>
             </w:r>
             <w:r>
               <w:rPr>
@@ -5771,6 +5872,7 @@
               </w:rPr>
               <w:t>{{</w:t>
             </w:r>
+            <w:proofErr w:type="spellStart"/>
             <w:r>
               <w:rPr>
                 <w:rFonts w:ascii="標楷體" w:eastAsia="標楷體" w:hAnsi="標楷體"/>
@@ -5779,6 +5881,7 @@
               </w:rPr>
               <w:t>D_None</w:t>
             </w:r>
+            <w:proofErr w:type="spellEnd"/>
             <w:r>
               <w:rPr>
                 <w:rFonts w:ascii="標楷體" w:eastAsia="標楷體" w:hAnsi="標楷體" w:hint="eastAsia"/>
@@ -5803,6 +5906,7 @@
               </w:rPr>
               <w:t>{{</w:t>
             </w:r>
+            <w:proofErr w:type="spellStart"/>
             <w:r>
               <w:rPr>
                 <w:rFonts w:ascii="標楷體" w:eastAsia="標楷體" w:hAnsi="標楷體"/>
@@ -5811,6 +5915,7 @@
               </w:rPr>
               <w:t>D_Own</w:t>
             </w:r>
+            <w:proofErr w:type="spellEnd"/>
             <w:r>
               <w:rPr>
                 <w:rFonts w:ascii="標楷體" w:eastAsia="標楷體" w:hAnsi="標楷體" w:hint="eastAsia"/>
@@ -5906,7 +6011,7 @@
         <w:tc>
           <w:tcPr>
             <w:tcW w:w="7937" w:type="dxa"/>
-            <w:gridSpan w:val="11"/>
+            <w:gridSpan w:val="10"/>
             <w:tcBorders>
               <w:top w:val="single" w:sz="4" w:space="0" w:color="000000"/>
               <w:left w:val="single" w:sz="4" w:space="0" w:color="000000"/>
@@ -5944,7 +6049,16 @@
                 <w:color w:val="000000"/>
                 <w:sz w:val="22"/>
               </w:rPr>
-              <w:t>{{Spec1}}</w:t>
+              <w:t>{{Spec1</w:t>
+            </w:r>
+            <w:proofErr w:type="gramStart"/>
+            <w:r>
+              <w:rPr>
+                <w:rFonts w:ascii="標楷體" w:eastAsia="標楷體" w:hAnsi="標楷體"/>
+                <w:color w:val="000000"/>
+                <w:sz w:val="22"/>
+              </w:rPr>
+              <w:t>}}</w:t>
             </w:r>
             <w:r>
               <w:rPr>
@@ -5960,7 +6074,25 @@
                 <w:color w:val="000000"/>
                 <w:sz w:val="22"/>
               </w:rPr>
-              <w:t>{{Spec2}}</w:t>
+              <w:t>{</w:t>
+            </w:r>
+            <w:proofErr w:type="gramEnd"/>
+            <w:r>
+              <w:rPr>
+                <w:rFonts w:ascii="標楷體" w:eastAsia="標楷體" w:hAnsi="標楷體"/>
+                <w:color w:val="000000"/>
+                <w:sz w:val="22"/>
+              </w:rPr>
+              <w:t>{Spec2</w:t>
+            </w:r>
+            <w:proofErr w:type="gramStart"/>
+            <w:r>
+              <w:rPr>
+                <w:rFonts w:ascii="標楷體" w:eastAsia="標楷體" w:hAnsi="標楷體"/>
+                <w:color w:val="000000"/>
+                <w:sz w:val="22"/>
+              </w:rPr>
+              <w:t>}}</w:t>
             </w:r>
             <w:r>
               <w:rPr>
@@ -5977,6 +6109,39 @@
                 <w:sz w:val="22"/>
               </w:rPr>
               <w:t>3.</w:t>
+            </w:r>
+            <w:r>
+              <w:rPr>
+                <w:rFonts w:ascii="標楷體" w:eastAsia="標楷體" w:hAnsi="標楷體"/>
+                <w:color w:val="000000"/>
+                <w:sz w:val="22"/>
+              </w:rPr>
+              <w:t>{</w:t>
+            </w:r>
+            <w:proofErr w:type="gramEnd"/>
+            <w:r>
+              <w:rPr>
+                <w:rFonts w:ascii="標楷體" w:eastAsia="標楷體" w:hAnsi="標楷體"/>
+                <w:color w:val="000000"/>
+                <w:sz w:val="22"/>
+              </w:rPr>
+              <w:t>{Spec</w:t>
+            </w:r>
+            <w:r>
+              <w:rPr>
+                <w:rFonts w:ascii="標楷體" w:eastAsia="標楷體" w:hAnsi="標楷體" w:hint="eastAsia"/>
+                <w:color w:val="000000"/>
+                <w:sz w:val="22"/>
+              </w:rPr>
+              <w:t>3</w:t>
+            </w:r>
+            <w:r>
+              <w:rPr>
+                <w:rFonts w:ascii="標楷體" w:eastAsia="標楷體" w:hAnsi="標楷體"/>
+                <w:color w:val="000000"/>
+                <w:sz w:val="22"/>
+              </w:rPr>
+              <w:t>}}</w:t>
             </w:r>
           </w:p>
         </w:tc>
@@ -6054,7 +6219,7 @@
         <w:tc>
           <w:tcPr>
             <w:tcW w:w="7937" w:type="dxa"/>
-            <w:gridSpan w:val="11"/>
+            <w:gridSpan w:val="10"/>
             <w:tcBorders>
               <w:top w:val="single" w:sz="4" w:space="0" w:color="000000"/>
               <w:left w:val="single" w:sz="4" w:space="0" w:color="000000"/>
@@ -6439,7 +6604,215 @@
                 <w:color w:val="000000"/>
                 <w:sz w:val="22"/>
               </w:rPr>
-              <w:t>3.其他（請說明）：__________________________</w:t>
+              <w:t>3.其他（請說明）：</w:t>
+            </w:r>
+            <w:r>
+              <w:rPr>
+                <w:rFonts w:ascii="標楷體" w:eastAsia="標楷體" w:hAnsi="標楷體" w:hint="eastAsia"/>
+                <w:color w:val="000000"/>
+                <w:sz w:val="22"/>
+              </w:rPr>
+              <w:t>{{</w:t>
+            </w:r>
+            <w:r>
+              <w:rPr>
+                <w:rFonts w:ascii="標楷體" w:eastAsia="標楷體" w:hAnsi="標楷體"/>
+                <w:color w:val="000000"/>
+                <w:sz w:val="22"/>
+              </w:rPr>
+              <w:t>C3_Name</w:t>
+            </w:r>
+            <w:r>
+              <w:rPr>
+                <w:rFonts w:ascii="標楷體" w:eastAsia="標楷體" w:hAnsi="標楷體" w:hint="eastAsia"/>
+                <w:color w:val="000000"/>
+                <w:sz w:val="22"/>
+              </w:rPr>
+              <w:t>}}</w:t>
+            </w:r>
+            <w:r>
+              <w:rPr>
+                <w:rFonts w:ascii="標楷體" w:eastAsia="標楷體" w:hAnsi="標楷體"/>
+                <w:color w:val="000000"/>
+                <w:sz w:val="22"/>
+              </w:rPr>
+              <w:t>，</w:t>
+            </w:r>
+            <w:r>
+              <w:rPr>
+                <w:rFonts w:ascii="標楷體" w:eastAsia="標楷體" w:hAnsi="標楷體"/>
+                <w:color w:val="000000"/>
+                <w:sz w:val="22"/>
+              </w:rPr>
+              <w:t>{{C</w:t>
+            </w:r>
+            <w:r>
+              <w:rPr>
+                <w:rFonts w:ascii="標楷體" w:eastAsia="標楷體" w:hAnsi="標楷體" w:hint="eastAsia"/>
+                <w:color w:val="000000"/>
+                <w:sz w:val="22"/>
+              </w:rPr>
+              <w:t>3</w:t>
+            </w:r>
+            <w:r>
+              <w:rPr>
+                <w:rFonts w:ascii="標楷體" w:eastAsia="標楷體" w:hAnsi="標楷體"/>
+                <w:color w:val="000000"/>
+                <w:sz w:val="22"/>
+              </w:rPr>
+              <w:t>_A}}</w:t>
+            </w:r>
+            <w:r>
+              <w:rPr>
+                <w:rFonts w:ascii="標楷體" w:eastAsia="標楷體" w:hAnsi="標楷體"/>
+                <w:color w:val="000000"/>
+                <w:sz w:val="22"/>
+              </w:rPr>
+              <w:t>甲</w:t>
+            </w:r>
+            <w:r>
+              <w:rPr>
+                <w:rFonts w:ascii="標楷體" w:eastAsia="標楷體" w:hAnsi="標楷體"/>
+                <w:color w:val="000000"/>
+                <w:sz w:val="22"/>
+              </w:rPr>
+              <w:t>{{C</w:t>
+            </w:r>
+            <w:r>
+              <w:rPr>
+                <w:rFonts w:ascii="標楷體" w:eastAsia="標楷體" w:hAnsi="標楷體" w:hint="eastAsia"/>
+                <w:color w:val="000000"/>
+                <w:sz w:val="22"/>
+              </w:rPr>
+              <w:t>3</w:t>
+            </w:r>
+            <w:r>
+              <w:rPr>
+                <w:rFonts w:ascii="標楷體" w:eastAsia="標楷體" w:hAnsi="標楷體"/>
+                <w:color w:val="000000"/>
+                <w:sz w:val="22"/>
+              </w:rPr>
+              <w:t>_</w:t>
+            </w:r>
+            <w:r>
+              <w:rPr>
+                <w:rFonts w:ascii="標楷體" w:eastAsia="標楷體" w:hAnsi="標楷體" w:hint="eastAsia"/>
+                <w:color w:val="000000"/>
+                <w:sz w:val="22"/>
+              </w:rPr>
+              <w:t>B</w:t>
+            </w:r>
+            <w:r>
+              <w:rPr>
+                <w:rFonts w:ascii="標楷體" w:eastAsia="標楷體" w:hAnsi="標楷體"/>
+                <w:color w:val="000000"/>
+                <w:sz w:val="22"/>
+              </w:rPr>
+              <w:t>}}</w:t>
+            </w:r>
+            <w:r>
+              <w:rPr>
+                <w:rFonts w:ascii="標楷體" w:eastAsia="標楷體" w:hAnsi="標楷體"/>
+                <w:color w:val="000000"/>
+                <w:sz w:val="22"/>
+              </w:rPr>
+              <w:t>乙</w:t>
+            </w:r>
+            <w:r>
+              <w:rPr>
+                <w:rFonts w:ascii="標楷體" w:eastAsia="標楷體" w:hAnsi="標楷體"/>
+                <w:color w:val="000000"/>
+                <w:sz w:val="22"/>
+              </w:rPr>
+              <w:t>{{C</w:t>
+            </w:r>
+            <w:r>
+              <w:rPr>
+                <w:rFonts w:ascii="標楷體" w:eastAsia="標楷體" w:hAnsi="標楷體" w:hint="eastAsia"/>
+                <w:color w:val="000000"/>
+                <w:sz w:val="22"/>
+              </w:rPr>
+              <w:t>3</w:t>
+            </w:r>
+            <w:r>
+              <w:rPr>
+                <w:rFonts w:ascii="標楷體" w:eastAsia="標楷體" w:hAnsi="標楷體"/>
+                <w:color w:val="000000"/>
+                <w:sz w:val="22"/>
+              </w:rPr>
+              <w:t>_</w:t>
+            </w:r>
+            <w:r>
+              <w:rPr>
+                <w:rFonts w:ascii="標楷體" w:eastAsia="標楷體" w:hAnsi="標楷體" w:hint="eastAsia"/>
+                <w:color w:val="000000"/>
+                <w:sz w:val="22"/>
+              </w:rPr>
+              <w:t>C</w:t>
+            </w:r>
+            <w:r>
+              <w:rPr>
+                <w:rFonts w:ascii="標楷體" w:eastAsia="標楷體" w:hAnsi="標楷體"/>
+                <w:color w:val="000000"/>
+                <w:sz w:val="22"/>
+              </w:rPr>
+              <w:t>}}</w:t>
+            </w:r>
+            <w:r>
+              <w:rPr>
+                <w:rFonts w:ascii="標楷體" w:eastAsia="標楷體" w:hAnsi="標楷體"/>
+                <w:color w:val="000000"/>
+                <w:sz w:val="22"/>
+              </w:rPr>
+              <w:t>丙</w:t>
+            </w:r>
+            <w:r>
+              <w:rPr>
+                <w:rFonts w:ascii="標楷體" w:eastAsia="標楷體" w:hAnsi="標楷體"/>
+                <w:color w:val="000000"/>
+                <w:sz w:val="22"/>
+              </w:rPr>
+              <w:t>{{C</w:t>
+            </w:r>
+            <w:r>
+              <w:rPr>
+                <w:rFonts w:ascii="標楷體" w:eastAsia="標楷體" w:hAnsi="標楷體" w:hint="eastAsia"/>
+                <w:color w:val="000000"/>
+                <w:sz w:val="22"/>
+              </w:rPr>
+              <w:t>3</w:t>
+            </w:r>
+            <w:r>
+              <w:rPr>
+                <w:rFonts w:ascii="標楷體" w:eastAsia="標楷體" w:hAnsi="標楷體"/>
+                <w:color w:val="000000"/>
+                <w:sz w:val="22"/>
+              </w:rPr>
+              <w:t>_</w:t>
+            </w:r>
+            <w:r>
+              <w:rPr>
+                <w:rFonts w:ascii="標楷體" w:eastAsia="標楷體" w:hAnsi="標楷體" w:hint="eastAsia"/>
+                <w:color w:val="000000"/>
+                <w:sz w:val="22"/>
+              </w:rPr>
+              <w:t>S</w:t>
+            </w:r>
+            <w:r>
+              <w:rPr>
+                <w:rFonts w:ascii="標楷體" w:eastAsia="標楷體" w:hAnsi="標楷體"/>
+                <w:color w:val="000000"/>
+                <w:sz w:val="22"/>
+              </w:rPr>
+              <w:t>}}</w:t>
+            </w:r>
+            <w:r>
+              <w:rPr>
+                <w:rFonts w:ascii="標楷體" w:eastAsia="標楷體" w:hAnsi="標楷體"/>
+                <w:color w:val="000000"/>
+                <w:sz w:val="22"/>
+              </w:rPr>
+              <w:t>單一級</w:t>
             </w:r>
           </w:p>
         </w:tc>
@@ -6536,7 +6909,7 @@
         <w:tc>
           <w:tcPr>
             <w:tcW w:w="7937" w:type="dxa"/>
-            <w:gridSpan w:val="11"/>
+            <w:gridSpan w:val="10"/>
             <w:tcBorders>
               <w:top w:val="single" w:sz="4" w:space="0" w:color="000000"/>
               <w:left w:val="single" w:sz="4" w:space="0" w:color="000000"/>
@@ -6564,6 +6937,7 @@
               </w:rPr>
               <w:t>{{</w:t>
             </w:r>
+            <w:proofErr w:type="spellStart"/>
             <w:r>
               <w:rPr>
                 <w:rFonts w:ascii="標楷體" w:eastAsia="標楷體" w:hAnsi="標楷體"/>
@@ -6571,6 +6945,7 @@
               </w:rPr>
               <w:t>C_Base</w:t>
             </w:r>
+            <w:proofErr w:type="spellEnd"/>
             <w:r>
               <w:rPr>
                 <w:rFonts w:ascii="標楷體" w:eastAsia="標楷體" w:hAnsi="標楷體" w:hint="eastAsia"/>
@@ -6592,6 +6967,7 @@
               </w:rPr>
               <w:t>{{</w:t>
             </w:r>
+            <w:proofErr w:type="spellStart"/>
             <w:r>
               <w:rPr>
                 <w:rFonts w:ascii="標楷體" w:eastAsia="標楷體" w:hAnsi="標楷體"/>
@@ -6599,6 +6975,7 @@
               </w:rPr>
               <w:t>C_Doc</w:t>
             </w:r>
+            <w:proofErr w:type="spellEnd"/>
             <w:r>
               <w:rPr>
                 <w:rFonts w:ascii="標楷體" w:eastAsia="標楷體" w:hAnsi="標楷體" w:hint="eastAsia"/>
@@ -6620,6 +6997,7 @@
               </w:rPr>
               <w:t>{{</w:t>
             </w:r>
+            <w:proofErr w:type="spellStart"/>
             <w:r>
               <w:rPr>
                 <w:rFonts w:ascii="標楷體" w:eastAsia="標楷體" w:hAnsi="標楷體"/>
@@ -6627,6 +7005,7 @@
               </w:rPr>
               <w:t>C_Net</w:t>
             </w:r>
+            <w:proofErr w:type="spellEnd"/>
             <w:r>
               <w:rPr>
                 <w:rFonts w:ascii="標楷體" w:eastAsia="標楷體" w:hAnsi="標楷體" w:hint="eastAsia"/>
@@ -6648,6 +7027,7 @@
               </w:rPr>
               <w:t>{{</w:t>
             </w:r>
+            <w:proofErr w:type="spellStart"/>
             <w:r>
               <w:rPr>
                 <w:rFonts w:ascii="標楷體" w:eastAsia="標楷體" w:hAnsi="標楷體"/>
@@ -6655,6 +7035,7 @@
               </w:rPr>
               <w:t>C_Web</w:t>
             </w:r>
+            <w:proofErr w:type="spellEnd"/>
             <w:r>
               <w:rPr>
                 <w:rFonts w:ascii="標楷體" w:eastAsia="標楷體" w:hAnsi="標楷體" w:hint="eastAsia"/>
@@ -6676,6 +7057,7 @@
               </w:rPr>
               <w:t>{{</w:t>
             </w:r>
+            <w:proofErr w:type="spellStart"/>
             <w:r>
               <w:rPr>
                 <w:rFonts w:ascii="標楷體" w:eastAsia="標楷體" w:hAnsi="標楷體"/>
@@ -6683,6 +7065,7 @@
               </w:rPr>
               <w:t>C_Biz</w:t>
             </w:r>
+            <w:proofErr w:type="spellEnd"/>
             <w:r>
               <w:rPr>
                 <w:rFonts w:ascii="標楷體" w:eastAsia="標楷體" w:hAnsi="標楷體" w:hint="eastAsia"/>
@@ -6704,6 +7087,7 @@
               </w:rPr>
               <w:t>{{</w:t>
             </w:r>
+            <w:proofErr w:type="spellStart"/>
             <w:r>
               <w:rPr>
                 <w:rFonts w:ascii="標楷體" w:eastAsia="標楷體" w:hAnsi="標楷體"/>
@@ -6711,6 +7095,7 @@
               </w:rPr>
               <w:t>C_Prog</w:t>
             </w:r>
+            <w:proofErr w:type="spellEnd"/>
             <w:r>
               <w:rPr>
                 <w:rFonts w:ascii="標楷體" w:eastAsia="標楷體" w:hAnsi="標楷體" w:hint="eastAsia"/>
@@ -6741,6 +7126,7 @@
               </w:rPr>
               <w:t>{{</w:t>
             </w:r>
+            <w:proofErr w:type="spellStart"/>
             <w:r>
               <w:rPr>
                 <w:rFonts w:ascii="標楷體" w:eastAsia="標楷體" w:hAnsi="標楷體"/>
@@ -6748,6 +7134,7 @@
               </w:rPr>
               <w:t>C_Other</w:t>
             </w:r>
+            <w:proofErr w:type="spellEnd"/>
             <w:r>
               <w:rPr>
                 <w:rFonts w:ascii="標楷體" w:eastAsia="標楷體" w:hAnsi="標楷體" w:hint="eastAsia"/>
@@ -6760,7 +7147,28 @@
                 <w:rFonts w:ascii="標楷體" w:eastAsia="標楷體" w:hAnsi="標楷體"/>
                 <w:sz w:val="22"/>
               </w:rPr>
-              <w:t>其他：＿＿＿＿＿＿＿＿＿</w:t>
+              <w:t>其他：</w:t>
+            </w:r>
+            <w:r>
+              <w:rPr>
+                <w:rFonts w:ascii="標楷體" w:eastAsia="標楷體" w:hAnsi="標楷體" w:hint="eastAsia"/>
+                <w:sz w:val="22"/>
+              </w:rPr>
+              <w:t>{{</w:t>
+            </w:r>
+            <w:r>
+              <w:rPr>
+                <w:rFonts w:ascii="標楷體" w:eastAsia="標楷體" w:hAnsi="標楷體"/>
+                <w:sz w:val="22"/>
+              </w:rPr>
+              <w:t>C_Other_Text</w:t>
+            </w:r>
+            <w:r>
+              <w:rPr>
+                <w:rFonts w:ascii="標楷體" w:eastAsia="標楷體" w:hAnsi="標楷體" w:hint="eastAsia"/>
+                <w:sz w:val="22"/>
+              </w:rPr>
+              <w:t>}}</w:t>
             </w:r>
           </w:p>
         </w:tc>
@@ -6812,7 +7220,7 @@
         <w:tc>
           <w:tcPr>
             <w:tcW w:w="9610" w:type="dxa"/>
-            <w:gridSpan w:val="12"/>
+            <w:gridSpan w:val="11"/>
             <w:tcBorders>
               <w:top w:val="single" w:sz="4" w:space="0" w:color="000000"/>
               <w:left w:val="single" w:sz="4" w:space="0" w:color="000000"/>

--- a/InterviewProject/wwwroot/file/履歷表.docx
+++ b/InterviewProject/wwwroot/file/履歷表.docx
@@ -369,7 +369,6 @@
               </w:rPr>
               <w:t>{{</w:t>
             </w:r>
-            <w:proofErr w:type="spellStart"/>
             <w:r>
               <w:rPr>
                 <w:rFonts w:ascii="標楷體" w:eastAsia="標楷體" w:hAnsi="標楷體"/>
@@ -378,7 +377,6 @@
               </w:rPr>
               <w:t>IdNumber</w:t>
             </w:r>
-            <w:proofErr w:type="spellEnd"/>
             <w:r>
               <w:rPr>
                 <w:rFonts w:ascii="標楷體" w:eastAsia="標楷體" w:hAnsi="標楷體" w:hint="eastAsia"/>
@@ -580,55 +578,6 @@
             </w:pPr>
             <w:r>
               <w:rPr>
-                <w:rFonts w:ascii="標楷體" w:eastAsia="標楷體" w:hAnsi="標楷體"/>
-                <w:color w:val="000000"/>
-                <w:sz w:val="22"/>
-                <w:szCs w:val="22"/>
-              </w:rPr>
-              <w:t>郵遞區號</w:t>
-            </w:r>
-            <w:r>
-              <w:rPr>
-                <w:rFonts w:ascii="標楷體" w:eastAsia="標楷體" w:hAnsi="標楷體" w:hint="eastAsia"/>
-                <w:color w:val="000000"/>
-                <w:sz w:val="22"/>
-                <w:szCs w:val="22"/>
-              </w:rPr>
-              <w:t>{{</w:t>
-            </w:r>
-            <w:proofErr w:type="spellStart"/>
-            <w:r>
-              <w:rPr>
-                <w:rFonts w:ascii="標楷體" w:eastAsia="標楷體" w:hAnsi="標楷體"/>
-                <w:color w:val="000000"/>
-                <w:sz w:val="22"/>
-                <w:szCs w:val="22"/>
-              </w:rPr>
-              <w:t>ZipCode</w:t>
-            </w:r>
-            <w:proofErr w:type="spellEnd"/>
-            <w:r>
-              <w:rPr>
-                <w:rFonts w:ascii="標楷體" w:eastAsia="標楷體" w:hAnsi="標楷體" w:hint="eastAsia"/>
-                <w:color w:val="000000"/>
-                <w:sz w:val="22"/>
-                <w:szCs w:val="22"/>
-              </w:rPr>
-              <w:t>}}</w:t>
-            </w:r>
-          </w:p>
-          <w:p>
-            <w:pPr>
-              <w:spacing w:line="240" w:lineRule="atLeast"/>
-              <w:rPr>
-                <w:rFonts w:ascii="標楷體" w:eastAsia="標楷體" w:hAnsi="標楷體"/>
-                <w:color w:val="000000"/>
-                <w:sz w:val="22"/>
-                <w:szCs w:val="22"/>
-              </w:rPr>
-            </w:pPr>
-            <w:r>
-              <w:rPr>
                 <w:rFonts w:ascii="標楷體" w:eastAsia="標楷體" w:hAnsi="標楷體" w:hint="eastAsia"/>
                 <w:color w:val="000000"/>
                 <w:sz w:val="22"/>
@@ -687,7 +636,6 @@
                 <w:szCs w:val="36"/>
               </w:rPr>
             </w:pPr>
-            <w:proofErr w:type="gramStart"/>
             <w:r>
               <w:rPr>
                 <w:rFonts w:ascii="標楷體" w:eastAsia="標楷體" w:hAnsi="標楷體"/>
@@ -697,7 +645,6 @@
               </w:rPr>
               <w:t>請貼照片</w:t>
             </w:r>
-            <w:proofErr w:type="gramEnd"/>
           </w:p>
         </w:tc>
       </w:tr>
@@ -1713,7 +1660,6 @@
               </w:rPr>
               <w:t>{{</w:t>
             </w:r>
-            <w:proofErr w:type="spellStart"/>
             <w:r>
               <w:rPr>
                 <w:rFonts w:ascii="標楷體" w:eastAsia="標楷體" w:hAnsi="標楷體"/>
@@ -1722,7 +1668,6 @@
               </w:rPr>
               <w:t>E_Dr</w:t>
             </w:r>
-            <w:proofErr w:type="spellEnd"/>
             <w:r>
               <w:rPr>
                 <w:rFonts w:ascii="標楷體" w:eastAsia="標楷體" w:hAnsi="標楷體" w:hint="eastAsia"/>
@@ -1779,7 +1724,6 @@
               </w:rPr>
               <w:t>{{</w:t>
             </w:r>
-            <w:proofErr w:type="spellStart"/>
             <w:r>
               <w:rPr>
                 <w:rFonts w:ascii="標楷體" w:eastAsia="標楷體" w:hAnsi="標楷體"/>
@@ -1788,7 +1732,6 @@
               </w:rPr>
               <w:t>E_Uni</w:t>
             </w:r>
-            <w:proofErr w:type="spellEnd"/>
             <w:r>
               <w:rPr>
                 <w:rFonts w:ascii="標楷體" w:eastAsia="標楷體" w:hAnsi="標楷體" w:hint="eastAsia"/>
@@ -1813,7 +1756,6 @@
               </w:rPr>
               <w:t>{{</w:t>
             </w:r>
-            <w:proofErr w:type="spellStart"/>
             <w:r>
               <w:rPr>
                 <w:rFonts w:ascii="標楷體" w:eastAsia="標楷體" w:hAnsi="標楷體"/>
@@ -1822,7 +1764,6 @@
               </w:rPr>
               <w:t>E_Col</w:t>
             </w:r>
-            <w:proofErr w:type="spellEnd"/>
             <w:r>
               <w:rPr>
                 <w:rFonts w:ascii="標楷體" w:eastAsia="標楷體" w:hAnsi="標楷體" w:hint="eastAsia"/>
@@ -1847,7 +1788,6 @@
               </w:rPr>
               <w:t>{{</w:t>
             </w:r>
-            <w:proofErr w:type="spellStart"/>
             <w:r>
               <w:rPr>
                 <w:rFonts w:ascii="標楷體" w:eastAsia="標楷體" w:hAnsi="標楷體"/>
@@ -1856,7 +1796,6 @@
               </w:rPr>
               <w:t>E_Voc</w:t>
             </w:r>
-            <w:proofErr w:type="spellEnd"/>
             <w:r>
               <w:rPr>
                 <w:rFonts w:ascii="標楷體" w:eastAsia="標楷體" w:hAnsi="標楷體" w:hint="eastAsia"/>
@@ -1881,7 +1820,6 @@
               </w:rPr>
               <w:t>{{</w:t>
             </w:r>
-            <w:proofErr w:type="spellStart"/>
             <w:r>
               <w:rPr>
                 <w:rFonts w:ascii="標楷體" w:eastAsia="標楷體" w:hAnsi="標楷體"/>
@@ -1890,7 +1828,6 @@
               </w:rPr>
               <w:t>E_High</w:t>
             </w:r>
-            <w:proofErr w:type="spellEnd"/>
             <w:r>
               <w:rPr>
                 <w:rFonts w:ascii="標楷體" w:eastAsia="標楷體" w:hAnsi="標楷體" w:hint="eastAsia"/>
@@ -1915,7 +1852,6 @@
               </w:rPr>
               <w:t>{{</w:t>
             </w:r>
-            <w:proofErr w:type="spellStart"/>
             <w:r>
               <w:rPr>
                 <w:rFonts w:ascii="標楷體" w:eastAsia="標楷體" w:hAnsi="標楷體"/>
@@ -1924,7 +1860,6 @@
               </w:rPr>
               <w:t>E_Jun</w:t>
             </w:r>
-            <w:proofErr w:type="spellEnd"/>
             <w:r>
               <w:rPr>
                 <w:rFonts w:ascii="標楷體" w:eastAsia="標楷體" w:hAnsi="標楷體" w:hint="eastAsia"/>
@@ -1949,7 +1884,6 @@
               </w:rPr>
               <w:t>{{</w:t>
             </w:r>
-            <w:proofErr w:type="spellStart"/>
             <w:r>
               <w:rPr>
                 <w:rFonts w:ascii="標楷體" w:eastAsia="標楷體" w:hAnsi="標楷體"/>
@@ -1958,7 +1892,6 @@
               </w:rPr>
               <w:t>E_Pri</w:t>
             </w:r>
-            <w:proofErr w:type="spellEnd"/>
             <w:r>
               <w:rPr>
                 <w:rFonts w:ascii="標楷體" w:eastAsia="標楷體" w:hAnsi="標楷體" w:hint="eastAsia"/>
@@ -1983,7 +1916,6 @@
               </w:rPr>
               <w:t>{{</w:t>
             </w:r>
-            <w:proofErr w:type="spellStart"/>
             <w:r>
               <w:rPr>
                 <w:rFonts w:ascii="標楷體" w:eastAsia="標楷體" w:hAnsi="標楷體"/>
@@ -1992,7 +1924,6 @@
               </w:rPr>
               <w:t>E_Other</w:t>
             </w:r>
-            <w:proofErr w:type="spellEnd"/>
             <w:r>
               <w:rPr>
                 <w:rFonts w:ascii="標楷體" w:eastAsia="標楷體" w:hAnsi="標楷體" w:hint="eastAsia"/>
@@ -2179,25 +2110,7 @@
                 <w:color w:val="000000"/>
                 <w:sz w:val="22"/>
               </w:rPr>
-              <w:t>畢(</w:t>
-            </w:r>
-            <w:proofErr w:type="gramStart"/>
-            <w:r>
-              <w:rPr>
-                <w:rFonts w:ascii="標楷體" w:eastAsia="標楷體" w:hAnsi="標楷體"/>
-                <w:color w:val="000000"/>
-                <w:sz w:val="22"/>
-              </w:rPr>
-              <w:t>肄</w:t>
-            </w:r>
-            <w:proofErr w:type="gramEnd"/>
-            <w:r>
-              <w:rPr>
-                <w:rFonts w:ascii="標楷體" w:eastAsia="標楷體" w:hAnsi="標楷體"/>
-                <w:color w:val="000000"/>
-                <w:sz w:val="22"/>
-              </w:rPr>
-              <w:t>)業狀況</w:t>
+              <w:t>畢(肄)業狀況</w:t>
             </w:r>
           </w:p>
         </w:tc>
@@ -2232,25 +2145,7 @@
                 <w:color w:val="000000"/>
                 <w:sz w:val="22"/>
               </w:rPr>
-              <w:t>畢(</w:t>
-            </w:r>
-            <w:proofErr w:type="gramStart"/>
-            <w:r>
-              <w:rPr>
-                <w:rFonts w:ascii="標楷體" w:eastAsia="標楷體" w:hAnsi="標楷體"/>
-                <w:color w:val="000000"/>
-                <w:sz w:val="22"/>
-              </w:rPr>
-              <w:t>肄</w:t>
-            </w:r>
-            <w:proofErr w:type="gramEnd"/>
-            <w:r>
-              <w:rPr>
-                <w:rFonts w:ascii="標楷體" w:eastAsia="標楷體" w:hAnsi="標楷體"/>
-                <w:color w:val="000000"/>
-                <w:sz w:val="22"/>
-              </w:rPr>
-              <w:t>)業年月</w:t>
+              <w:t>畢(肄)業年月</w:t>
             </w:r>
           </w:p>
         </w:tc>
@@ -2355,7 +2250,6 @@
               </w:rPr>
               <w:t>{{</w:t>
             </w:r>
-            <w:proofErr w:type="spellStart"/>
             <w:r>
               <w:rPr>
                 <w:rFonts w:ascii="標楷體" w:eastAsia="標楷體" w:hAnsi="標楷體"/>
@@ -2364,7 +2258,6 @@
               </w:rPr>
               <w:t>SchoolName</w:t>
             </w:r>
-            <w:proofErr w:type="spellEnd"/>
             <w:r>
               <w:rPr>
                 <w:rFonts w:ascii="標楷體" w:eastAsia="標楷體" w:hAnsi="標楷體" w:hint="eastAsia"/>
@@ -2464,7 +2357,6 @@
               </w:rPr>
               <w:t>{{</w:t>
             </w:r>
-            <w:proofErr w:type="spellStart"/>
             <w:r>
               <w:rPr>
                 <w:rFonts w:ascii="標楷體" w:eastAsia="標楷體" w:hAnsi="標楷體"/>
@@ -2473,7 +2365,6 @@
               </w:rPr>
               <w:t>E_Grad</w:t>
             </w:r>
-            <w:proofErr w:type="spellEnd"/>
             <w:r>
               <w:rPr>
                 <w:rFonts w:ascii="標楷體" w:eastAsia="標楷體" w:hAnsi="標楷體" w:hint="eastAsia"/>
@@ -2498,7 +2389,6 @@
               </w:rPr>
               <w:t>{{</w:t>
             </w:r>
-            <w:proofErr w:type="spellStart"/>
             <w:r>
               <w:rPr>
                 <w:rFonts w:ascii="標楷體" w:eastAsia="標楷體" w:hAnsi="標楷體"/>
@@ -2507,7 +2397,6 @@
               </w:rPr>
               <w:t>E_Under</w:t>
             </w:r>
-            <w:proofErr w:type="spellEnd"/>
             <w:r>
               <w:rPr>
                 <w:rFonts w:ascii="標楷體" w:eastAsia="標楷體" w:hAnsi="標楷體" w:hint="eastAsia"/>
@@ -2532,7 +2421,6 @@
               </w:rPr>
               <w:t>{{</w:t>
             </w:r>
-            <w:proofErr w:type="spellStart"/>
             <w:r>
               <w:rPr>
                 <w:rFonts w:ascii="標楷體" w:eastAsia="標楷體" w:hAnsi="標楷體"/>
@@ -2541,7 +2429,6 @@
               </w:rPr>
               <w:t>E_Stud</w:t>
             </w:r>
-            <w:proofErr w:type="spellEnd"/>
             <w:r>
               <w:rPr>
                 <w:rFonts w:ascii="標楷體" w:eastAsia="標楷體" w:hAnsi="標楷體" w:hint="eastAsia"/>
@@ -2595,7 +2482,6 @@
               </w:rPr>
               <w:t>{{</w:t>
             </w:r>
-            <w:proofErr w:type="spellStart"/>
             <w:r>
               <w:rPr>
                 <w:rFonts w:ascii="標楷體" w:eastAsia="標楷體" w:hAnsi="標楷體"/>
@@ -2604,7 +2490,6 @@
               </w:rPr>
               <w:t>EduDate</w:t>
             </w:r>
-            <w:proofErr w:type="spellEnd"/>
             <w:r>
               <w:rPr>
                 <w:rFonts w:ascii="標楷體" w:eastAsia="標楷體" w:hAnsi="標楷體" w:hint="eastAsia"/>
@@ -3257,7 +3142,6 @@
               </w:rPr>
               <w:t>{{</w:t>
             </w:r>
-            <w:proofErr w:type="spellStart"/>
             <w:r>
               <w:rPr>
                 <w:rFonts w:ascii="標楷體" w:eastAsia="標楷體" w:hAnsi="標楷體"/>
@@ -3267,7 +3151,6 @@
               </w:rPr>
               <w:t>NoWorkExp</w:t>
             </w:r>
-            <w:proofErr w:type="spellEnd"/>
             <w:r>
               <w:rPr>
                 <w:rFonts w:ascii="標楷體" w:eastAsia="標楷體" w:hAnsi="標楷體" w:hint="eastAsia"/>
@@ -3295,7 +3178,6 @@
               </w:rPr>
               <w:t>{{</w:t>
             </w:r>
-            <w:proofErr w:type="spellStart"/>
             <w:r>
               <w:rPr>
                 <w:rFonts w:ascii="標楷體" w:eastAsia="標楷體" w:hAnsi="標楷體"/>
@@ -3305,7 +3187,6 @@
               </w:rPr>
               <w:t>WorkExp</w:t>
             </w:r>
-            <w:proofErr w:type="spellEnd"/>
             <w:r>
               <w:rPr>
                 <w:rFonts w:ascii="標楷體" w:eastAsia="標楷體" w:hAnsi="標楷體" w:hint="eastAsia"/>
@@ -3333,7 +3214,6 @@
               </w:rPr>
               <w:t>{{</w:t>
             </w:r>
-            <w:proofErr w:type="spellStart"/>
             <w:r>
               <w:rPr>
                 <w:rFonts w:ascii="標楷體" w:eastAsia="標楷體" w:hAnsi="標楷體"/>
@@ -3343,7 +3223,6 @@
               </w:rPr>
               <w:t>WorkExperienceYears</w:t>
             </w:r>
-            <w:proofErr w:type="spellEnd"/>
             <w:r>
               <w:rPr>
                 <w:rFonts w:ascii="標楷體" w:eastAsia="標楷體" w:hAnsi="標楷體" w:hint="eastAsia"/>
@@ -3663,25 +3542,7 @@
                 <w:color w:val="000000"/>
                 <w:sz w:val="22"/>
               </w:rPr>
-              <w:t>{{</w:t>
-            </w:r>
-            <w:proofErr w:type="spellStart"/>
-            <w:r>
-              <w:rPr>
-                <w:rFonts w:ascii="標楷體" w:eastAsia="標楷體" w:hAnsi="標楷體" w:hint="eastAsia"/>
-                <w:color w:val="000000"/>
-                <w:sz w:val="22"/>
-              </w:rPr>
-              <w:t>CompanyName</w:t>
-            </w:r>
-            <w:proofErr w:type="spellEnd"/>
-            <w:r>
-              <w:rPr>
-                <w:rFonts w:ascii="標楷體" w:eastAsia="標楷體" w:hAnsi="標楷體" w:hint="eastAsia"/>
-                <w:color w:val="000000"/>
-                <w:sz w:val="22"/>
-              </w:rPr>
-              <w:t>}}</w:t>
+              <w:t>{{CompanyName}}</w:t>
             </w:r>
           </w:p>
         </w:tc>
@@ -3718,25 +3579,7 @@
                 <w:color w:val="000000"/>
                 <w:sz w:val="22"/>
               </w:rPr>
-              <w:t>{{</w:t>
-            </w:r>
-            <w:proofErr w:type="spellStart"/>
-            <w:r>
-              <w:rPr>
-                <w:rFonts w:ascii="標楷體" w:eastAsia="標楷體" w:hAnsi="標楷體" w:hint="eastAsia"/>
-                <w:color w:val="000000"/>
-                <w:sz w:val="22"/>
-              </w:rPr>
-              <w:t>JobTitle</w:t>
-            </w:r>
-            <w:proofErr w:type="spellEnd"/>
-            <w:r>
-              <w:rPr>
-                <w:rFonts w:ascii="標楷體" w:eastAsia="標楷體" w:hAnsi="標楷體" w:hint="eastAsia"/>
-                <w:color w:val="000000"/>
-                <w:sz w:val="22"/>
-              </w:rPr>
-              <w:t>}}</w:t>
+              <w:t>{{JobTitle}}</w:t>
             </w:r>
           </w:p>
         </w:tc>
@@ -3777,7 +3620,6 @@
               </w:rPr>
               <w:t>{{</w:t>
             </w:r>
-            <w:proofErr w:type="spellStart"/>
             <w:r>
               <w:rPr>
                 <w:rFonts w:ascii="標楷體" w:eastAsia="標楷體" w:hAnsi="標楷體"/>
@@ -3786,7 +3628,6 @@
               </w:rPr>
               <w:t>JobDescription</w:t>
             </w:r>
-            <w:proofErr w:type="spellEnd"/>
             <w:r>
               <w:rPr>
                 <w:rFonts w:ascii="標楷體" w:eastAsia="標楷體" w:hAnsi="標楷體" w:hint="eastAsia"/>
@@ -4253,7 +4094,6 @@
               </w:rPr>
               <w:t>{{</w:t>
             </w:r>
-            <w:proofErr w:type="spellStart"/>
             <w:r>
               <w:rPr>
                 <w:rFonts w:ascii="標楷體" w:eastAsia="標楷體" w:hAnsi="標楷體"/>
@@ -4262,7 +4102,6 @@
               </w:rPr>
               <w:t>L_None</w:t>
             </w:r>
-            <w:proofErr w:type="spellEnd"/>
             <w:r>
               <w:rPr>
                 <w:rFonts w:ascii="標楷體" w:eastAsia="標楷體" w:hAnsi="標楷體" w:hint="eastAsia"/>
@@ -5298,7 +5137,6 @@
               </w:rPr>
               <w:t>{{</w:t>
             </w:r>
-            <w:proofErr w:type="spellStart"/>
             <w:r>
               <w:rPr>
                 <w:rFonts w:ascii="標楷體" w:eastAsia="標楷體" w:hAnsi="標楷體"/>
@@ -5307,7 +5145,6 @@
               </w:rPr>
               <w:t>L_Other_Name</w:t>
             </w:r>
-            <w:proofErr w:type="spellEnd"/>
             <w:r>
               <w:rPr>
                 <w:rFonts w:ascii="標楷體" w:eastAsia="標楷體" w:hAnsi="標楷體" w:hint="eastAsia"/>
@@ -5590,7 +5427,6 @@
               </w:rPr>
               <w:t>{{</w:t>
             </w:r>
-            <w:proofErr w:type="spellStart"/>
             <w:r>
               <w:rPr>
                 <w:rFonts w:ascii="標楷體" w:eastAsia="標楷體" w:hAnsi="標楷體"/>
@@ -5599,7 +5435,6 @@
               </w:rPr>
               <w:t>D_Self_S</w:t>
             </w:r>
-            <w:proofErr w:type="spellEnd"/>
             <w:r>
               <w:rPr>
                 <w:rFonts w:ascii="標楷體" w:eastAsia="標楷體" w:hAnsi="標楷體" w:hint="eastAsia"/>
@@ -5624,7 +5459,6 @@
               </w:rPr>
               <w:t>{{</w:t>
             </w:r>
-            <w:proofErr w:type="spellStart"/>
             <w:r>
               <w:rPr>
                 <w:rFonts w:ascii="標楷體" w:eastAsia="標楷體" w:hAnsi="標楷體"/>
@@ -5639,9 +5473,32 @@
                 <w:color w:val="000000"/>
                 <w:sz w:val="22"/>
               </w:rPr>
-              <w:t>B</w:t>
-            </w:r>
-            <w:proofErr w:type="spellEnd"/>
+              <w:t>B}}</w:t>
+            </w:r>
+            <w:r>
+              <w:rPr>
+                <w:rFonts w:ascii="標楷體" w:eastAsia="標楷體" w:hAnsi="標楷體"/>
+                <w:color w:val="000000"/>
+                <w:sz w:val="22"/>
+              </w:rPr>
+              <w:t>大；職業</w:t>
+            </w:r>
+            <w:r>
+              <w:rPr>
+                <w:rFonts w:ascii="標楷體" w:eastAsia="標楷體" w:hAnsi="標楷體" w:hint="eastAsia"/>
+                <w:color w:val="000000"/>
+                <w:sz w:val="22"/>
+              </w:rPr>
+              <w:t>{{</w:t>
+            </w:r>
+            <w:r>
+              <w:rPr>
+                <w:rFonts w:ascii="標楷體" w:eastAsia="標楷體" w:hAnsi="標楷體"/>
+                <w:color w:val="000000"/>
+                <w:sz w:val="22"/>
+              </w:rPr>
+              <w:t>D_Pro_S</w:t>
+            </w:r>
             <w:r>
               <w:rPr>
                 <w:rFonts w:ascii="標楷體" w:eastAsia="標楷體" w:hAnsi="標楷體" w:hint="eastAsia"/>
@@ -5656,7 +5513,7 @@
                 <w:color w:val="000000"/>
                 <w:sz w:val="22"/>
               </w:rPr>
-              <w:t>大；職業</w:t>
+              <w:t>小</w:t>
             </w:r>
             <w:r>
               <w:rPr>
@@ -5666,16 +5523,14 @@
               </w:rPr>
               <w:t>{{</w:t>
             </w:r>
-            <w:proofErr w:type="spellStart"/>
-            <w:r>
-              <w:rPr>
-                <w:rFonts w:ascii="標楷體" w:eastAsia="標楷體" w:hAnsi="標楷體"/>
-                <w:color w:val="000000"/>
-                <w:sz w:val="22"/>
-              </w:rPr>
-              <w:t>D_Pro_S</w:t>
-            </w:r>
-            <w:proofErr w:type="spellEnd"/>
+            <w:r>
+              <w:rPr>
+                <w:rFonts w:ascii="標楷體" w:eastAsia="標楷體" w:hAnsi="標楷體"/>
+                <w:color w:val="000000"/>
+                <w:sz w:val="22"/>
+              </w:rPr>
+              <w:t>D_Pro_B</w:t>
+            </w:r>
             <w:r>
               <w:rPr>
                 <w:rFonts w:ascii="標楷體" w:eastAsia="標楷體" w:hAnsi="標楷體" w:hint="eastAsia"/>
@@ -5690,7 +5545,7 @@
                 <w:color w:val="000000"/>
                 <w:sz w:val="22"/>
               </w:rPr>
-              <w:t>小</w:t>
+              <w:t>大</w:t>
             </w:r>
             <w:r>
               <w:rPr>
@@ -5700,16 +5555,14 @@
               </w:rPr>
               <w:t>{{</w:t>
             </w:r>
-            <w:proofErr w:type="spellStart"/>
-            <w:r>
-              <w:rPr>
-                <w:rFonts w:ascii="標楷體" w:eastAsia="標楷體" w:hAnsi="標楷體"/>
-                <w:color w:val="000000"/>
-                <w:sz w:val="22"/>
-              </w:rPr>
-              <w:t>D_Pro_B</w:t>
-            </w:r>
-            <w:proofErr w:type="spellEnd"/>
+            <w:r>
+              <w:rPr>
+                <w:rFonts w:ascii="標楷體" w:eastAsia="標楷體" w:hAnsi="標楷體"/>
+                <w:color w:val="000000"/>
+                <w:sz w:val="22"/>
+              </w:rPr>
+              <w:t>D_Pro_K</w:t>
+            </w:r>
             <w:r>
               <w:rPr>
                 <w:rFonts w:ascii="標楷體" w:eastAsia="標楷體" w:hAnsi="標楷體" w:hint="eastAsia"/>
@@ -5724,7 +5577,25 @@
                 <w:color w:val="000000"/>
                 <w:sz w:val="22"/>
               </w:rPr>
-              <w:t>大</w:t>
+              <w:t>客；</w:t>
+            </w:r>
+          </w:p>
+          <w:p>
+            <w:pPr>
+              <w:spacing w:line="240" w:lineRule="atLeast"/>
+              <w:rPr>
+                <w:rFonts w:ascii="標楷體" w:eastAsia="標楷體" w:hAnsi="標楷體"/>
+                <w:color w:val="000000"/>
+                <w:sz w:val="22"/>
+              </w:rPr>
+            </w:pPr>
+            <w:r>
+              <w:rPr>
+                <w:rFonts w:ascii="標楷體" w:eastAsia="標楷體" w:hAnsi="標楷體"/>
+                <w:color w:val="000000"/>
+                <w:sz w:val="22"/>
+              </w:rPr>
+              <w:t>機車</w:t>
             </w:r>
             <w:r>
               <w:rPr>
@@ -5734,16 +5605,14 @@
               </w:rPr>
               <w:t>{{</w:t>
             </w:r>
-            <w:proofErr w:type="spellStart"/>
-            <w:r>
-              <w:rPr>
-                <w:rFonts w:ascii="標楷體" w:eastAsia="標楷體" w:hAnsi="標楷體"/>
-                <w:color w:val="000000"/>
-                <w:sz w:val="22"/>
-              </w:rPr>
-              <w:t>D_Pro_K</w:t>
-            </w:r>
-            <w:proofErr w:type="spellEnd"/>
+            <w:r>
+              <w:rPr>
+                <w:rFonts w:ascii="標楷體" w:eastAsia="標楷體" w:hAnsi="標楷體"/>
+                <w:color w:val="000000"/>
+                <w:sz w:val="22"/>
+              </w:rPr>
+              <w:t>D_Moto_L</w:t>
+            </w:r>
             <w:r>
               <w:rPr>
                 <w:rFonts w:ascii="標楷體" w:eastAsia="標楷體" w:hAnsi="標楷體" w:hint="eastAsia"/>
@@ -5758,25 +5627,7 @@
                 <w:color w:val="000000"/>
                 <w:sz w:val="22"/>
               </w:rPr>
-              <w:t>客；</w:t>
-            </w:r>
-          </w:p>
-          <w:p>
-            <w:pPr>
-              <w:spacing w:line="240" w:lineRule="atLeast"/>
-              <w:rPr>
-                <w:rFonts w:ascii="標楷體" w:eastAsia="標楷體" w:hAnsi="標楷體"/>
-                <w:color w:val="000000"/>
-                <w:sz w:val="22"/>
-              </w:rPr>
-            </w:pPr>
-            <w:r>
-              <w:rPr>
-                <w:rFonts w:ascii="標楷體" w:eastAsia="標楷體" w:hAnsi="標楷體"/>
-                <w:color w:val="000000"/>
-                <w:sz w:val="22"/>
-              </w:rPr>
-              <w:t>機車</w:t>
+              <w:t>輕型</w:t>
             </w:r>
             <w:r>
               <w:rPr>
@@ -5786,16 +5637,14 @@
               </w:rPr>
               <w:t>{{</w:t>
             </w:r>
-            <w:proofErr w:type="spellStart"/>
-            <w:r>
-              <w:rPr>
-                <w:rFonts w:ascii="標楷體" w:eastAsia="標楷體" w:hAnsi="標楷體"/>
-                <w:color w:val="000000"/>
-                <w:sz w:val="22"/>
-              </w:rPr>
-              <w:t>D_Moto_L</w:t>
-            </w:r>
-            <w:proofErr w:type="spellEnd"/>
+            <w:r>
+              <w:rPr>
+                <w:rFonts w:ascii="標楷體" w:eastAsia="標楷體" w:hAnsi="標楷體"/>
+                <w:color w:val="000000"/>
+                <w:sz w:val="22"/>
+              </w:rPr>
+              <w:t>D_Moto_H</w:t>
+            </w:r>
             <w:r>
               <w:rPr>
                 <w:rFonts w:ascii="標楷體" w:eastAsia="標楷體" w:hAnsi="標楷體" w:hint="eastAsia"/>
@@ -5806,11 +5655,19 @@
             </w:r>
             <w:r>
               <w:rPr>
-                <w:rFonts w:ascii="標楷體" w:eastAsia="標楷體" w:hAnsi="標楷體"/>
-                <w:color w:val="000000"/>
-                <w:sz w:val="22"/>
-              </w:rPr>
-              <w:t>輕型</w:t>
+                <w:rFonts w:ascii="標楷體" w:eastAsia="標楷體" w:hAnsi="標楷體" w:hint="eastAsia"/>
+                <w:color w:val="000000"/>
+                <w:sz w:val="22"/>
+              </w:rPr>
+              <w:t>；</w:t>
+            </w:r>
+            <w:r>
+              <w:rPr>
+                <w:rFonts w:ascii="標楷體" w:eastAsia="標楷體" w:hAnsi="標楷體"/>
+                <w:color w:val="000000"/>
+                <w:sz w:val="22"/>
+              </w:rPr>
+              <w:t>重型汽(機)車</w:t>
             </w:r>
             <w:r>
               <w:rPr>
@@ -5820,16 +5677,14 @@
               </w:rPr>
               <w:t>{{</w:t>
             </w:r>
-            <w:proofErr w:type="spellStart"/>
-            <w:r>
-              <w:rPr>
-                <w:rFonts w:ascii="標楷體" w:eastAsia="標楷體" w:hAnsi="標楷體"/>
-                <w:color w:val="000000"/>
-                <w:sz w:val="22"/>
-              </w:rPr>
-              <w:t>D_Moto_H</w:t>
-            </w:r>
-            <w:proofErr w:type="spellEnd"/>
+            <w:r>
+              <w:rPr>
+                <w:rFonts w:ascii="標楷體" w:eastAsia="標楷體" w:hAnsi="標楷體"/>
+                <w:color w:val="000000"/>
+                <w:sz w:val="22"/>
+              </w:rPr>
+              <w:t>D_None</w:t>
+            </w:r>
             <w:r>
               <w:rPr>
                 <w:rFonts w:ascii="標楷體" w:eastAsia="標楷體" w:hAnsi="標楷體" w:hint="eastAsia"/>
@@ -5840,29 +5695,11 @@
             </w:r>
             <w:r>
               <w:rPr>
-                <w:rFonts w:ascii="標楷體" w:eastAsia="標楷體" w:hAnsi="標楷體" w:hint="eastAsia"/>
-                <w:color w:val="000000"/>
-                <w:sz w:val="22"/>
-              </w:rPr>
-              <w:t>；</w:t>
-            </w:r>
-            <w:proofErr w:type="gramStart"/>
-            <w:r>
-              <w:rPr>
-                <w:rFonts w:ascii="標楷體" w:eastAsia="標楷體" w:hAnsi="標楷體"/>
-                <w:color w:val="000000"/>
-                <w:sz w:val="22"/>
-              </w:rPr>
-              <w:t>重型汽(</w:t>
-            </w:r>
-            <w:proofErr w:type="gramEnd"/>
-            <w:r>
-              <w:rPr>
-                <w:rFonts w:ascii="標楷體" w:eastAsia="標楷體" w:hAnsi="標楷體"/>
-                <w:color w:val="000000"/>
-                <w:sz w:val="22"/>
-              </w:rPr>
-              <w:t>機)車</w:t>
+                <w:rFonts w:ascii="標楷體" w:eastAsia="標楷體" w:hAnsi="標楷體"/>
+                <w:color w:val="000000"/>
+                <w:sz w:val="22"/>
+              </w:rPr>
+              <w:t>無</w:t>
             </w:r>
             <w:r>
               <w:rPr>
@@ -5872,41 +5709,6 @@
               </w:rPr>
               <w:t>{{</w:t>
             </w:r>
-            <w:proofErr w:type="spellStart"/>
-            <w:r>
-              <w:rPr>
-                <w:rFonts w:ascii="標楷體" w:eastAsia="標楷體" w:hAnsi="標楷體"/>
-                <w:color w:val="000000"/>
-                <w:sz w:val="22"/>
-              </w:rPr>
-              <w:t>D_None</w:t>
-            </w:r>
-            <w:proofErr w:type="spellEnd"/>
-            <w:r>
-              <w:rPr>
-                <w:rFonts w:ascii="標楷體" w:eastAsia="標楷體" w:hAnsi="標楷體" w:hint="eastAsia"/>
-                <w:color w:val="000000"/>
-                <w:sz w:val="22"/>
-              </w:rPr>
-              <w:t>}}</w:t>
-            </w:r>
-            <w:r>
-              <w:rPr>
-                <w:rFonts w:ascii="標楷體" w:eastAsia="標楷體" w:hAnsi="標楷體"/>
-                <w:color w:val="000000"/>
-                <w:sz w:val="22"/>
-              </w:rPr>
-              <w:t>無</w:t>
-            </w:r>
-            <w:r>
-              <w:rPr>
-                <w:rFonts w:ascii="標楷體" w:eastAsia="標楷體" w:hAnsi="標楷體" w:hint="eastAsia"/>
-                <w:color w:val="000000"/>
-                <w:sz w:val="22"/>
-              </w:rPr>
-              <w:t>{{</w:t>
-            </w:r>
-            <w:proofErr w:type="spellStart"/>
             <w:r>
               <w:rPr>
                 <w:rFonts w:ascii="標楷體" w:eastAsia="標楷體" w:hAnsi="標楷體"/>
@@ -5915,7 +5717,6 @@
               </w:rPr>
               <w:t>D_Own</w:t>
             </w:r>
-            <w:proofErr w:type="spellEnd"/>
             <w:r>
               <w:rPr>
                 <w:rFonts w:ascii="標楷體" w:eastAsia="標楷體" w:hAnsi="標楷體" w:hint="eastAsia"/>
@@ -6049,16 +5850,7 @@
                 <w:color w:val="000000"/>
                 <w:sz w:val="22"/>
               </w:rPr>
-              <w:t>{{Spec1</w:t>
-            </w:r>
-            <w:proofErr w:type="gramStart"/>
-            <w:r>
-              <w:rPr>
-                <w:rFonts w:ascii="標楷體" w:eastAsia="標楷體" w:hAnsi="標楷體"/>
-                <w:color w:val="000000"/>
-                <w:sz w:val="22"/>
-              </w:rPr>
-              <w:t>}}</w:t>
+              <w:t>{{Spec1}}</w:t>
             </w:r>
             <w:r>
               <w:rPr>
@@ -6074,25 +5866,7 @@
                 <w:color w:val="000000"/>
                 <w:sz w:val="22"/>
               </w:rPr>
-              <w:t>{</w:t>
-            </w:r>
-            <w:proofErr w:type="gramEnd"/>
-            <w:r>
-              <w:rPr>
-                <w:rFonts w:ascii="標楷體" w:eastAsia="標楷體" w:hAnsi="標楷體"/>
-                <w:color w:val="000000"/>
-                <w:sz w:val="22"/>
-              </w:rPr>
-              <w:t>{Spec2</w:t>
-            </w:r>
-            <w:proofErr w:type="gramStart"/>
-            <w:r>
-              <w:rPr>
-                <w:rFonts w:ascii="標楷體" w:eastAsia="標楷體" w:hAnsi="標楷體"/>
-                <w:color w:val="000000"/>
-                <w:sz w:val="22"/>
-              </w:rPr>
-              <w:t>}}</w:t>
+              <w:t>{{Spec2}}</w:t>
             </w:r>
             <w:r>
               <w:rPr>
@@ -6116,16 +5890,7 @@
                 <w:color w:val="000000"/>
                 <w:sz w:val="22"/>
               </w:rPr>
-              <w:t>{</w:t>
-            </w:r>
-            <w:proofErr w:type="gramEnd"/>
-            <w:r>
-              <w:rPr>
-                <w:rFonts w:ascii="標楷體" w:eastAsia="標楷體" w:hAnsi="標楷體"/>
-                <w:color w:val="000000"/>
-                <w:sz w:val="22"/>
-              </w:rPr>
-              <w:t>{Spec</w:t>
+              <w:t>{{Spec</w:t>
             </w:r>
             <w:r>
               <w:rPr>
@@ -6937,7 +6702,6 @@
               </w:rPr>
               <w:t>{{</w:t>
             </w:r>
-            <w:proofErr w:type="spellStart"/>
             <w:r>
               <w:rPr>
                 <w:rFonts w:ascii="標楷體" w:eastAsia="標楷體" w:hAnsi="標楷體"/>
@@ -6945,7 +6709,6 @@
               </w:rPr>
               <w:t>C_Base</w:t>
             </w:r>
-            <w:proofErr w:type="spellEnd"/>
             <w:r>
               <w:rPr>
                 <w:rFonts w:ascii="標楷體" w:eastAsia="標楷體" w:hAnsi="標楷體" w:hint="eastAsia"/>
@@ -6967,7 +6730,6 @@
               </w:rPr>
               <w:t>{{</w:t>
             </w:r>
-            <w:proofErr w:type="spellStart"/>
             <w:r>
               <w:rPr>
                 <w:rFonts w:ascii="標楷體" w:eastAsia="標楷體" w:hAnsi="標楷體"/>
@@ -6975,7 +6737,6 @@
               </w:rPr>
               <w:t>C_Doc</w:t>
             </w:r>
-            <w:proofErr w:type="spellEnd"/>
             <w:r>
               <w:rPr>
                 <w:rFonts w:ascii="標楷體" w:eastAsia="標楷體" w:hAnsi="標楷體" w:hint="eastAsia"/>
@@ -6997,7 +6758,6 @@
               </w:rPr>
               <w:t>{{</w:t>
             </w:r>
-            <w:proofErr w:type="spellStart"/>
             <w:r>
               <w:rPr>
                 <w:rFonts w:ascii="標楷體" w:eastAsia="標楷體" w:hAnsi="標楷體"/>
@@ -7005,7 +6765,6 @@
               </w:rPr>
               <w:t>C_Net</w:t>
             </w:r>
-            <w:proofErr w:type="spellEnd"/>
             <w:r>
               <w:rPr>
                 <w:rFonts w:ascii="標楷體" w:eastAsia="標楷體" w:hAnsi="標楷體" w:hint="eastAsia"/>
@@ -7027,7 +6786,6 @@
               </w:rPr>
               <w:t>{{</w:t>
             </w:r>
-            <w:proofErr w:type="spellStart"/>
             <w:r>
               <w:rPr>
                 <w:rFonts w:ascii="標楷體" w:eastAsia="標楷體" w:hAnsi="標楷體"/>
@@ -7035,7 +6793,6 @@
               </w:rPr>
               <w:t>C_Web</w:t>
             </w:r>
-            <w:proofErr w:type="spellEnd"/>
             <w:r>
               <w:rPr>
                 <w:rFonts w:ascii="標楷體" w:eastAsia="標楷體" w:hAnsi="標楷體" w:hint="eastAsia"/>
@@ -7057,7 +6814,6 @@
               </w:rPr>
               <w:t>{{</w:t>
             </w:r>
-            <w:proofErr w:type="spellStart"/>
             <w:r>
               <w:rPr>
                 <w:rFonts w:ascii="標楷體" w:eastAsia="標楷體" w:hAnsi="標楷體"/>
@@ -7065,7 +6821,6 @@
               </w:rPr>
               <w:t>C_Biz</w:t>
             </w:r>
-            <w:proofErr w:type="spellEnd"/>
             <w:r>
               <w:rPr>
                 <w:rFonts w:ascii="標楷體" w:eastAsia="標楷體" w:hAnsi="標楷體" w:hint="eastAsia"/>
@@ -7087,7 +6842,6 @@
               </w:rPr>
               <w:t>{{</w:t>
             </w:r>
-            <w:proofErr w:type="spellStart"/>
             <w:r>
               <w:rPr>
                 <w:rFonts w:ascii="標楷體" w:eastAsia="標楷體" w:hAnsi="標楷體"/>
@@ -7095,7 +6849,6 @@
               </w:rPr>
               <w:t>C_Prog</w:t>
             </w:r>
-            <w:proofErr w:type="spellEnd"/>
             <w:r>
               <w:rPr>
                 <w:rFonts w:ascii="標楷體" w:eastAsia="標楷體" w:hAnsi="標楷體" w:hint="eastAsia"/>
@@ -7126,7 +6879,6 @@
               </w:rPr>
               <w:t>{{</w:t>
             </w:r>
-            <w:proofErr w:type="spellStart"/>
             <w:r>
               <w:rPr>
                 <w:rFonts w:ascii="標楷體" w:eastAsia="標楷體" w:hAnsi="標楷體"/>
@@ -7134,7 +6886,6 @@
               </w:rPr>
               <w:t>C_Other</w:t>
             </w:r>
-            <w:proofErr w:type="spellEnd"/>
             <w:r>
               <w:rPr>
                 <w:rFonts w:ascii="標楷體" w:eastAsia="標楷體" w:hAnsi="標楷體" w:hint="eastAsia"/>

--- a/InterviewProject/wwwroot/file/履歷表.docx
+++ b/InterviewProject/wwwroot/file/履歷表.docx
@@ -638,12 +638,30 @@
             </w:pPr>
             <w:r>
               <w:rPr>
-                <w:rFonts w:ascii="標楷體" w:eastAsia="標楷體" w:hAnsi="標楷體"/>
+                <w:rFonts w:ascii="標楷體" w:eastAsia="標楷體" w:hAnsi="標楷體" w:hint="eastAsia"/>
                 <w:color w:val="000000"/>
                 <w:sz w:val="36"/>
                 <w:szCs w:val="36"/>
               </w:rPr>
-              <w:t>請貼照片</w:t>
+              <w:t>{{</w:t>
+            </w:r>
+            <w:r>
+              <w:rPr>
+                <w:rFonts w:ascii="標楷體" w:eastAsia="標楷體" w:hAnsi="標楷體"/>
+                <w:color w:val="000000"/>
+                <w:sz w:val="36"/>
+                <w:szCs w:val="36"/>
+              </w:rPr>
+              <w:t>ProfileImagePath</w:t>
+            </w:r>
+            <w:r>
+              <w:rPr>
+                <w:rFonts w:ascii="標楷體" w:eastAsia="標楷體" w:hAnsi="標楷體" w:hint="eastAsia"/>
+                <w:color w:val="000000"/>
+                <w:sz w:val="36"/>
+                <w:szCs w:val="36"/>
+              </w:rPr>
+              <w:t>}}</w:t>
             </w:r>
           </w:p>
         </w:tc>
@@ -7780,7 +7798,6 @@
   <w:style w:type="character" w:default="1" w:styleId="a0">
     <w:name w:val="Default Paragraph Font"/>
     <w:uiPriority w:val="1"/>
-    <w:semiHidden/>
     <w:unhideWhenUsed/>
   </w:style>
   <w:style w:type="table" w:default="1" w:styleId="a1">

--- a/InterviewProject/wwwroot/file/履歷表.docx
+++ b/InterviewProject/wwwroot/file/履歷表.docx
@@ -1623,25 +1623,6 @@
               <w:t>學歷</w:t>
             </w:r>
           </w:p>
-          <w:p>
-            <w:pPr>
-              <w:spacing w:line="240" w:lineRule="atLeast"/>
-              <w:jc w:val="center"/>
-              <w:rPr>
-                <w:rFonts w:ascii="標楷體" w:eastAsia="標楷體" w:hAnsi="標楷體"/>
-                <w:color w:val="000000"/>
-                <w:sz w:val="22"/>
-              </w:rPr>
-            </w:pPr>
-            <w:r>
-              <w:rPr>
-                <w:rFonts w:ascii="標楷體" w:eastAsia="標楷體" w:hAnsi="標楷體"/>
-                <w:color w:val="000000"/>
-                <w:sz w:val="22"/>
-              </w:rPr>
-              <w:t>(至少一筆)</w:t>
-            </w:r>
-          </w:p>
         </w:tc>
         <w:tc>
           <w:tcPr>
@@ -2249,6 +2230,7 @@
               <w:bottom w:w="0" w:type="dxa"/>
               <w:right w:w="28" w:type="dxa"/>
             </w:tcMar>
+            <w:vAlign w:val="center"/>
           </w:tcPr>
           <w:p>
             <w:pPr>
@@ -2302,6 +2284,7 @@
               <w:bottom w:w="0" w:type="dxa"/>
               <w:right w:w="28" w:type="dxa"/>
             </w:tcMar>
+            <w:vAlign w:val="center"/>
           </w:tcPr>
           <w:p>
             <w:pPr>
@@ -2515,6 +2498,548 @@
                 <w:sz w:val="22"/>
               </w:rPr>
               <w:t>}}</w:t>
+            </w:r>
+          </w:p>
+        </w:tc>
+      </w:tr>
+      <w:tr>
+        <w:trPr>
+          <w:cantSplit/>
+          <w:trHeight w:val="340"/>
+        </w:trPr>
+        <w:tc>
+          <w:tcPr>
+            <w:tcW w:w="830" w:type="dxa"/>
+            <w:vMerge/>
+            <w:tcBorders>
+              <w:top w:val="single" w:sz="4" w:space="0" w:color="000000"/>
+              <w:left w:val="single" w:sz="4" w:space="0" w:color="000000"/>
+              <w:bottom w:val="single" w:sz="4" w:space="0" w:color="000000"/>
+              <w:right w:val="single" w:sz="4" w:space="0" w:color="000000"/>
+            </w:tcBorders>
+            <w:tcMar>
+              <w:top w:w="0" w:type="dxa"/>
+              <w:left w:w="28" w:type="dxa"/>
+              <w:bottom w:w="0" w:type="dxa"/>
+              <w:right w:w="28" w:type="dxa"/>
+            </w:tcMar>
+            <w:vAlign w:val="center"/>
+          </w:tcPr>
+          <w:p>
+            <w:pPr>
+              <w:spacing w:line="240" w:lineRule="atLeast"/>
+              <w:ind w:left="113" w:right="113"/>
+              <w:jc w:val="center"/>
+              <w:rPr>
+                <w:rFonts w:ascii="標楷體" w:eastAsia="標楷體" w:hAnsi="標楷體"/>
+                <w:color w:val="000000"/>
+              </w:rPr>
+            </w:pPr>
+          </w:p>
+        </w:tc>
+        <w:tc>
+          <w:tcPr>
+            <w:tcW w:w="1673" w:type="dxa"/>
+            <w:tcBorders>
+              <w:top w:val="single" w:sz="4" w:space="0" w:color="000000"/>
+              <w:left w:val="single" w:sz="4" w:space="0" w:color="000000"/>
+              <w:bottom w:val="single" w:sz="4" w:space="0" w:color="000000"/>
+              <w:right w:val="single" w:sz="4" w:space="0" w:color="000000"/>
+            </w:tcBorders>
+            <w:tcMar>
+              <w:top w:w="0" w:type="dxa"/>
+              <w:left w:w="28" w:type="dxa"/>
+              <w:bottom w:w="0" w:type="dxa"/>
+              <w:right w:w="28" w:type="dxa"/>
+            </w:tcMar>
+            <w:vAlign w:val="center"/>
+          </w:tcPr>
+          <w:p>
+            <w:pPr>
+              <w:spacing w:line="240" w:lineRule="atLeast"/>
+              <w:jc w:val="center"/>
+              <w:rPr>
+                <w:rFonts w:ascii="標楷體" w:eastAsia="標楷體" w:hAnsi="標楷體"/>
+              </w:rPr>
+            </w:pPr>
+            <w:r>
+              <w:rPr>
+                <w:rFonts w:ascii="標楷體" w:eastAsia="標楷體" w:hAnsi="標楷體"/>
+                <w:color w:val="000000"/>
+                <w:sz w:val="22"/>
+              </w:rPr>
+              <w:t>電子信箱</w:t>
+            </w:r>
+          </w:p>
+        </w:tc>
+        <w:tc>
+          <w:tcPr>
+            <w:tcW w:w="7937" w:type="dxa"/>
+            <w:gridSpan w:val="10"/>
+            <w:tcBorders>
+              <w:top w:val="single" w:sz="4" w:space="0" w:color="000000"/>
+              <w:left w:val="single" w:sz="4" w:space="0" w:color="000000"/>
+              <w:bottom w:val="single" w:sz="4" w:space="0" w:color="000000"/>
+              <w:right w:val="single" w:sz="4" w:space="0" w:color="000000"/>
+            </w:tcBorders>
+            <w:tcMar>
+              <w:top w:w="0" w:type="dxa"/>
+              <w:left w:w="28" w:type="dxa"/>
+              <w:bottom w:w="0" w:type="dxa"/>
+              <w:right w:w="28" w:type="dxa"/>
+            </w:tcMar>
+          </w:tcPr>
+          <w:p>
+            <w:pPr>
+              <w:spacing w:line="240" w:lineRule="atLeast"/>
+              <w:rPr>
+                <w:rFonts w:ascii="標楷體" w:eastAsia="標楷體" w:hAnsi="標楷體"/>
+                <w:color w:val="000000"/>
+                <w:sz w:val="22"/>
+              </w:rPr>
+            </w:pPr>
+            <w:r>
+              <w:rPr>
+                <w:rFonts w:ascii="標楷體" w:eastAsia="標楷體" w:hAnsi="標楷體" w:hint="eastAsia"/>
+                <w:color w:val="000000"/>
+                <w:sz w:val="22"/>
+              </w:rPr>
+              <w:t>{{</w:t>
+            </w:r>
+            <w:r>
+              <w:rPr>
+                <w:rFonts w:ascii="標楷體" w:eastAsia="標楷體" w:hAnsi="標楷體"/>
+                <w:color w:val="000000"/>
+                <w:sz w:val="22"/>
+              </w:rPr>
+              <w:t>Email</w:t>
+            </w:r>
+            <w:r>
+              <w:rPr>
+                <w:rFonts w:ascii="標楷體" w:eastAsia="標楷體" w:hAnsi="標楷體" w:hint="eastAsia"/>
+                <w:color w:val="000000"/>
+                <w:sz w:val="22"/>
+              </w:rPr>
+              <w:t>}}</w:t>
+            </w:r>
+          </w:p>
+        </w:tc>
+      </w:tr>
+      <w:tr>
+        <w:trPr>
+          <w:cantSplit/>
+          <w:trHeight w:val="331"/>
+        </w:trPr>
+        <w:tc>
+          <w:tcPr>
+            <w:tcW w:w="830" w:type="dxa"/>
+            <w:vMerge w:val="restart"/>
+            <w:tcBorders>
+              <w:top w:val="single" w:sz="4" w:space="0" w:color="000000"/>
+              <w:left w:val="single" w:sz="4" w:space="0" w:color="000000"/>
+              <w:bottom w:val="single" w:sz="4" w:space="0" w:color="000000"/>
+              <w:right w:val="single" w:sz="4" w:space="0" w:color="000000"/>
+            </w:tcBorders>
+            <w:tcMar>
+              <w:top w:w="0" w:type="dxa"/>
+              <w:left w:w="28" w:type="dxa"/>
+              <w:bottom w:w="0" w:type="dxa"/>
+              <w:right w:w="28" w:type="dxa"/>
+            </w:tcMar>
+            <w:vAlign w:val="center"/>
+          </w:tcPr>
+          <w:p>
+            <w:pPr>
+              <w:spacing w:line="240" w:lineRule="atLeast"/>
+              <w:ind w:left="113" w:right="113"/>
+              <w:jc w:val="center"/>
+              <w:rPr>
+                <w:rFonts w:ascii="標楷體" w:eastAsia="標楷體" w:hAnsi="標楷體"/>
+                <w:b/>
+                <w:bCs/>
+                <w:color w:val="000000"/>
+                <w:sz w:val="28"/>
+              </w:rPr>
+            </w:pPr>
+            <w:r>
+              <w:rPr>
+                <w:rFonts w:ascii="標楷體" w:eastAsia="標楷體" w:hAnsi="標楷體"/>
+                <w:b/>
+                <w:bCs/>
+                <w:color w:val="000000"/>
+                <w:sz w:val="28"/>
+              </w:rPr>
+              <w:t>工作經歷</w:t>
+            </w:r>
+          </w:p>
+        </w:tc>
+        <w:tc>
+          <w:tcPr>
+            <w:tcW w:w="1673" w:type="dxa"/>
+            <w:tcBorders>
+              <w:top w:val="single" w:sz="4" w:space="0" w:color="000000"/>
+              <w:left w:val="single" w:sz="4" w:space="0" w:color="000000"/>
+              <w:bottom w:val="single" w:sz="4" w:space="0" w:color="000000"/>
+              <w:right w:val="single" w:sz="4" w:space="0" w:color="000000"/>
+            </w:tcBorders>
+            <w:tcMar>
+              <w:top w:w="0" w:type="dxa"/>
+              <w:left w:w="28" w:type="dxa"/>
+              <w:bottom w:w="0" w:type="dxa"/>
+              <w:right w:w="28" w:type="dxa"/>
+            </w:tcMar>
+            <w:vAlign w:val="center"/>
+          </w:tcPr>
+          <w:p>
+            <w:pPr>
+              <w:spacing w:line="240" w:lineRule="atLeast"/>
+              <w:ind w:left="224" w:hanging="224"/>
+              <w:jc w:val="center"/>
+              <w:rPr>
+                <w:rFonts w:ascii="標楷體" w:eastAsia="標楷體" w:hAnsi="標楷體"/>
+              </w:rPr>
+            </w:pPr>
+            <w:r>
+              <w:rPr>
+                <w:rFonts w:ascii="標楷體" w:eastAsia="標楷體" w:hAnsi="標楷體"/>
+                <w:color w:val="000000"/>
+                <w:sz w:val="22"/>
+                <w:szCs w:val="22"/>
+              </w:rPr>
+              <w:t>累計工作經驗</w:t>
+            </w:r>
+          </w:p>
+        </w:tc>
+        <w:tc>
+          <w:tcPr>
+            <w:tcW w:w="7937" w:type="dxa"/>
+            <w:gridSpan w:val="10"/>
+            <w:tcBorders>
+              <w:top w:val="single" w:sz="4" w:space="0" w:color="000000"/>
+              <w:left w:val="single" w:sz="4" w:space="0" w:color="000000"/>
+              <w:bottom w:val="single" w:sz="4" w:space="0" w:color="000000"/>
+              <w:right w:val="single" w:sz="4" w:space="0" w:color="000000"/>
+            </w:tcBorders>
+            <w:tcMar>
+              <w:top w:w="0" w:type="dxa"/>
+              <w:left w:w="28" w:type="dxa"/>
+              <w:bottom w:w="0" w:type="dxa"/>
+              <w:right w:w="28" w:type="dxa"/>
+            </w:tcMar>
+            <w:vAlign w:val="center"/>
+          </w:tcPr>
+          <w:p>
+            <w:pPr>
+              <w:spacing w:line="240" w:lineRule="atLeast"/>
+              <w:ind w:firstLine="7"/>
+              <w:rPr>
+                <w:rFonts w:ascii="標楷體" w:eastAsia="標楷體" w:hAnsi="標楷體"/>
+              </w:rPr>
+            </w:pPr>
+            <w:r>
+              <w:rPr>
+                <w:rFonts w:ascii="標楷體" w:eastAsia="標楷體" w:hAnsi="標楷體" w:hint="eastAsia"/>
+                <w:color w:val="000000"/>
+                <w:sz w:val="22"/>
+                <w:szCs w:val="22"/>
+              </w:rPr>
+              <w:t>{{</w:t>
+            </w:r>
+            <w:r>
+              <w:rPr>
+                <w:rFonts w:ascii="標楷體" w:eastAsia="標楷體" w:hAnsi="標楷體"/>
+                <w:color w:val="000000"/>
+                <w:sz w:val="22"/>
+                <w:szCs w:val="22"/>
+              </w:rPr>
+              <w:t>NoWorkExp</w:t>
+            </w:r>
+            <w:r>
+              <w:rPr>
+                <w:rFonts w:ascii="標楷體" w:eastAsia="標楷體" w:hAnsi="標楷體" w:hint="eastAsia"/>
+                <w:color w:val="000000"/>
+                <w:sz w:val="22"/>
+                <w:szCs w:val="22"/>
+              </w:rPr>
+              <w:t>}}</w:t>
+            </w:r>
+            <w:r>
+              <w:rPr>
+                <w:rFonts w:ascii="標楷體" w:eastAsia="標楷體" w:hAnsi="標楷體"/>
+                <w:color w:val="000000"/>
+                <w:sz w:val="22"/>
+                <w:szCs w:val="22"/>
+              </w:rPr>
+              <w:t xml:space="preserve">無  </w:t>
+            </w:r>
+            <w:r>
+              <w:rPr>
+                <w:rFonts w:ascii="標楷體" w:eastAsia="標楷體" w:hAnsi="標楷體" w:hint="eastAsia"/>
+                <w:color w:val="000000"/>
+                <w:sz w:val="22"/>
+                <w:szCs w:val="22"/>
+              </w:rPr>
+              <w:t>{{</w:t>
+            </w:r>
+            <w:r>
+              <w:rPr>
+                <w:rFonts w:ascii="標楷體" w:eastAsia="標楷體" w:hAnsi="標楷體"/>
+                <w:color w:val="000000"/>
+                <w:sz w:val="22"/>
+                <w:szCs w:val="22"/>
+              </w:rPr>
+              <w:t>WorkExp</w:t>
+            </w:r>
+            <w:r>
+              <w:rPr>
+                <w:rFonts w:ascii="標楷體" w:eastAsia="標楷體" w:hAnsi="標楷體" w:hint="eastAsia"/>
+                <w:color w:val="000000"/>
+                <w:sz w:val="22"/>
+                <w:szCs w:val="22"/>
+              </w:rPr>
+              <w:t>}}</w:t>
+            </w:r>
+            <w:r>
+              <w:rPr>
+                <w:rFonts w:ascii="標楷體" w:eastAsia="標楷體" w:hAnsi="標楷體"/>
+                <w:color w:val="000000"/>
+                <w:sz w:val="22"/>
+                <w:szCs w:val="22"/>
+              </w:rPr>
+              <w:t>工作年資</w:t>
+            </w:r>
+            <w:r>
+              <w:rPr>
+                <w:rFonts w:ascii="標楷體" w:eastAsia="標楷體" w:hAnsi="標楷體" w:hint="eastAsia"/>
+                <w:color w:val="000000"/>
+                <w:sz w:val="22"/>
+                <w:szCs w:val="22"/>
+              </w:rPr>
+              <w:t>{{</w:t>
+            </w:r>
+            <w:r>
+              <w:rPr>
+                <w:rFonts w:ascii="標楷體" w:eastAsia="標楷體" w:hAnsi="標楷體"/>
+                <w:color w:val="000000"/>
+                <w:sz w:val="22"/>
+                <w:szCs w:val="22"/>
+              </w:rPr>
+              <w:t>WorkExperienceYears</w:t>
+            </w:r>
+            <w:r>
+              <w:rPr>
+                <w:rFonts w:ascii="標楷體" w:eastAsia="標楷體" w:hAnsi="標楷體" w:hint="eastAsia"/>
+                <w:color w:val="000000"/>
+                <w:sz w:val="22"/>
+                <w:szCs w:val="22"/>
+              </w:rPr>
+              <w:t>}}</w:t>
+            </w:r>
+            <w:r>
+              <w:rPr>
+                <w:rFonts w:ascii="標楷體" w:eastAsia="標楷體" w:hAnsi="標楷體"/>
+                <w:color w:val="000000"/>
+                <w:sz w:val="22"/>
+                <w:szCs w:val="22"/>
+              </w:rPr>
+              <w:t>年</w:t>
+            </w:r>
+          </w:p>
+        </w:tc>
+      </w:tr>
+      <w:tr>
+        <w:trPr>
+          <w:cantSplit/>
+          <w:trHeight w:val="284"/>
+        </w:trPr>
+        <w:tc>
+          <w:tcPr>
+            <w:tcW w:w="830" w:type="dxa"/>
+            <w:vMerge/>
+            <w:tcBorders>
+              <w:top w:val="single" w:sz="4" w:space="0" w:color="000000"/>
+              <w:left w:val="single" w:sz="4" w:space="0" w:color="000000"/>
+              <w:bottom w:val="single" w:sz="4" w:space="0" w:color="000000"/>
+              <w:right w:val="single" w:sz="4" w:space="0" w:color="000000"/>
+            </w:tcBorders>
+            <w:tcMar>
+              <w:top w:w="0" w:type="dxa"/>
+              <w:left w:w="28" w:type="dxa"/>
+              <w:bottom w:w="0" w:type="dxa"/>
+              <w:right w:w="28" w:type="dxa"/>
+            </w:tcMar>
+            <w:vAlign w:val="center"/>
+          </w:tcPr>
+          <w:p>
+            <w:pPr>
+              <w:spacing w:line="240" w:lineRule="atLeast"/>
+              <w:ind w:left="113" w:right="113"/>
+              <w:jc w:val="center"/>
+              <w:rPr>
+                <w:rFonts w:ascii="標楷體" w:eastAsia="標楷體" w:hAnsi="標楷體"/>
+                <w:b/>
+                <w:bCs/>
+                <w:color w:val="000000"/>
+                <w:sz w:val="28"/>
+              </w:rPr>
+            </w:pPr>
+          </w:p>
+        </w:tc>
+        <w:tc>
+          <w:tcPr>
+            <w:tcW w:w="1673" w:type="dxa"/>
+            <w:vMerge w:val="restart"/>
+            <w:tcBorders>
+              <w:top w:val="single" w:sz="4" w:space="0" w:color="000000"/>
+              <w:left w:val="single" w:sz="4" w:space="0" w:color="000000"/>
+              <w:bottom w:val="single" w:sz="4" w:space="0" w:color="000000"/>
+              <w:right w:val="single" w:sz="4" w:space="0" w:color="000000"/>
+            </w:tcBorders>
+            <w:tcMar>
+              <w:top w:w="0" w:type="dxa"/>
+              <w:left w:w="28" w:type="dxa"/>
+              <w:bottom w:w="0" w:type="dxa"/>
+              <w:right w:w="28" w:type="dxa"/>
+            </w:tcMar>
+            <w:vAlign w:val="center"/>
+          </w:tcPr>
+          <w:p>
+            <w:pPr>
+              <w:spacing w:line="240" w:lineRule="atLeast"/>
+              <w:jc w:val="center"/>
+              <w:rPr>
+                <w:rFonts w:ascii="標楷體" w:eastAsia="標楷體" w:hAnsi="標楷體"/>
+                <w:color w:val="000000"/>
+                <w:sz w:val="22"/>
+              </w:rPr>
+            </w:pPr>
+            <w:r>
+              <w:rPr>
+                <w:rFonts w:ascii="標楷體" w:eastAsia="標楷體" w:hAnsi="標楷體"/>
+                <w:color w:val="000000"/>
+                <w:sz w:val="22"/>
+              </w:rPr>
+              <w:t>工作經歷</w:t>
+            </w:r>
+          </w:p>
+        </w:tc>
+        <w:tc>
+          <w:tcPr>
+            <w:tcW w:w="1984" w:type="dxa"/>
+            <w:gridSpan w:val="2"/>
+            <w:tcBorders>
+              <w:top w:val="single" w:sz="4" w:space="0" w:color="000000"/>
+              <w:left w:val="single" w:sz="4" w:space="0" w:color="000000"/>
+              <w:bottom w:val="single" w:sz="4" w:space="0" w:color="000000"/>
+              <w:right w:val="single" w:sz="4" w:space="0" w:color="000000"/>
+            </w:tcBorders>
+            <w:tcMar>
+              <w:top w:w="0" w:type="dxa"/>
+              <w:left w:w="28" w:type="dxa"/>
+              <w:bottom w:w="0" w:type="dxa"/>
+              <w:right w:w="28" w:type="dxa"/>
+            </w:tcMar>
+            <w:vAlign w:val="center"/>
+          </w:tcPr>
+          <w:p>
+            <w:pPr>
+              <w:spacing w:line="240" w:lineRule="atLeast"/>
+              <w:jc w:val="center"/>
+              <w:rPr>
+                <w:rFonts w:ascii="標楷體" w:eastAsia="標楷體" w:hAnsi="標楷體"/>
+                <w:color w:val="000000"/>
+                <w:sz w:val="22"/>
+                <w:szCs w:val="22"/>
+              </w:rPr>
+            </w:pPr>
+            <w:r>
+              <w:rPr>
+                <w:rFonts w:ascii="標楷體" w:eastAsia="標楷體" w:hAnsi="標楷體"/>
+                <w:color w:val="000000"/>
+                <w:sz w:val="22"/>
+                <w:szCs w:val="22"/>
+              </w:rPr>
+              <w:t>公司名稱</w:t>
+            </w:r>
+          </w:p>
+        </w:tc>
+        <w:tc>
+          <w:tcPr>
+            <w:tcW w:w="1984" w:type="dxa"/>
+            <w:gridSpan w:val="3"/>
+            <w:tcBorders>
+              <w:top w:val="single" w:sz="4" w:space="0" w:color="000000"/>
+              <w:left w:val="single" w:sz="4" w:space="0" w:color="000000"/>
+              <w:bottom w:val="single" w:sz="4" w:space="0" w:color="000000"/>
+              <w:right w:val="single" w:sz="4" w:space="0" w:color="000000"/>
+            </w:tcBorders>
+            <w:tcMar>
+              <w:top w:w="0" w:type="dxa"/>
+              <w:left w:w="28" w:type="dxa"/>
+              <w:bottom w:w="0" w:type="dxa"/>
+              <w:right w:w="28" w:type="dxa"/>
+            </w:tcMar>
+            <w:vAlign w:val="center"/>
+          </w:tcPr>
+          <w:p>
+            <w:pPr>
+              <w:spacing w:line="240" w:lineRule="atLeast"/>
+              <w:jc w:val="center"/>
+              <w:rPr>
+                <w:rFonts w:ascii="標楷體" w:eastAsia="標楷體" w:hAnsi="標楷體"/>
+                <w:color w:val="000000"/>
+                <w:sz w:val="22"/>
+                <w:szCs w:val="22"/>
+              </w:rPr>
+            </w:pPr>
+            <w:r>
+              <w:rPr>
+                <w:rFonts w:ascii="標楷體" w:eastAsia="標楷體" w:hAnsi="標楷體"/>
+                <w:color w:val="000000"/>
+                <w:sz w:val="22"/>
+                <w:szCs w:val="22"/>
+              </w:rPr>
+              <w:t>工作職稱</w:t>
+            </w:r>
+          </w:p>
+        </w:tc>
+        <w:tc>
+          <w:tcPr>
+            <w:tcW w:w="3969" w:type="dxa"/>
+            <w:gridSpan w:val="5"/>
+            <w:tcBorders>
+              <w:top w:val="single" w:sz="4" w:space="0" w:color="000000"/>
+              <w:left w:val="single" w:sz="4" w:space="0" w:color="000000"/>
+              <w:bottom w:val="single" w:sz="4" w:space="0" w:color="000000"/>
+              <w:right w:val="single" w:sz="4" w:space="0" w:color="000000"/>
+            </w:tcBorders>
+            <w:tcMar>
+              <w:top w:w="0" w:type="dxa"/>
+              <w:left w:w="28" w:type="dxa"/>
+              <w:bottom w:w="0" w:type="dxa"/>
+              <w:right w:w="28" w:type="dxa"/>
+            </w:tcMar>
+            <w:vAlign w:val="center"/>
+          </w:tcPr>
+          <w:p>
+            <w:pPr>
+              <w:spacing w:line="240" w:lineRule="atLeast"/>
+              <w:jc w:val="center"/>
+              <w:rPr>
+                <w:rFonts w:ascii="標楷體" w:eastAsia="標楷體" w:hAnsi="標楷體"/>
+                <w:color w:val="000000"/>
+                <w:sz w:val="22"/>
+                <w:szCs w:val="22"/>
+              </w:rPr>
+            </w:pPr>
+            <w:r>
+              <w:rPr>
+                <w:rFonts w:ascii="標楷體" w:eastAsia="標楷體" w:hAnsi="標楷體"/>
+                <w:color w:val="000000"/>
+                <w:sz w:val="22"/>
+                <w:szCs w:val="22"/>
+              </w:rPr>
+              <w:t>工作說明</w:t>
             </w:r>
           </w:p>
         </w:tc>
@@ -2549,7 +3074,10 @@
               <w:jc w:val="center"/>
               <w:rPr>
                 <w:rFonts w:ascii="標楷體" w:eastAsia="標楷體" w:hAnsi="標楷體"/>
-                <w:color w:val="000000"/>
+                <w:b/>
+                <w:bCs/>
+                <w:color w:val="000000"/>
+                <w:sz w:val="28"/>
               </w:rPr>
             </w:pPr>
           </w:p>
@@ -2575,767 +3103,13 @@
           <w:p>
             <w:pPr>
               <w:spacing w:line="240" w:lineRule="atLeast"/>
-              <w:jc w:val="center"/>
-              <w:rPr>
-                <w:rFonts w:ascii="標楷體" w:eastAsia="標楷體" w:hAnsi="標楷體"/>
-                <w:color w:val="000000"/>
-                <w:sz w:val="22"/>
-              </w:rPr>
-            </w:pPr>
-          </w:p>
-        </w:tc>
-        <w:tc>
-          <w:tcPr>
-            <w:tcW w:w="2177" w:type="dxa"/>
-            <w:gridSpan w:val="3"/>
-            <w:tcBorders>
-              <w:top w:val="single" w:sz="4" w:space="0" w:color="000000"/>
-              <w:left w:val="single" w:sz="4" w:space="0" w:color="000000"/>
-              <w:bottom w:val="single" w:sz="4" w:space="0" w:color="000000"/>
-              <w:right w:val="single" w:sz="4" w:space="0" w:color="000000"/>
-            </w:tcBorders>
-            <w:tcMar>
-              <w:top w:w="0" w:type="dxa"/>
-              <w:left w:w="28" w:type="dxa"/>
-              <w:bottom w:w="0" w:type="dxa"/>
-              <w:right w:w="28" w:type="dxa"/>
-            </w:tcMar>
-          </w:tcPr>
-          <w:p>
-            <w:pPr>
-              <w:spacing w:line="240" w:lineRule="atLeast"/>
-              <w:jc w:val="center"/>
-              <w:rPr>
-                <w:rFonts w:ascii="標楷體" w:eastAsia="標楷體" w:hAnsi="標楷體"/>
-                <w:color w:val="000000"/>
-                <w:sz w:val="22"/>
-              </w:rPr>
-            </w:pPr>
-          </w:p>
-        </w:tc>
-        <w:tc>
-          <w:tcPr>
-            <w:tcW w:w="1980" w:type="dxa"/>
-            <w:gridSpan w:val="4"/>
-            <w:tcBorders>
-              <w:top w:val="single" w:sz="4" w:space="0" w:color="000000"/>
-              <w:left w:val="single" w:sz="4" w:space="0" w:color="000000"/>
-              <w:bottom w:val="single" w:sz="4" w:space="0" w:color="000000"/>
-              <w:right w:val="single" w:sz="4" w:space="0" w:color="000000"/>
-            </w:tcBorders>
-            <w:tcMar>
-              <w:top w:w="0" w:type="dxa"/>
-              <w:left w:w="28" w:type="dxa"/>
-              <w:bottom w:w="0" w:type="dxa"/>
-              <w:right w:w="28" w:type="dxa"/>
-            </w:tcMar>
-          </w:tcPr>
-          <w:p>
-            <w:pPr>
-              <w:spacing w:line="240" w:lineRule="atLeast"/>
-              <w:jc w:val="center"/>
-              <w:rPr>
-                <w:rFonts w:ascii="標楷體" w:eastAsia="標楷體" w:hAnsi="標楷體"/>
-                <w:color w:val="000000"/>
-                <w:sz w:val="22"/>
-              </w:rPr>
-            </w:pPr>
-          </w:p>
-        </w:tc>
-        <w:tc>
-          <w:tcPr>
-            <w:tcW w:w="2160" w:type="dxa"/>
-            <w:gridSpan w:val="2"/>
-            <w:tcBorders>
-              <w:top w:val="single" w:sz="4" w:space="0" w:color="000000"/>
-              <w:left w:val="single" w:sz="4" w:space="0" w:color="000000"/>
-              <w:bottom w:val="single" w:sz="4" w:space="0" w:color="000000"/>
-              <w:right w:val="single" w:sz="4" w:space="0" w:color="000000"/>
-            </w:tcBorders>
-            <w:tcMar>
-              <w:top w:w="0" w:type="dxa"/>
-              <w:left w:w="28" w:type="dxa"/>
-              <w:bottom w:w="0" w:type="dxa"/>
-              <w:right w:w="28" w:type="dxa"/>
-            </w:tcMar>
-            <w:vAlign w:val="center"/>
-          </w:tcPr>
-          <w:p>
-            <w:pPr>
-              <w:spacing w:line="240" w:lineRule="atLeast"/>
-              <w:jc w:val="center"/>
-              <w:rPr>
-                <w:rFonts w:ascii="標楷體" w:eastAsia="標楷體" w:hAnsi="標楷體"/>
-                <w:color w:val="000000"/>
-                <w:sz w:val="22"/>
-              </w:rPr>
-            </w:pPr>
-            <w:r>
-              <w:rPr>
-                <w:rFonts w:ascii="標楷體" w:eastAsia="標楷體" w:hAnsi="標楷體"/>
-                <w:color w:val="000000"/>
-                <w:sz w:val="22"/>
-              </w:rPr>
-              <w:t>□畢業□肄業□在學</w:t>
-            </w:r>
-          </w:p>
-        </w:tc>
-        <w:tc>
-          <w:tcPr>
-            <w:tcW w:w="1620" w:type="dxa"/>
-            <w:tcBorders>
-              <w:top w:val="single" w:sz="4" w:space="0" w:color="000000"/>
-              <w:left w:val="single" w:sz="4" w:space="0" w:color="000000"/>
-              <w:bottom w:val="single" w:sz="4" w:space="0" w:color="000000"/>
-              <w:right w:val="single" w:sz="4" w:space="0" w:color="000000"/>
-            </w:tcBorders>
-            <w:tcMar>
-              <w:top w:w="0" w:type="dxa"/>
-              <w:left w:w="28" w:type="dxa"/>
-              <w:bottom w:w="0" w:type="dxa"/>
-              <w:right w:w="28" w:type="dxa"/>
-            </w:tcMar>
-            <w:vAlign w:val="center"/>
-          </w:tcPr>
-          <w:p>
-            <w:pPr>
-              <w:spacing w:line="240" w:lineRule="atLeast"/>
-              <w:jc w:val="center"/>
-              <w:rPr>
-                <w:rFonts w:ascii="標楷體" w:eastAsia="標楷體" w:hAnsi="標楷體"/>
-                <w:color w:val="000000"/>
-                <w:sz w:val="22"/>
-              </w:rPr>
-            </w:pPr>
-            <w:r>
-              <w:rPr>
-                <w:rFonts w:ascii="標楷體" w:eastAsia="標楷體" w:hAnsi="標楷體"/>
-                <w:color w:val="000000"/>
-                <w:sz w:val="22"/>
-              </w:rPr>
-              <w:t>年　　月</w:t>
-            </w:r>
-          </w:p>
-        </w:tc>
-      </w:tr>
-      <w:tr>
-        <w:trPr>
-          <w:cantSplit/>
-          <w:trHeight w:val="454"/>
-        </w:trPr>
-        <w:tc>
-          <w:tcPr>
-            <w:tcW w:w="830" w:type="dxa"/>
-            <w:vMerge/>
-            <w:tcBorders>
-              <w:top w:val="single" w:sz="4" w:space="0" w:color="000000"/>
-              <w:left w:val="single" w:sz="4" w:space="0" w:color="000000"/>
-              <w:bottom w:val="single" w:sz="4" w:space="0" w:color="000000"/>
-              <w:right w:val="single" w:sz="4" w:space="0" w:color="000000"/>
-            </w:tcBorders>
-            <w:tcMar>
-              <w:top w:w="0" w:type="dxa"/>
-              <w:left w:w="28" w:type="dxa"/>
-              <w:bottom w:w="0" w:type="dxa"/>
-              <w:right w:w="28" w:type="dxa"/>
-            </w:tcMar>
-            <w:vAlign w:val="center"/>
-          </w:tcPr>
-          <w:p>
-            <w:pPr>
-              <w:spacing w:line="240" w:lineRule="atLeast"/>
-              <w:ind w:left="113" w:right="113"/>
-              <w:jc w:val="center"/>
-              <w:rPr>
-                <w:rFonts w:ascii="標楷體" w:eastAsia="標楷體" w:hAnsi="標楷體"/>
-                <w:color w:val="000000"/>
-              </w:rPr>
-            </w:pPr>
-          </w:p>
-        </w:tc>
-        <w:tc>
-          <w:tcPr>
-            <w:tcW w:w="1673" w:type="dxa"/>
-            <w:vMerge/>
-            <w:tcBorders>
-              <w:top w:val="single" w:sz="4" w:space="0" w:color="000000"/>
-              <w:left w:val="single" w:sz="4" w:space="0" w:color="000000"/>
-              <w:bottom w:val="single" w:sz="4" w:space="0" w:color="000000"/>
-              <w:right w:val="single" w:sz="4" w:space="0" w:color="000000"/>
-            </w:tcBorders>
-            <w:tcMar>
-              <w:top w:w="0" w:type="dxa"/>
-              <w:left w:w="28" w:type="dxa"/>
-              <w:bottom w:w="0" w:type="dxa"/>
-              <w:right w:w="28" w:type="dxa"/>
-            </w:tcMar>
-            <w:vAlign w:val="center"/>
-          </w:tcPr>
-          <w:p>
-            <w:pPr>
-              <w:spacing w:line="240" w:lineRule="atLeast"/>
-              <w:jc w:val="center"/>
-              <w:rPr>
-                <w:rFonts w:ascii="標楷體" w:eastAsia="標楷體" w:hAnsi="標楷體"/>
-                <w:color w:val="000000"/>
-                <w:sz w:val="22"/>
-              </w:rPr>
-            </w:pPr>
-          </w:p>
-        </w:tc>
-        <w:tc>
-          <w:tcPr>
-            <w:tcW w:w="2177" w:type="dxa"/>
-            <w:gridSpan w:val="3"/>
-            <w:tcBorders>
-              <w:top w:val="single" w:sz="4" w:space="0" w:color="000000"/>
-              <w:left w:val="single" w:sz="4" w:space="0" w:color="000000"/>
-              <w:bottom w:val="single" w:sz="4" w:space="0" w:color="000000"/>
-              <w:right w:val="single" w:sz="4" w:space="0" w:color="000000"/>
-            </w:tcBorders>
-            <w:tcMar>
-              <w:top w:w="0" w:type="dxa"/>
-              <w:left w:w="28" w:type="dxa"/>
-              <w:bottom w:w="0" w:type="dxa"/>
-              <w:right w:w="28" w:type="dxa"/>
-            </w:tcMar>
-          </w:tcPr>
-          <w:p>
-            <w:pPr>
-              <w:spacing w:line="240" w:lineRule="atLeast"/>
-              <w:jc w:val="center"/>
-              <w:rPr>
-                <w:rFonts w:ascii="標楷體" w:eastAsia="標楷體" w:hAnsi="標楷體"/>
-                <w:color w:val="000000"/>
-                <w:sz w:val="22"/>
-              </w:rPr>
-            </w:pPr>
-          </w:p>
-        </w:tc>
-        <w:tc>
-          <w:tcPr>
-            <w:tcW w:w="1980" w:type="dxa"/>
-            <w:gridSpan w:val="4"/>
-            <w:tcBorders>
-              <w:top w:val="single" w:sz="4" w:space="0" w:color="000000"/>
-              <w:left w:val="single" w:sz="4" w:space="0" w:color="000000"/>
-              <w:bottom w:val="single" w:sz="4" w:space="0" w:color="000000"/>
-              <w:right w:val="single" w:sz="4" w:space="0" w:color="000000"/>
-            </w:tcBorders>
-            <w:tcMar>
-              <w:top w:w="0" w:type="dxa"/>
-              <w:left w:w="28" w:type="dxa"/>
-              <w:bottom w:w="0" w:type="dxa"/>
-              <w:right w:w="28" w:type="dxa"/>
-            </w:tcMar>
-          </w:tcPr>
-          <w:p>
-            <w:pPr>
-              <w:spacing w:line="240" w:lineRule="atLeast"/>
-              <w:jc w:val="center"/>
-              <w:rPr>
-                <w:rFonts w:ascii="標楷體" w:eastAsia="標楷體" w:hAnsi="標楷體"/>
-                <w:color w:val="000000"/>
-                <w:sz w:val="22"/>
-              </w:rPr>
-            </w:pPr>
-          </w:p>
-        </w:tc>
-        <w:tc>
-          <w:tcPr>
-            <w:tcW w:w="2160" w:type="dxa"/>
-            <w:gridSpan w:val="2"/>
-            <w:tcBorders>
-              <w:top w:val="single" w:sz="4" w:space="0" w:color="000000"/>
-              <w:left w:val="single" w:sz="4" w:space="0" w:color="000000"/>
-              <w:bottom w:val="single" w:sz="4" w:space="0" w:color="000000"/>
-              <w:right w:val="single" w:sz="4" w:space="0" w:color="000000"/>
-            </w:tcBorders>
-            <w:tcMar>
-              <w:top w:w="0" w:type="dxa"/>
-              <w:left w:w="28" w:type="dxa"/>
-              <w:bottom w:w="0" w:type="dxa"/>
-              <w:right w:w="28" w:type="dxa"/>
-            </w:tcMar>
-            <w:vAlign w:val="center"/>
-          </w:tcPr>
-          <w:p>
-            <w:pPr>
-              <w:spacing w:line="240" w:lineRule="atLeast"/>
-              <w:jc w:val="center"/>
-              <w:rPr>
-                <w:rFonts w:ascii="標楷體" w:eastAsia="標楷體" w:hAnsi="標楷體"/>
-                <w:color w:val="000000"/>
-                <w:sz w:val="22"/>
-              </w:rPr>
-            </w:pPr>
-            <w:r>
-              <w:rPr>
-                <w:rFonts w:ascii="標楷體" w:eastAsia="標楷體" w:hAnsi="標楷體"/>
-                <w:color w:val="000000"/>
-                <w:sz w:val="22"/>
-              </w:rPr>
-              <w:t>□畢業□肄業□在學</w:t>
-            </w:r>
-          </w:p>
-        </w:tc>
-        <w:tc>
-          <w:tcPr>
-            <w:tcW w:w="1620" w:type="dxa"/>
-            <w:tcBorders>
-              <w:top w:val="single" w:sz="4" w:space="0" w:color="000000"/>
-              <w:left w:val="single" w:sz="4" w:space="0" w:color="000000"/>
-              <w:bottom w:val="single" w:sz="4" w:space="0" w:color="000000"/>
-              <w:right w:val="single" w:sz="4" w:space="0" w:color="000000"/>
-            </w:tcBorders>
-            <w:tcMar>
-              <w:top w:w="0" w:type="dxa"/>
-              <w:left w:w="28" w:type="dxa"/>
-              <w:bottom w:w="0" w:type="dxa"/>
-              <w:right w:w="28" w:type="dxa"/>
-            </w:tcMar>
-            <w:vAlign w:val="center"/>
-          </w:tcPr>
-          <w:p>
-            <w:pPr>
-              <w:spacing w:line="240" w:lineRule="atLeast"/>
-              <w:jc w:val="center"/>
-              <w:rPr>
-                <w:rFonts w:ascii="標楷體" w:eastAsia="標楷體" w:hAnsi="標楷體"/>
-                <w:color w:val="000000"/>
-                <w:sz w:val="22"/>
-              </w:rPr>
-            </w:pPr>
-            <w:r>
-              <w:rPr>
-                <w:rFonts w:ascii="標楷體" w:eastAsia="標楷體" w:hAnsi="標楷體"/>
-                <w:color w:val="000000"/>
-                <w:sz w:val="22"/>
-              </w:rPr>
-              <w:t>年　　月</w:t>
-            </w:r>
-          </w:p>
-        </w:tc>
-      </w:tr>
-      <w:tr>
-        <w:trPr>
-          <w:cantSplit/>
-          <w:trHeight w:val="340"/>
-        </w:trPr>
-        <w:tc>
-          <w:tcPr>
-            <w:tcW w:w="830" w:type="dxa"/>
-            <w:vMerge/>
-            <w:tcBorders>
-              <w:top w:val="single" w:sz="4" w:space="0" w:color="000000"/>
-              <w:left w:val="single" w:sz="4" w:space="0" w:color="000000"/>
-              <w:bottom w:val="single" w:sz="4" w:space="0" w:color="000000"/>
-              <w:right w:val="single" w:sz="4" w:space="0" w:color="000000"/>
-            </w:tcBorders>
-            <w:tcMar>
-              <w:top w:w="0" w:type="dxa"/>
-              <w:left w:w="28" w:type="dxa"/>
-              <w:bottom w:w="0" w:type="dxa"/>
-              <w:right w:w="28" w:type="dxa"/>
-            </w:tcMar>
-            <w:vAlign w:val="center"/>
-          </w:tcPr>
-          <w:p>
-            <w:pPr>
-              <w:spacing w:line="240" w:lineRule="atLeast"/>
-              <w:ind w:left="113" w:right="113"/>
-              <w:jc w:val="center"/>
-              <w:rPr>
-                <w:rFonts w:ascii="標楷體" w:eastAsia="標楷體" w:hAnsi="標楷體"/>
-                <w:color w:val="000000"/>
-              </w:rPr>
-            </w:pPr>
-          </w:p>
-        </w:tc>
-        <w:tc>
-          <w:tcPr>
-            <w:tcW w:w="1673" w:type="dxa"/>
-            <w:tcBorders>
-              <w:top w:val="single" w:sz="4" w:space="0" w:color="000000"/>
-              <w:left w:val="single" w:sz="4" w:space="0" w:color="000000"/>
-              <w:bottom w:val="single" w:sz="4" w:space="0" w:color="000000"/>
-              <w:right w:val="single" w:sz="4" w:space="0" w:color="000000"/>
-            </w:tcBorders>
-            <w:tcMar>
-              <w:top w:w="0" w:type="dxa"/>
-              <w:left w:w="28" w:type="dxa"/>
-              <w:bottom w:w="0" w:type="dxa"/>
-              <w:right w:w="28" w:type="dxa"/>
-            </w:tcMar>
-            <w:vAlign w:val="center"/>
-          </w:tcPr>
-          <w:p>
-            <w:pPr>
-              <w:spacing w:line="240" w:lineRule="atLeast"/>
-              <w:jc w:val="center"/>
-              <w:rPr>
-                <w:rFonts w:ascii="標楷體" w:eastAsia="標楷體" w:hAnsi="標楷體"/>
-              </w:rPr>
-            </w:pPr>
-            <w:r>
-              <w:rPr>
-                <w:rFonts w:ascii="標楷體" w:eastAsia="標楷體" w:hAnsi="標楷體"/>
-                <w:color w:val="000000"/>
-                <w:sz w:val="22"/>
-              </w:rPr>
-              <w:t>電子信箱</w:t>
-            </w:r>
-          </w:p>
-        </w:tc>
-        <w:tc>
-          <w:tcPr>
-            <w:tcW w:w="7937" w:type="dxa"/>
-            <w:gridSpan w:val="10"/>
-            <w:tcBorders>
-              <w:top w:val="single" w:sz="4" w:space="0" w:color="000000"/>
-              <w:left w:val="single" w:sz="4" w:space="0" w:color="000000"/>
-              <w:bottom w:val="single" w:sz="4" w:space="0" w:color="000000"/>
-              <w:right w:val="single" w:sz="4" w:space="0" w:color="000000"/>
-            </w:tcBorders>
-            <w:tcMar>
-              <w:top w:w="0" w:type="dxa"/>
-              <w:left w:w="28" w:type="dxa"/>
-              <w:bottom w:w="0" w:type="dxa"/>
-              <w:right w:w="28" w:type="dxa"/>
-            </w:tcMar>
-          </w:tcPr>
-          <w:p>
-            <w:pPr>
-              <w:spacing w:line="240" w:lineRule="atLeast"/>
-              <w:rPr>
-                <w:rFonts w:ascii="標楷體" w:eastAsia="標楷體" w:hAnsi="標楷體"/>
-                <w:color w:val="000000"/>
-                <w:sz w:val="22"/>
-              </w:rPr>
-            </w:pPr>
-            <w:r>
-              <w:rPr>
-                <w:rFonts w:ascii="標楷體" w:eastAsia="標楷體" w:hAnsi="標楷體" w:hint="eastAsia"/>
-                <w:color w:val="000000"/>
-                <w:sz w:val="22"/>
-              </w:rPr>
-              <w:t>{{</w:t>
-            </w:r>
-            <w:r>
-              <w:rPr>
-                <w:rFonts w:ascii="標楷體" w:eastAsia="標楷體" w:hAnsi="標楷體"/>
-                <w:color w:val="000000"/>
-                <w:sz w:val="22"/>
-              </w:rPr>
-              <w:t>Email</w:t>
-            </w:r>
-            <w:r>
-              <w:rPr>
-                <w:rFonts w:ascii="標楷體" w:eastAsia="標楷體" w:hAnsi="標楷體" w:hint="eastAsia"/>
-                <w:color w:val="000000"/>
-                <w:sz w:val="22"/>
-              </w:rPr>
-              <w:t>}}</w:t>
-            </w:r>
-          </w:p>
-        </w:tc>
-      </w:tr>
-      <w:tr>
-        <w:trPr>
-          <w:cantSplit/>
-          <w:trHeight w:val="331"/>
-        </w:trPr>
-        <w:tc>
-          <w:tcPr>
-            <w:tcW w:w="830" w:type="dxa"/>
-            <w:vMerge w:val="restart"/>
-            <w:tcBorders>
-              <w:top w:val="single" w:sz="4" w:space="0" w:color="000000"/>
-              <w:left w:val="single" w:sz="4" w:space="0" w:color="000000"/>
-              <w:bottom w:val="single" w:sz="4" w:space="0" w:color="000000"/>
-              <w:right w:val="single" w:sz="4" w:space="0" w:color="000000"/>
-            </w:tcBorders>
-            <w:tcMar>
-              <w:top w:w="0" w:type="dxa"/>
-              <w:left w:w="28" w:type="dxa"/>
-              <w:bottom w:w="0" w:type="dxa"/>
-              <w:right w:w="28" w:type="dxa"/>
-            </w:tcMar>
-            <w:vAlign w:val="center"/>
-          </w:tcPr>
-          <w:p>
-            <w:pPr>
-              <w:spacing w:line="240" w:lineRule="atLeast"/>
-              <w:ind w:left="113" w:right="113"/>
-              <w:jc w:val="center"/>
-              <w:rPr>
-                <w:rFonts w:ascii="標楷體" w:eastAsia="標楷體" w:hAnsi="標楷體"/>
-                <w:b/>
-                <w:bCs/>
-                <w:color w:val="000000"/>
-                <w:sz w:val="28"/>
-              </w:rPr>
-            </w:pPr>
-            <w:r>
-              <w:rPr>
-                <w:rFonts w:ascii="標楷體" w:eastAsia="標楷體" w:hAnsi="標楷體"/>
-                <w:b/>
-                <w:bCs/>
-                <w:color w:val="000000"/>
-                <w:sz w:val="28"/>
-              </w:rPr>
-              <w:t>工作經歷</w:t>
-            </w:r>
-          </w:p>
-        </w:tc>
-        <w:tc>
-          <w:tcPr>
-            <w:tcW w:w="1673" w:type="dxa"/>
-            <w:tcBorders>
-              <w:top w:val="single" w:sz="4" w:space="0" w:color="000000"/>
-              <w:left w:val="single" w:sz="4" w:space="0" w:color="000000"/>
-              <w:bottom w:val="single" w:sz="4" w:space="0" w:color="000000"/>
-              <w:right w:val="single" w:sz="4" w:space="0" w:color="000000"/>
-            </w:tcBorders>
-            <w:tcMar>
-              <w:top w:w="0" w:type="dxa"/>
-              <w:left w:w="28" w:type="dxa"/>
-              <w:bottom w:w="0" w:type="dxa"/>
-              <w:right w:w="28" w:type="dxa"/>
-            </w:tcMar>
-            <w:vAlign w:val="center"/>
-          </w:tcPr>
-          <w:p>
-            <w:pPr>
-              <w:spacing w:line="240" w:lineRule="atLeast"/>
-              <w:ind w:left="224" w:hanging="224"/>
-              <w:jc w:val="center"/>
-              <w:rPr>
-                <w:rFonts w:ascii="標楷體" w:eastAsia="標楷體" w:hAnsi="標楷體"/>
-              </w:rPr>
-            </w:pPr>
-            <w:r>
-              <w:rPr>
-                <w:rFonts w:ascii="標楷體" w:eastAsia="標楷體" w:hAnsi="標楷體"/>
-                <w:color w:val="000000"/>
-                <w:sz w:val="22"/>
-                <w:szCs w:val="22"/>
-              </w:rPr>
-              <w:t>累計工作經驗</w:t>
-            </w:r>
-          </w:p>
-        </w:tc>
-        <w:tc>
-          <w:tcPr>
-            <w:tcW w:w="7937" w:type="dxa"/>
-            <w:gridSpan w:val="10"/>
-            <w:tcBorders>
-              <w:top w:val="single" w:sz="4" w:space="0" w:color="000000"/>
-              <w:left w:val="single" w:sz="4" w:space="0" w:color="000000"/>
-              <w:bottom w:val="single" w:sz="4" w:space="0" w:color="000000"/>
-              <w:right w:val="single" w:sz="4" w:space="0" w:color="000000"/>
-            </w:tcBorders>
-            <w:tcMar>
-              <w:top w:w="0" w:type="dxa"/>
-              <w:left w:w="28" w:type="dxa"/>
-              <w:bottom w:w="0" w:type="dxa"/>
-              <w:right w:w="28" w:type="dxa"/>
-            </w:tcMar>
-            <w:vAlign w:val="center"/>
-          </w:tcPr>
-          <w:p>
-            <w:pPr>
-              <w:spacing w:line="240" w:lineRule="atLeast"/>
-              <w:ind w:firstLine="7"/>
-              <w:rPr>
-                <w:rFonts w:ascii="標楷體" w:eastAsia="標楷體" w:hAnsi="標楷體"/>
-              </w:rPr>
-            </w:pPr>
-            <w:r>
-              <w:rPr>
-                <w:rFonts w:ascii="標楷體" w:eastAsia="標楷體" w:hAnsi="標楷體" w:hint="eastAsia"/>
-                <w:color w:val="000000"/>
-                <w:sz w:val="22"/>
-                <w:szCs w:val="22"/>
-              </w:rPr>
-              <w:t>{{</w:t>
-            </w:r>
-            <w:r>
-              <w:rPr>
-                <w:rFonts w:ascii="標楷體" w:eastAsia="標楷體" w:hAnsi="標楷體"/>
-                <w:color w:val="000000"/>
-                <w:sz w:val="22"/>
-                <w:szCs w:val="22"/>
-              </w:rPr>
-              <w:t>NoWorkExp</w:t>
-            </w:r>
-            <w:r>
-              <w:rPr>
-                <w:rFonts w:ascii="標楷體" w:eastAsia="標楷體" w:hAnsi="標楷體" w:hint="eastAsia"/>
-                <w:color w:val="000000"/>
-                <w:sz w:val="22"/>
-                <w:szCs w:val="22"/>
-              </w:rPr>
-              <w:t>}}</w:t>
-            </w:r>
-            <w:r>
-              <w:rPr>
-                <w:rFonts w:ascii="標楷體" w:eastAsia="標楷體" w:hAnsi="標楷體"/>
-                <w:color w:val="000000"/>
-                <w:sz w:val="22"/>
-                <w:szCs w:val="22"/>
-              </w:rPr>
-              <w:t xml:space="preserve">無  </w:t>
-            </w:r>
-            <w:r>
-              <w:rPr>
-                <w:rFonts w:ascii="標楷體" w:eastAsia="標楷體" w:hAnsi="標楷體" w:hint="eastAsia"/>
-                <w:color w:val="000000"/>
-                <w:sz w:val="22"/>
-                <w:szCs w:val="22"/>
-              </w:rPr>
-              <w:t>{{</w:t>
-            </w:r>
-            <w:r>
-              <w:rPr>
-                <w:rFonts w:ascii="標楷體" w:eastAsia="標楷體" w:hAnsi="標楷體"/>
-                <w:color w:val="000000"/>
-                <w:sz w:val="22"/>
-                <w:szCs w:val="22"/>
-              </w:rPr>
-              <w:t>WorkExp</w:t>
-            </w:r>
-            <w:r>
-              <w:rPr>
-                <w:rFonts w:ascii="標楷體" w:eastAsia="標楷體" w:hAnsi="標楷體" w:hint="eastAsia"/>
-                <w:color w:val="000000"/>
-                <w:sz w:val="22"/>
-                <w:szCs w:val="22"/>
-              </w:rPr>
-              <w:t>}}</w:t>
-            </w:r>
-            <w:r>
-              <w:rPr>
-                <w:rFonts w:ascii="標楷體" w:eastAsia="標楷體" w:hAnsi="標楷體"/>
-                <w:color w:val="000000"/>
-                <w:sz w:val="22"/>
-                <w:szCs w:val="22"/>
-              </w:rPr>
-              <w:t>工作年資</w:t>
-            </w:r>
-            <w:r>
-              <w:rPr>
-                <w:rFonts w:ascii="標楷體" w:eastAsia="標楷體" w:hAnsi="標楷體" w:hint="eastAsia"/>
-                <w:color w:val="000000"/>
-                <w:sz w:val="22"/>
-                <w:szCs w:val="22"/>
-              </w:rPr>
-              <w:t>{{</w:t>
-            </w:r>
-            <w:r>
-              <w:rPr>
-                <w:rFonts w:ascii="標楷體" w:eastAsia="標楷體" w:hAnsi="標楷體"/>
-                <w:color w:val="000000"/>
-                <w:sz w:val="22"/>
-                <w:szCs w:val="22"/>
-              </w:rPr>
-              <w:t>WorkExperienceYears</w:t>
-            </w:r>
-            <w:r>
-              <w:rPr>
-                <w:rFonts w:ascii="標楷體" w:eastAsia="標楷體" w:hAnsi="標楷體" w:hint="eastAsia"/>
-                <w:color w:val="000000"/>
-                <w:sz w:val="22"/>
-                <w:szCs w:val="22"/>
-              </w:rPr>
-              <w:t>}}</w:t>
-            </w:r>
-            <w:r>
-              <w:rPr>
-                <w:rFonts w:ascii="標楷體" w:eastAsia="標楷體" w:hAnsi="標楷體"/>
-                <w:color w:val="000000"/>
-                <w:sz w:val="22"/>
-                <w:szCs w:val="22"/>
-              </w:rPr>
-              <w:t>年</w:t>
-            </w:r>
-          </w:p>
-        </w:tc>
-      </w:tr>
-      <w:tr>
-        <w:trPr>
-          <w:cantSplit/>
-          <w:trHeight w:val="284"/>
-        </w:trPr>
-        <w:tc>
-          <w:tcPr>
-            <w:tcW w:w="830" w:type="dxa"/>
-            <w:vMerge/>
-            <w:tcBorders>
-              <w:top w:val="single" w:sz="4" w:space="0" w:color="000000"/>
-              <w:left w:val="single" w:sz="4" w:space="0" w:color="000000"/>
-              <w:bottom w:val="single" w:sz="4" w:space="0" w:color="000000"/>
-              <w:right w:val="single" w:sz="4" w:space="0" w:color="000000"/>
-            </w:tcBorders>
-            <w:tcMar>
-              <w:top w:w="0" w:type="dxa"/>
-              <w:left w:w="28" w:type="dxa"/>
-              <w:bottom w:w="0" w:type="dxa"/>
-              <w:right w:w="28" w:type="dxa"/>
-            </w:tcMar>
-            <w:vAlign w:val="center"/>
-          </w:tcPr>
-          <w:p>
-            <w:pPr>
-              <w:spacing w:line="240" w:lineRule="atLeast"/>
-              <w:ind w:left="113" w:right="113"/>
-              <w:jc w:val="center"/>
-              <w:rPr>
-                <w:rFonts w:ascii="標楷體" w:eastAsia="標楷體" w:hAnsi="標楷體"/>
-                <w:b/>
-                <w:bCs/>
-                <w:color w:val="000000"/>
-                <w:sz w:val="28"/>
-              </w:rPr>
-            </w:pPr>
-          </w:p>
-        </w:tc>
-        <w:tc>
-          <w:tcPr>
-            <w:tcW w:w="1673" w:type="dxa"/>
-            <w:vMerge w:val="restart"/>
-            <w:tcBorders>
-              <w:top w:val="single" w:sz="4" w:space="0" w:color="000000"/>
-              <w:left w:val="single" w:sz="4" w:space="0" w:color="000000"/>
-              <w:bottom w:val="single" w:sz="4" w:space="0" w:color="000000"/>
-              <w:right w:val="single" w:sz="4" w:space="0" w:color="000000"/>
-            </w:tcBorders>
-            <w:tcMar>
-              <w:top w:w="0" w:type="dxa"/>
-              <w:left w:w="28" w:type="dxa"/>
-              <w:bottom w:w="0" w:type="dxa"/>
-              <w:right w:w="28" w:type="dxa"/>
-            </w:tcMar>
-            <w:vAlign w:val="center"/>
-          </w:tcPr>
-          <w:p>
-            <w:pPr>
-              <w:spacing w:line="240" w:lineRule="atLeast"/>
-              <w:jc w:val="center"/>
-              <w:rPr>
-                <w:rFonts w:ascii="標楷體" w:eastAsia="標楷體" w:hAnsi="標楷體"/>
-                <w:color w:val="000000"/>
-                <w:sz w:val="22"/>
-              </w:rPr>
-            </w:pPr>
-            <w:r>
-              <w:rPr>
-                <w:rFonts w:ascii="標楷體" w:eastAsia="標楷體" w:hAnsi="標楷體"/>
-                <w:color w:val="000000"/>
-                <w:sz w:val="22"/>
-              </w:rPr>
-              <w:t>工作經歷</w:t>
-            </w:r>
+              <w:jc w:val="both"/>
+              <w:rPr>
+                <w:rFonts w:ascii="標楷體" w:eastAsia="標楷體" w:hAnsi="標楷體"/>
+                <w:color w:val="000000"/>
+                <w:sz w:val="22"/>
+              </w:rPr>
+            </w:pPr>
           </w:p>
         </w:tc>
         <w:tc>
@@ -3364,17 +3138,15 @@
                 <w:rFonts w:ascii="標楷體" w:eastAsia="標楷體" w:hAnsi="標楷體"/>
                 <w:color w:val="000000"/>
                 <w:sz w:val="22"/>
-                <w:szCs w:val="22"/>
-              </w:rPr>
-            </w:pPr>
-            <w:r>
-              <w:rPr>
-                <w:rFonts w:ascii="標楷體" w:eastAsia="標楷體" w:hAnsi="標楷體"/>
-                <w:color w:val="000000"/>
-                <w:sz w:val="22"/>
-                <w:szCs w:val="22"/>
-              </w:rPr>
-              <w:t>公司名稱</w:t>
+              </w:rPr>
+            </w:pPr>
+            <w:r>
+              <w:rPr>
+                <w:rFonts w:ascii="標楷體" w:eastAsia="標楷體" w:hAnsi="標楷體" w:hint="eastAsia"/>
+                <w:color w:val="000000"/>
+                <w:sz w:val="22"/>
+              </w:rPr>
+              <w:t>{{CompanyName}}</w:t>
             </w:r>
           </w:p>
         </w:tc>
@@ -3404,17 +3176,15 @@
                 <w:rFonts w:ascii="標楷體" w:eastAsia="標楷體" w:hAnsi="標楷體"/>
                 <w:color w:val="000000"/>
                 <w:sz w:val="22"/>
-                <w:szCs w:val="22"/>
-              </w:rPr>
-            </w:pPr>
-            <w:r>
-              <w:rPr>
-                <w:rFonts w:ascii="標楷體" w:eastAsia="標楷體" w:hAnsi="標楷體"/>
-                <w:color w:val="000000"/>
-                <w:sz w:val="22"/>
-                <w:szCs w:val="22"/>
-              </w:rPr>
-              <w:t>工作職稱</w:t>
+              </w:rPr>
+            </w:pPr>
+            <w:r>
+              <w:rPr>
+                <w:rFonts w:ascii="標楷體" w:eastAsia="標楷體" w:hAnsi="標楷體" w:hint="eastAsia"/>
+                <w:color w:val="000000"/>
+                <w:sz w:val="22"/>
+              </w:rPr>
+              <w:t>{{JobTitle}}</w:t>
             </w:r>
           </w:p>
         </w:tc>
@@ -3438,6 +3208,7 @@
           </w:tcPr>
           <w:p>
             <w:pPr>
+              <w:snapToGrid w:val="0"/>
               <w:spacing w:line="240" w:lineRule="atLeast"/>
               <w:jc w:val="center"/>
               <w:rPr>
@@ -3449,189 +3220,6 @@
             </w:pPr>
             <w:r>
               <w:rPr>
-                <w:rFonts w:ascii="標楷體" w:eastAsia="標楷體" w:hAnsi="標楷體"/>
-                <w:color w:val="000000"/>
-                <w:sz w:val="22"/>
-                <w:szCs w:val="22"/>
-              </w:rPr>
-              <w:t>工作說明</w:t>
-            </w:r>
-          </w:p>
-        </w:tc>
-      </w:tr>
-      <w:tr>
-        <w:trPr>
-          <w:cantSplit/>
-          <w:trHeight w:val="454"/>
-        </w:trPr>
-        <w:tc>
-          <w:tcPr>
-            <w:tcW w:w="830" w:type="dxa"/>
-            <w:vMerge/>
-            <w:tcBorders>
-              <w:top w:val="single" w:sz="4" w:space="0" w:color="000000"/>
-              <w:left w:val="single" w:sz="4" w:space="0" w:color="000000"/>
-              <w:bottom w:val="single" w:sz="4" w:space="0" w:color="000000"/>
-              <w:right w:val="single" w:sz="4" w:space="0" w:color="000000"/>
-            </w:tcBorders>
-            <w:tcMar>
-              <w:top w:w="0" w:type="dxa"/>
-              <w:left w:w="28" w:type="dxa"/>
-              <w:bottom w:w="0" w:type="dxa"/>
-              <w:right w:w="28" w:type="dxa"/>
-            </w:tcMar>
-            <w:vAlign w:val="center"/>
-          </w:tcPr>
-          <w:p>
-            <w:pPr>
-              <w:spacing w:line="240" w:lineRule="atLeast"/>
-              <w:ind w:left="113" w:right="113"/>
-              <w:jc w:val="center"/>
-              <w:rPr>
-                <w:rFonts w:ascii="標楷體" w:eastAsia="標楷體" w:hAnsi="標楷體"/>
-                <w:b/>
-                <w:bCs/>
-                <w:color w:val="000000"/>
-                <w:sz w:val="28"/>
-              </w:rPr>
-            </w:pPr>
-          </w:p>
-        </w:tc>
-        <w:tc>
-          <w:tcPr>
-            <w:tcW w:w="1673" w:type="dxa"/>
-            <w:vMerge/>
-            <w:tcBorders>
-              <w:top w:val="single" w:sz="4" w:space="0" w:color="000000"/>
-              <w:left w:val="single" w:sz="4" w:space="0" w:color="000000"/>
-              <w:bottom w:val="single" w:sz="4" w:space="0" w:color="000000"/>
-              <w:right w:val="single" w:sz="4" w:space="0" w:color="000000"/>
-            </w:tcBorders>
-            <w:tcMar>
-              <w:top w:w="0" w:type="dxa"/>
-              <w:left w:w="28" w:type="dxa"/>
-              <w:bottom w:w="0" w:type="dxa"/>
-              <w:right w:w="28" w:type="dxa"/>
-            </w:tcMar>
-            <w:vAlign w:val="center"/>
-          </w:tcPr>
-          <w:p>
-            <w:pPr>
-              <w:spacing w:line="240" w:lineRule="atLeast"/>
-              <w:jc w:val="both"/>
-              <w:rPr>
-                <w:rFonts w:ascii="標楷體" w:eastAsia="標楷體" w:hAnsi="標楷體"/>
-                <w:color w:val="000000"/>
-                <w:sz w:val="22"/>
-              </w:rPr>
-            </w:pPr>
-          </w:p>
-        </w:tc>
-        <w:tc>
-          <w:tcPr>
-            <w:tcW w:w="1984" w:type="dxa"/>
-            <w:gridSpan w:val="2"/>
-            <w:tcBorders>
-              <w:top w:val="single" w:sz="4" w:space="0" w:color="000000"/>
-              <w:left w:val="single" w:sz="4" w:space="0" w:color="000000"/>
-              <w:bottom w:val="single" w:sz="4" w:space="0" w:color="000000"/>
-              <w:right w:val="single" w:sz="4" w:space="0" w:color="000000"/>
-            </w:tcBorders>
-            <w:tcMar>
-              <w:top w:w="0" w:type="dxa"/>
-              <w:left w:w="28" w:type="dxa"/>
-              <w:bottom w:w="0" w:type="dxa"/>
-              <w:right w:w="28" w:type="dxa"/>
-            </w:tcMar>
-          </w:tcPr>
-          <w:p>
-            <w:pPr>
-              <w:spacing w:line="240" w:lineRule="atLeast"/>
-              <w:jc w:val="center"/>
-              <w:rPr>
-                <w:rFonts w:ascii="標楷體" w:eastAsia="標楷體" w:hAnsi="標楷體"/>
-                <w:color w:val="000000"/>
-                <w:sz w:val="22"/>
-              </w:rPr>
-            </w:pPr>
-            <w:r>
-              <w:rPr>
-                <w:rFonts w:ascii="標楷體" w:eastAsia="標楷體" w:hAnsi="標楷體" w:hint="eastAsia"/>
-                <w:color w:val="000000"/>
-                <w:sz w:val="22"/>
-              </w:rPr>
-              <w:t>{{CompanyName}}</w:t>
-            </w:r>
-          </w:p>
-        </w:tc>
-        <w:tc>
-          <w:tcPr>
-            <w:tcW w:w="1984" w:type="dxa"/>
-            <w:gridSpan w:val="3"/>
-            <w:tcBorders>
-              <w:top w:val="single" w:sz="4" w:space="0" w:color="000000"/>
-              <w:left w:val="single" w:sz="4" w:space="0" w:color="000000"/>
-              <w:bottom w:val="single" w:sz="4" w:space="0" w:color="000000"/>
-              <w:right w:val="single" w:sz="4" w:space="0" w:color="000000"/>
-            </w:tcBorders>
-            <w:tcMar>
-              <w:top w:w="0" w:type="dxa"/>
-              <w:left w:w="28" w:type="dxa"/>
-              <w:bottom w:w="0" w:type="dxa"/>
-              <w:right w:w="28" w:type="dxa"/>
-            </w:tcMar>
-          </w:tcPr>
-          <w:p>
-            <w:pPr>
-              <w:spacing w:line="240" w:lineRule="atLeast"/>
-              <w:jc w:val="center"/>
-              <w:rPr>
-                <w:rFonts w:ascii="標楷體" w:eastAsia="標楷體" w:hAnsi="標楷體"/>
-                <w:color w:val="000000"/>
-                <w:sz w:val="22"/>
-              </w:rPr>
-            </w:pPr>
-            <w:r>
-              <w:rPr>
-                <w:rFonts w:ascii="標楷體" w:eastAsia="標楷體" w:hAnsi="標楷體" w:hint="eastAsia"/>
-                <w:color w:val="000000"/>
-                <w:sz w:val="22"/>
-              </w:rPr>
-              <w:t>{{JobTitle}}</w:t>
-            </w:r>
-          </w:p>
-        </w:tc>
-        <w:tc>
-          <w:tcPr>
-            <w:tcW w:w="3969" w:type="dxa"/>
-            <w:gridSpan w:val="5"/>
-            <w:tcBorders>
-              <w:top w:val="single" w:sz="4" w:space="0" w:color="000000"/>
-              <w:left w:val="single" w:sz="4" w:space="0" w:color="000000"/>
-              <w:bottom w:val="single" w:sz="4" w:space="0" w:color="000000"/>
-              <w:right w:val="single" w:sz="4" w:space="0" w:color="000000"/>
-            </w:tcBorders>
-            <w:tcMar>
-              <w:top w:w="0" w:type="dxa"/>
-              <w:left w:w="28" w:type="dxa"/>
-              <w:bottom w:w="0" w:type="dxa"/>
-              <w:right w:w="28" w:type="dxa"/>
-            </w:tcMar>
-          </w:tcPr>
-          <w:p>
-            <w:pPr>
-              <w:snapToGrid w:val="0"/>
-              <w:spacing w:line="240" w:lineRule="atLeast"/>
-              <w:jc w:val="center"/>
-              <w:rPr>
-                <w:rFonts w:ascii="標楷體" w:eastAsia="標楷體" w:hAnsi="標楷體"/>
-                <w:color w:val="000000"/>
-                <w:sz w:val="22"/>
-                <w:szCs w:val="22"/>
-              </w:rPr>
-            </w:pPr>
-            <w:r>
-              <w:rPr>
                 <w:rFonts w:ascii="標楷體" w:eastAsia="標楷體" w:hAnsi="標楷體" w:hint="eastAsia"/>
                 <w:color w:val="000000"/>
                 <w:sz w:val="22"/>
@@ -3654,322 +3242,6 @@
               </w:rPr>
               <w:t>}}</w:t>
             </w:r>
-          </w:p>
-        </w:tc>
-      </w:tr>
-      <w:tr>
-        <w:trPr>
-          <w:cantSplit/>
-          <w:trHeight w:val="454"/>
-        </w:trPr>
-        <w:tc>
-          <w:tcPr>
-            <w:tcW w:w="830" w:type="dxa"/>
-            <w:vMerge/>
-            <w:tcBorders>
-              <w:top w:val="single" w:sz="4" w:space="0" w:color="000000"/>
-              <w:left w:val="single" w:sz="4" w:space="0" w:color="000000"/>
-              <w:bottom w:val="single" w:sz="4" w:space="0" w:color="000000"/>
-              <w:right w:val="single" w:sz="4" w:space="0" w:color="000000"/>
-            </w:tcBorders>
-            <w:tcMar>
-              <w:top w:w="0" w:type="dxa"/>
-              <w:left w:w="28" w:type="dxa"/>
-              <w:bottom w:w="0" w:type="dxa"/>
-              <w:right w:w="28" w:type="dxa"/>
-            </w:tcMar>
-            <w:vAlign w:val="center"/>
-          </w:tcPr>
-          <w:p>
-            <w:pPr>
-              <w:spacing w:line="240" w:lineRule="atLeast"/>
-              <w:ind w:left="113" w:right="113"/>
-              <w:jc w:val="center"/>
-              <w:rPr>
-                <w:rFonts w:ascii="標楷體" w:eastAsia="標楷體" w:hAnsi="標楷體"/>
-                <w:b/>
-                <w:bCs/>
-                <w:color w:val="000000"/>
-                <w:sz w:val="28"/>
-              </w:rPr>
-            </w:pPr>
-          </w:p>
-        </w:tc>
-        <w:tc>
-          <w:tcPr>
-            <w:tcW w:w="1673" w:type="dxa"/>
-            <w:vMerge/>
-            <w:tcBorders>
-              <w:top w:val="single" w:sz="4" w:space="0" w:color="000000"/>
-              <w:left w:val="single" w:sz="4" w:space="0" w:color="000000"/>
-              <w:bottom w:val="single" w:sz="4" w:space="0" w:color="000000"/>
-              <w:right w:val="single" w:sz="4" w:space="0" w:color="000000"/>
-            </w:tcBorders>
-            <w:tcMar>
-              <w:top w:w="0" w:type="dxa"/>
-              <w:left w:w="28" w:type="dxa"/>
-              <w:bottom w:w="0" w:type="dxa"/>
-              <w:right w:w="28" w:type="dxa"/>
-            </w:tcMar>
-            <w:vAlign w:val="center"/>
-          </w:tcPr>
-          <w:p>
-            <w:pPr>
-              <w:spacing w:line="240" w:lineRule="atLeast"/>
-              <w:jc w:val="both"/>
-              <w:rPr>
-                <w:rFonts w:ascii="標楷體" w:eastAsia="標楷體" w:hAnsi="標楷體"/>
-                <w:color w:val="000000"/>
-                <w:sz w:val="22"/>
-              </w:rPr>
-            </w:pPr>
-          </w:p>
-        </w:tc>
-        <w:tc>
-          <w:tcPr>
-            <w:tcW w:w="1984" w:type="dxa"/>
-            <w:gridSpan w:val="2"/>
-            <w:tcBorders>
-              <w:top w:val="single" w:sz="4" w:space="0" w:color="000000"/>
-              <w:left w:val="single" w:sz="4" w:space="0" w:color="000000"/>
-              <w:bottom w:val="single" w:sz="4" w:space="0" w:color="000000"/>
-              <w:right w:val="single" w:sz="4" w:space="0" w:color="000000"/>
-            </w:tcBorders>
-            <w:tcMar>
-              <w:top w:w="0" w:type="dxa"/>
-              <w:left w:w="28" w:type="dxa"/>
-              <w:bottom w:w="0" w:type="dxa"/>
-              <w:right w:w="28" w:type="dxa"/>
-            </w:tcMar>
-          </w:tcPr>
-          <w:p>
-            <w:pPr>
-              <w:spacing w:line="240" w:lineRule="atLeast"/>
-              <w:jc w:val="center"/>
-              <w:rPr>
-                <w:rFonts w:ascii="標楷體" w:eastAsia="標楷體" w:hAnsi="標楷體"/>
-                <w:color w:val="000000"/>
-                <w:sz w:val="22"/>
-              </w:rPr>
-            </w:pPr>
-          </w:p>
-        </w:tc>
-        <w:tc>
-          <w:tcPr>
-            <w:tcW w:w="1984" w:type="dxa"/>
-            <w:gridSpan w:val="3"/>
-            <w:tcBorders>
-              <w:top w:val="single" w:sz="4" w:space="0" w:color="000000"/>
-              <w:left w:val="single" w:sz="4" w:space="0" w:color="000000"/>
-              <w:bottom w:val="single" w:sz="4" w:space="0" w:color="000000"/>
-              <w:right w:val="single" w:sz="4" w:space="0" w:color="000000"/>
-            </w:tcBorders>
-            <w:tcMar>
-              <w:top w:w="0" w:type="dxa"/>
-              <w:left w:w="28" w:type="dxa"/>
-              <w:bottom w:w="0" w:type="dxa"/>
-              <w:right w:w="28" w:type="dxa"/>
-            </w:tcMar>
-          </w:tcPr>
-          <w:p>
-            <w:pPr>
-              <w:spacing w:line="240" w:lineRule="atLeast"/>
-              <w:jc w:val="center"/>
-              <w:rPr>
-                <w:rFonts w:ascii="標楷體" w:eastAsia="標楷體" w:hAnsi="標楷體"/>
-                <w:color w:val="000000"/>
-                <w:sz w:val="22"/>
-              </w:rPr>
-            </w:pPr>
-          </w:p>
-        </w:tc>
-        <w:tc>
-          <w:tcPr>
-            <w:tcW w:w="3969" w:type="dxa"/>
-            <w:gridSpan w:val="5"/>
-            <w:tcBorders>
-              <w:top w:val="single" w:sz="4" w:space="0" w:color="000000"/>
-              <w:left w:val="single" w:sz="4" w:space="0" w:color="000000"/>
-              <w:bottom w:val="single" w:sz="4" w:space="0" w:color="000000"/>
-              <w:right w:val="single" w:sz="4" w:space="0" w:color="000000"/>
-            </w:tcBorders>
-            <w:tcMar>
-              <w:top w:w="0" w:type="dxa"/>
-              <w:left w:w="28" w:type="dxa"/>
-              <w:bottom w:w="0" w:type="dxa"/>
-              <w:right w:w="28" w:type="dxa"/>
-            </w:tcMar>
-          </w:tcPr>
-          <w:p>
-            <w:pPr>
-              <w:snapToGrid w:val="0"/>
-              <w:spacing w:line="240" w:lineRule="atLeast"/>
-              <w:jc w:val="center"/>
-              <w:rPr>
-                <w:rFonts w:ascii="標楷體" w:eastAsia="標楷體" w:hAnsi="標楷體"/>
-                <w:color w:val="000000"/>
-                <w:sz w:val="22"/>
-                <w:szCs w:val="22"/>
-              </w:rPr>
-            </w:pPr>
-          </w:p>
-        </w:tc>
-      </w:tr>
-      <w:tr>
-        <w:trPr>
-          <w:cantSplit/>
-          <w:trHeight w:val="454"/>
-        </w:trPr>
-        <w:tc>
-          <w:tcPr>
-            <w:tcW w:w="830" w:type="dxa"/>
-            <w:vMerge/>
-            <w:tcBorders>
-              <w:top w:val="single" w:sz="4" w:space="0" w:color="000000"/>
-              <w:left w:val="single" w:sz="4" w:space="0" w:color="000000"/>
-              <w:bottom w:val="single" w:sz="4" w:space="0" w:color="000000"/>
-              <w:right w:val="single" w:sz="4" w:space="0" w:color="000000"/>
-            </w:tcBorders>
-            <w:tcMar>
-              <w:top w:w="0" w:type="dxa"/>
-              <w:left w:w="28" w:type="dxa"/>
-              <w:bottom w:w="0" w:type="dxa"/>
-              <w:right w:w="28" w:type="dxa"/>
-            </w:tcMar>
-            <w:vAlign w:val="center"/>
-          </w:tcPr>
-          <w:p>
-            <w:pPr>
-              <w:spacing w:line="240" w:lineRule="atLeast"/>
-              <w:ind w:left="113" w:right="113"/>
-              <w:jc w:val="center"/>
-              <w:rPr>
-                <w:rFonts w:ascii="標楷體" w:eastAsia="標楷體" w:hAnsi="標楷體"/>
-                <w:b/>
-                <w:bCs/>
-                <w:color w:val="000000"/>
-                <w:sz w:val="28"/>
-              </w:rPr>
-            </w:pPr>
-          </w:p>
-        </w:tc>
-        <w:tc>
-          <w:tcPr>
-            <w:tcW w:w="1673" w:type="dxa"/>
-            <w:vMerge/>
-            <w:tcBorders>
-              <w:top w:val="single" w:sz="4" w:space="0" w:color="000000"/>
-              <w:left w:val="single" w:sz="4" w:space="0" w:color="000000"/>
-              <w:bottom w:val="single" w:sz="4" w:space="0" w:color="000000"/>
-              <w:right w:val="single" w:sz="4" w:space="0" w:color="000000"/>
-            </w:tcBorders>
-            <w:tcMar>
-              <w:top w:w="0" w:type="dxa"/>
-              <w:left w:w="28" w:type="dxa"/>
-              <w:bottom w:w="0" w:type="dxa"/>
-              <w:right w:w="28" w:type="dxa"/>
-            </w:tcMar>
-            <w:vAlign w:val="center"/>
-          </w:tcPr>
-          <w:p>
-            <w:pPr>
-              <w:spacing w:line="240" w:lineRule="atLeast"/>
-              <w:jc w:val="both"/>
-              <w:rPr>
-                <w:rFonts w:ascii="標楷體" w:eastAsia="標楷體" w:hAnsi="標楷體"/>
-                <w:color w:val="000000"/>
-                <w:sz w:val="22"/>
-              </w:rPr>
-            </w:pPr>
-          </w:p>
-        </w:tc>
-        <w:tc>
-          <w:tcPr>
-            <w:tcW w:w="1984" w:type="dxa"/>
-            <w:gridSpan w:val="2"/>
-            <w:tcBorders>
-              <w:top w:val="single" w:sz="4" w:space="0" w:color="000000"/>
-              <w:left w:val="single" w:sz="4" w:space="0" w:color="000000"/>
-              <w:bottom w:val="single" w:sz="4" w:space="0" w:color="000000"/>
-              <w:right w:val="single" w:sz="4" w:space="0" w:color="000000"/>
-            </w:tcBorders>
-            <w:tcMar>
-              <w:top w:w="0" w:type="dxa"/>
-              <w:left w:w="28" w:type="dxa"/>
-              <w:bottom w:w="0" w:type="dxa"/>
-              <w:right w:w="28" w:type="dxa"/>
-            </w:tcMar>
-          </w:tcPr>
-          <w:p>
-            <w:pPr>
-              <w:spacing w:line="240" w:lineRule="atLeast"/>
-              <w:jc w:val="center"/>
-              <w:rPr>
-                <w:rFonts w:ascii="標楷體" w:eastAsia="標楷體" w:hAnsi="標楷體"/>
-                <w:color w:val="000000"/>
-                <w:sz w:val="22"/>
-              </w:rPr>
-            </w:pPr>
-          </w:p>
-        </w:tc>
-        <w:tc>
-          <w:tcPr>
-            <w:tcW w:w="1984" w:type="dxa"/>
-            <w:gridSpan w:val="3"/>
-            <w:tcBorders>
-              <w:top w:val="single" w:sz="4" w:space="0" w:color="000000"/>
-              <w:left w:val="single" w:sz="4" w:space="0" w:color="000000"/>
-              <w:bottom w:val="single" w:sz="4" w:space="0" w:color="000000"/>
-              <w:right w:val="single" w:sz="4" w:space="0" w:color="000000"/>
-            </w:tcBorders>
-            <w:tcMar>
-              <w:top w:w="0" w:type="dxa"/>
-              <w:left w:w="28" w:type="dxa"/>
-              <w:bottom w:w="0" w:type="dxa"/>
-              <w:right w:w="28" w:type="dxa"/>
-            </w:tcMar>
-          </w:tcPr>
-          <w:p>
-            <w:pPr>
-              <w:spacing w:line="240" w:lineRule="atLeast"/>
-              <w:jc w:val="center"/>
-              <w:rPr>
-                <w:rFonts w:ascii="標楷體" w:eastAsia="標楷體" w:hAnsi="標楷體"/>
-                <w:color w:val="000000"/>
-                <w:sz w:val="22"/>
-              </w:rPr>
-            </w:pPr>
-          </w:p>
-        </w:tc>
-        <w:tc>
-          <w:tcPr>
-            <w:tcW w:w="3969" w:type="dxa"/>
-            <w:gridSpan w:val="5"/>
-            <w:tcBorders>
-              <w:top w:val="single" w:sz="4" w:space="0" w:color="000000"/>
-              <w:left w:val="single" w:sz="4" w:space="0" w:color="000000"/>
-              <w:bottom w:val="single" w:sz="4" w:space="0" w:color="000000"/>
-              <w:right w:val="single" w:sz="4" w:space="0" w:color="000000"/>
-            </w:tcBorders>
-            <w:tcMar>
-              <w:top w:w="0" w:type="dxa"/>
-              <w:left w:w="28" w:type="dxa"/>
-              <w:bottom w:w="0" w:type="dxa"/>
-              <w:right w:w="28" w:type="dxa"/>
-            </w:tcMar>
-          </w:tcPr>
-          <w:p>
-            <w:pPr>
-              <w:snapToGrid w:val="0"/>
-              <w:spacing w:line="240" w:lineRule="atLeast"/>
-              <w:jc w:val="center"/>
-              <w:rPr>
-                <w:rFonts w:ascii="標楷體" w:eastAsia="標楷體" w:hAnsi="標楷體"/>
-                <w:color w:val="000000"/>
-                <w:sz w:val="22"/>
-                <w:szCs w:val="22"/>
-              </w:rPr>
-            </w:pPr>
           </w:p>
         </w:tc>
       </w:tr>
@@ -5673,6 +4945,14 @@
             </w:r>
             <w:r>
               <w:rPr>
+                <w:rFonts w:ascii="標楷體" w:eastAsia="標楷體" w:hAnsi="標楷體"/>
+                <w:color w:val="000000"/>
+                <w:sz w:val="22"/>
+              </w:rPr>
+              <w:t>重型</w:t>
+            </w:r>
+            <w:r>
+              <w:rPr>
                 <w:rFonts w:ascii="標楷體" w:eastAsia="標楷體" w:hAnsi="標楷體" w:hint="eastAsia"/>
                 <w:color w:val="000000"/>
                 <w:sz w:val="22"/>
@@ -5685,7 +4965,7 @@
                 <w:color w:val="000000"/>
                 <w:sz w:val="22"/>
               </w:rPr>
-              <w:t>重型汽(機)車</w:t>
+              <w:t>汽(機)車</w:t>
             </w:r>
             <w:r>
               <w:rPr>
@@ -6387,7 +5667,7 @@
                 <w:color w:val="000000"/>
                 <w:sz w:val="22"/>
               </w:rPr>
-              <w:t>3.其他（請說明）：</w:t>
+              <w:t>3.</w:t>
             </w:r>
             <w:r>
               <w:rPr>
@@ -6412,6 +5692,14 @@
                 <w:sz w:val="22"/>
               </w:rPr>
               <w:t>}}</w:t>
+            </w:r>
+            <w:r>
+              <w:rPr>
+                <w:rFonts w:ascii="標楷體" w:eastAsia="標楷體" w:hAnsi="標楷體"/>
+                <w:color w:val="000000"/>
+                <w:sz w:val="22"/>
+              </w:rPr>
+              <w:t>職類</w:t>
             </w:r>
             <w:r>
               <w:rPr>
@@ -6981,7 +6269,6 @@
                 <w:color w:val="000000"/>
                 <w:sz w:val="32"/>
               </w:rPr>
-              <w:lastRenderedPageBreak/>
               <w:t>自傳</w:t>
             </w:r>
           </w:p>
@@ -7007,7 +6294,6 @@
           <w:p>
             <w:pPr>
               <w:spacing w:line="240" w:lineRule="atLeast"/>
-              <w:jc w:val="both"/>
               <w:rPr>
                 <w:rFonts w:ascii="標楷體" w:eastAsia="標楷體" w:hAnsi="標楷體"/>
                 <w:sz w:val="22"/>
@@ -7798,6 +7084,7 @@
   <w:style w:type="character" w:default="1" w:styleId="a0">
     <w:name w:val="Default Paragraph Font"/>
     <w:uiPriority w:val="1"/>
+    <w:semiHidden/>
     <w:unhideWhenUsed/>
   </w:style>
   <w:style w:type="table" w:default="1" w:styleId="a1">

--- a/InterviewProject/wwwroot/file/履歷表.docx
+++ b/InterviewProject/wwwroot/file/履歷表.docx
@@ -1167,35 +1167,19 @@
             </w:pPr>
             <w:r>
               <w:rPr>
-                <w:rFonts w:ascii="標楷體" w:eastAsia="標楷體" w:hAnsi="標楷體"/>
-                <w:color w:val="000000"/>
-                <w:sz w:val="22"/>
-              </w:rPr>
-              <w:t>電話1：</w:t>
-            </w:r>
-            <w:r>
-              <w:rPr>
-                <w:rFonts w:ascii="標楷體" w:eastAsia="標楷體" w:hAnsi="標楷體" w:hint="eastAsia"/>
-                <w:color w:val="000000"/>
-                <w:sz w:val="22"/>
-              </w:rPr>
-              <w:t>{{</w:t>
-            </w:r>
-            <w:r>
-              <w:rPr>
-                <w:rFonts w:ascii="標楷體" w:eastAsia="標楷體" w:hAnsi="標楷體"/>
-                <w:color w:val="000000"/>
-                <w:sz w:val="22"/>
-              </w:rPr>
-              <w:t>Phone</w:t>
-            </w:r>
-            <w:r>
-              <w:rPr>
-                <w:rFonts w:ascii="標楷體" w:eastAsia="標楷體" w:hAnsi="標楷體" w:hint="eastAsia"/>
-                <w:color w:val="000000"/>
-                <w:sz w:val="22"/>
-              </w:rPr>
-              <w:t>1</w:t>
+                <w:rFonts w:ascii="標楷體" w:eastAsia="標楷體" w:hAnsi="標楷體" w:hint="eastAsia"/>
+                <w:color w:val="000000"/>
+                <w:sz w:val="22"/>
+              </w:rPr>
+              <w:t>{{</w:t>
+            </w:r>
+            <w:r>
+              <w:rPr>
+                <w:rFonts w:ascii="標楷體" w:eastAsia="標楷體" w:hAnsi="標楷體"/>
+                <w:color w:val="000000"/>
+                <w:sz w:val="22"/>
+              </w:rPr>
+              <w:t>Phone1</w:t>
             </w:r>
             <w:r>
               <w:rPr>
@@ -1236,6 +1220,1302 @@
                 <w:sz w:val="22"/>
               </w:rPr>
             </w:pPr>
+          </w:p>
+        </w:tc>
+      </w:tr>
+      <w:tr>
+        <w:trPr>
+          <w:cantSplit/>
+          <w:trHeight w:val="340"/>
+        </w:trPr>
+        <w:tc>
+          <w:tcPr>
+            <w:tcW w:w="830" w:type="dxa"/>
+            <w:vMerge/>
+            <w:tcBorders>
+              <w:top w:val="single" w:sz="4" w:space="0" w:color="000000"/>
+              <w:left w:val="single" w:sz="4" w:space="0" w:color="000000"/>
+              <w:bottom w:val="single" w:sz="4" w:space="0" w:color="000000"/>
+              <w:right w:val="single" w:sz="4" w:space="0" w:color="000000"/>
+            </w:tcBorders>
+            <w:tcMar>
+              <w:top w:w="0" w:type="dxa"/>
+              <w:left w:w="28" w:type="dxa"/>
+              <w:bottom w:w="0" w:type="dxa"/>
+              <w:right w:w="28" w:type="dxa"/>
+            </w:tcMar>
+            <w:vAlign w:val="center"/>
+          </w:tcPr>
+          <w:p>
+            <w:pPr>
+              <w:spacing w:line="240" w:lineRule="atLeast"/>
+              <w:ind w:left="113" w:right="113"/>
+              <w:jc w:val="center"/>
+              <w:rPr>
+                <w:rFonts w:ascii="標楷體" w:eastAsia="標楷體" w:hAnsi="標楷體"/>
+                <w:color w:val="000000"/>
+              </w:rPr>
+            </w:pPr>
+          </w:p>
+        </w:tc>
+        <w:tc>
+          <w:tcPr>
+            <w:tcW w:w="1673" w:type="dxa"/>
+            <w:vMerge w:val="restart"/>
+            <w:tcBorders>
+              <w:top w:val="single" w:sz="4" w:space="0" w:color="000000"/>
+              <w:left w:val="single" w:sz="4" w:space="0" w:color="000000"/>
+              <w:bottom w:val="single" w:sz="4" w:space="0" w:color="000000"/>
+              <w:right w:val="single" w:sz="4" w:space="0" w:color="000000"/>
+            </w:tcBorders>
+            <w:tcMar>
+              <w:top w:w="0" w:type="dxa"/>
+              <w:left w:w="28" w:type="dxa"/>
+              <w:bottom w:w="0" w:type="dxa"/>
+              <w:right w:w="28" w:type="dxa"/>
+            </w:tcMar>
+            <w:vAlign w:val="center"/>
+          </w:tcPr>
+          <w:p>
+            <w:pPr>
+              <w:spacing w:line="240" w:lineRule="atLeast"/>
+              <w:jc w:val="center"/>
+              <w:rPr>
+                <w:rFonts w:ascii="標楷體" w:eastAsia="標楷體" w:hAnsi="標楷體"/>
+                <w:color w:val="000000"/>
+                <w:sz w:val="22"/>
+              </w:rPr>
+            </w:pPr>
+            <w:r>
+              <w:rPr>
+                <w:rFonts w:ascii="標楷體" w:eastAsia="標楷體" w:hAnsi="標楷體"/>
+                <w:color w:val="000000"/>
+                <w:sz w:val="22"/>
+              </w:rPr>
+              <w:t>學歷</w:t>
+            </w:r>
+          </w:p>
+        </w:tc>
+        <w:tc>
+          <w:tcPr>
+            <w:tcW w:w="7937" w:type="dxa"/>
+            <w:gridSpan w:val="10"/>
+            <w:tcBorders>
+              <w:top w:val="single" w:sz="4" w:space="0" w:color="000000"/>
+              <w:left w:val="single" w:sz="4" w:space="0" w:color="000000"/>
+              <w:bottom w:val="single" w:sz="4" w:space="0" w:color="000000"/>
+              <w:right w:val="single" w:sz="4" w:space="0" w:color="000000"/>
+            </w:tcBorders>
+            <w:tcMar>
+              <w:top w:w="0" w:type="dxa"/>
+              <w:left w:w="28" w:type="dxa"/>
+              <w:bottom w:w="0" w:type="dxa"/>
+              <w:right w:w="28" w:type="dxa"/>
+            </w:tcMar>
+            <w:vAlign w:val="center"/>
+          </w:tcPr>
+          <w:p>
+            <w:pPr>
+              <w:spacing w:line="240" w:lineRule="atLeast"/>
+              <w:rPr>
+                <w:rFonts w:ascii="標楷體" w:eastAsia="標楷體" w:hAnsi="標楷體"/>
+                <w:color w:val="000000"/>
+                <w:sz w:val="22"/>
+              </w:rPr>
+            </w:pPr>
+            <w:r>
+              <w:rPr>
+                <w:rFonts w:ascii="標楷體" w:eastAsia="標楷體" w:hAnsi="標楷體" w:hint="eastAsia"/>
+                <w:color w:val="000000"/>
+                <w:sz w:val="22"/>
+              </w:rPr>
+              <w:t>{{</w:t>
+            </w:r>
+            <w:r>
+              <w:rPr>
+                <w:rFonts w:ascii="標楷體" w:eastAsia="標楷體" w:hAnsi="標楷體"/>
+                <w:color w:val="000000"/>
+                <w:sz w:val="22"/>
+              </w:rPr>
+              <w:t>E_Dr</w:t>
+            </w:r>
+            <w:r>
+              <w:rPr>
+                <w:rFonts w:ascii="標楷體" w:eastAsia="標楷體" w:hAnsi="標楷體" w:hint="eastAsia"/>
+                <w:color w:val="000000"/>
+                <w:sz w:val="22"/>
+              </w:rPr>
+              <w:t>}}</w:t>
+            </w:r>
+            <w:r>
+              <w:rPr>
+                <w:rFonts w:ascii="標楷體" w:eastAsia="標楷體" w:hAnsi="標楷體"/>
+                <w:color w:val="000000"/>
+                <w:sz w:val="22"/>
+              </w:rPr>
+              <w:t>博士</w:t>
+            </w:r>
+            <w:r>
+              <w:rPr>
+                <w:rFonts w:ascii="標楷體" w:eastAsia="標楷體" w:hAnsi="標楷體" w:hint="eastAsia"/>
+                <w:color w:val="000000"/>
+                <w:sz w:val="22"/>
+              </w:rPr>
+              <w:t>{{</w:t>
+            </w:r>
+            <w:r>
+              <w:rPr>
+                <w:rFonts w:ascii="標楷體" w:eastAsia="標楷體" w:hAnsi="標楷體"/>
+                <w:color w:val="000000"/>
+                <w:sz w:val="22"/>
+              </w:rPr>
+              <w:t>E_Ms</w:t>
+            </w:r>
+            <w:r>
+              <w:rPr>
+                <w:rFonts w:ascii="標楷體" w:eastAsia="標楷體" w:hAnsi="標楷體" w:hint="eastAsia"/>
+                <w:color w:val="000000"/>
+                <w:sz w:val="22"/>
+              </w:rPr>
+              <w:t>}}</w:t>
+            </w:r>
+            <w:r>
+              <w:rPr>
+                <w:rFonts w:ascii="標楷體" w:eastAsia="標楷體" w:hAnsi="標楷體"/>
+                <w:color w:val="000000"/>
+                <w:sz w:val="22"/>
+              </w:rPr>
+              <w:t>碩士</w:t>
+            </w:r>
+            <w:r>
+              <w:rPr>
+                <w:rFonts w:ascii="標楷體" w:eastAsia="標楷體" w:hAnsi="標楷體" w:hint="eastAsia"/>
+                <w:color w:val="000000"/>
+                <w:sz w:val="22"/>
+              </w:rPr>
+              <w:t>{{</w:t>
+            </w:r>
+            <w:r>
+              <w:rPr>
+                <w:rFonts w:ascii="標楷體" w:eastAsia="標楷體" w:hAnsi="標楷體"/>
+                <w:color w:val="000000"/>
+                <w:sz w:val="22"/>
+              </w:rPr>
+              <w:t>E_Uni</w:t>
+            </w:r>
+            <w:r>
+              <w:rPr>
+                <w:rFonts w:ascii="標楷體" w:eastAsia="標楷體" w:hAnsi="標楷體" w:hint="eastAsia"/>
+                <w:color w:val="000000"/>
+                <w:sz w:val="22"/>
+              </w:rPr>
+              <w:t>}}</w:t>
+            </w:r>
+            <w:r>
+              <w:rPr>
+                <w:rFonts w:ascii="標楷體" w:eastAsia="標楷體" w:hAnsi="標楷體"/>
+                <w:color w:val="000000"/>
+                <w:sz w:val="22"/>
+              </w:rPr>
+              <w:t>大學</w:t>
+            </w:r>
+            <w:r>
+              <w:rPr>
+                <w:rFonts w:ascii="標楷體" w:eastAsia="標楷體" w:hAnsi="標楷體" w:hint="eastAsia"/>
+                <w:color w:val="000000"/>
+                <w:sz w:val="22"/>
+              </w:rPr>
+              <w:t>{{</w:t>
+            </w:r>
+            <w:r>
+              <w:rPr>
+                <w:rFonts w:ascii="標楷體" w:eastAsia="標楷體" w:hAnsi="標楷體"/>
+                <w:color w:val="000000"/>
+                <w:sz w:val="22"/>
+              </w:rPr>
+              <w:t>E_Col</w:t>
+            </w:r>
+            <w:r>
+              <w:rPr>
+                <w:rFonts w:ascii="標楷體" w:eastAsia="標楷體" w:hAnsi="標楷體" w:hint="eastAsia"/>
+                <w:color w:val="000000"/>
+                <w:sz w:val="22"/>
+              </w:rPr>
+              <w:t>}}</w:t>
+            </w:r>
+            <w:r>
+              <w:rPr>
+                <w:rFonts w:ascii="標楷體" w:eastAsia="標楷體" w:hAnsi="標楷體"/>
+                <w:color w:val="000000"/>
+                <w:sz w:val="22"/>
+              </w:rPr>
+              <w:t>專科</w:t>
+            </w:r>
+            <w:r>
+              <w:rPr>
+                <w:rFonts w:ascii="標楷體" w:eastAsia="標楷體" w:hAnsi="標楷體" w:hint="eastAsia"/>
+                <w:color w:val="000000"/>
+                <w:sz w:val="22"/>
+              </w:rPr>
+              <w:t>{{</w:t>
+            </w:r>
+            <w:r>
+              <w:rPr>
+                <w:rFonts w:ascii="標楷體" w:eastAsia="標楷體" w:hAnsi="標楷體"/>
+                <w:color w:val="000000"/>
+                <w:sz w:val="22"/>
+              </w:rPr>
+              <w:t>E_Voc</w:t>
+            </w:r>
+            <w:r>
+              <w:rPr>
+                <w:rFonts w:ascii="標楷體" w:eastAsia="標楷體" w:hAnsi="標楷體" w:hint="eastAsia"/>
+                <w:color w:val="000000"/>
+                <w:sz w:val="22"/>
+              </w:rPr>
+              <w:t>}}</w:t>
+            </w:r>
+            <w:r>
+              <w:rPr>
+                <w:rFonts w:ascii="標楷體" w:eastAsia="標楷體" w:hAnsi="標楷體"/>
+                <w:color w:val="000000"/>
+                <w:sz w:val="22"/>
+              </w:rPr>
+              <w:t>高職</w:t>
+            </w:r>
+            <w:r>
+              <w:rPr>
+                <w:rFonts w:ascii="標楷體" w:eastAsia="標楷體" w:hAnsi="標楷體" w:hint="eastAsia"/>
+                <w:color w:val="000000"/>
+                <w:sz w:val="22"/>
+              </w:rPr>
+              <w:t>{{</w:t>
+            </w:r>
+            <w:r>
+              <w:rPr>
+                <w:rFonts w:ascii="標楷體" w:eastAsia="標楷體" w:hAnsi="標楷體"/>
+                <w:color w:val="000000"/>
+                <w:sz w:val="22"/>
+              </w:rPr>
+              <w:t>E_High</w:t>
+            </w:r>
+            <w:r>
+              <w:rPr>
+                <w:rFonts w:ascii="標楷體" w:eastAsia="標楷體" w:hAnsi="標楷體" w:hint="eastAsia"/>
+                <w:color w:val="000000"/>
+                <w:sz w:val="22"/>
+              </w:rPr>
+              <w:t>}}</w:t>
+            </w:r>
+            <w:r>
+              <w:rPr>
+                <w:rFonts w:ascii="標楷體" w:eastAsia="標楷體" w:hAnsi="標楷體"/>
+                <w:color w:val="000000"/>
+                <w:sz w:val="22"/>
+              </w:rPr>
+              <w:t>高中</w:t>
+            </w:r>
+            <w:r>
+              <w:rPr>
+                <w:rFonts w:ascii="標楷體" w:eastAsia="標楷體" w:hAnsi="標楷體" w:hint="eastAsia"/>
+                <w:color w:val="000000"/>
+                <w:sz w:val="22"/>
+              </w:rPr>
+              <w:t>{{</w:t>
+            </w:r>
+            <w:r>
+              <w:rPr>
+                <w:rFonts w:ascii="標楷體" w:eastAsia="標楷體" w:hAnsi="標楷體"/>
+                <w:color w:val="000000"/>
+                <w:sz w:val="22"/>
+              </w:rPr>
+              <w:t>E_Jun</w:t>
+            </w:r>
+            <w:r>
+              <w:rPr>
+                <w:rFonts w:ascii="標楷體" w:eastAsia="標楷體" w:hAnsi="標楷體" w:hint="eastAsia"/>
+                <w:color w:val="000000"/>
+                <w:sz w:val="22"/>
+              </w:rPr>
+              <w:t>}}</w:t>
+            </w:r>
+            <w:r>
+              <w:rPr>
+                <w:rFonts w:ascii="標楷體" w:eastAsia="標楷體" w:hAnsi="標楷體"/>
+                <w:color w:val="000000"/>
+                <w:sz w:val="22"/>
+              </w:rPr>
+              <w:t>國中</w:t>
+            </w:r>
+            <w:r>
+              <w:rPr>
+                <w:rFonts w:ascii="標楷體" w:eastAsia="標楷體" w:hAnsi="標楷體" w:hint="eastAsia"/>
+                <w:color w:val="000000"/>
+                <w:sz w:val="22"/>
+              </w:rPr>
+              <w:t>{{</w:t>
+            </w:r>
+            <w:r>
+              <w:rPr>
+                <w:rFonts w:ascii="標楷體" w:eastAsia="標楷體" w:hAnsi="標楷體"/>
+                <w:color w:val="000000"/>
+                <w:sz w:val="22"/>
+              </w:rPr>
+              <w:t>E_Pri</w:t>
+            </w:r>
+            <w:r>
+              <w:rPr>
+                <w:rFonts w:ascii="標楷體" w:eastAsia="標楷體" w:hAnsi="標楷體" w:hint="eastAsia"/>
+                <w:color w:val="000000"/>
+                <w:sz w:val="22"/>
+              </w:rPr>
+              <w:t>}}</w:t>
+            </w:r>
+            <w:r>
+              <w:rPr>
+                <w:rFonts w:ascii="標楷體" w:eastAsia="標楷體" w:hAnsi="標楷體"/>
+                <w:color w:val="000000"/>
+                <w:sz w:val="22"/>
+              </w:rPr>
+              <w:t>國小</w:t>
+            </w:r>
+            <w:r>
+              <w:rPr>
+                <w:rFonts w:ascii="標楷體" w:eastAsia="標楷體" w:hAnsi="標楷體" w:hint="eastAsia"/>
+                <w:color w:val="000000"/>
+                <w:sz w:val="22"/>
+              </w:rPr>
+              <w:t>{{</w:t>
+            </w:r>
+            <w:r>
+              <w:rPr>
+                <w:rFonts w:ascii="標楷體" w:eastAsia="標楷體" w:hAnsi="標楷體"/>
+                <w:color w:val="000000"/>
+                <w:sz w:val="22"/>
+              </w:rPr>
+              <w:t>E_Other</w:t>
+            </w:r>
+            <w:r>
+              <w:rPr>
+                <w:rFonts w:ascii="標楷體" w:eastAsia="標楷體" w:hAnsi="標楷體" w:hint="eastAsia"/>
+                <w:color w:val="000000"/>
+                <w:sz w:val="22"/>
+              </w:rPr>
+              <w:t>}}</w:t>
+            </w:r>
+            <w:r>
+              <w:rPr>
+                <w:rFonts w:ascii="標楷體" w:eastAsia="標楷體" w:hAnsi="標楷體"/>
+                <w:color w:val="000000"/>
+                <w:sz w:val="22"/>
+              </w:rPr>
+              <w:t>其他______</w:t>
+            </w:r>
+          </w:p>
+        </w:tc>
+      </w:tr>
+      <w:tr>
+        <w:trPr>
+          <w:cantSplit/>
+          <w:trHeight w:val="245"/>
+        </w:trPr>
+        <w:tc>
+          <w:tcPr>
+            <w:tcW w:w="830" w:type="dxa"/>
+            <w:vMerge/>
+            <w:tcBorders>
+              <w:top w:val="single" w:sz="4" w:space="0" w:color="000000"/>
+              <w:left w:val="single" w:sz="4" w:space="0" w:color="000000"/>
+              <w:bottom w:val="single" w:sz="4" w:space="0" w:color="000000"/>
+              <w:right w:val="single" w:sz="4" w:space="0" w:color="000000"/>
+            </w:tcBorders>
+            <w:tcMar>
+              <w:top w:w="0" w:type="dxa"/>
+              <w:left w:w="28" w:type="dxa"/>
+              <w:bottom w:w="0" w:type="dxa"/>
+              <w:right w:w="28" w:type="dxa"/>
+            </w:tcMar>
+            <w:vAlign w:val="center"/>
+          </w:tcPr>
+          <w:p>
+            <w:pPr>
+              <w:spacing w:line="240" w:lineRule="atLeast"/>
+              <w:ind w:left="113" w:right="113"/>
+              <w:jc w:val="center"/>
+              <w:rPr>
+                <w:rFonts w:ascii="標楷體" w:eastAsia="標楷體" w:hAnsi="標楷體"/>
+                <w:color w:val="000000"/>
+              </w:rPr>
+            </w:pPr>
+          </w:p>
+        </w:tc>
+        <w:tc>
+          <w:tcPr>
+            <w:tcW w:w="1673" w:type="dxa"/>
+            <w:vMerge/>
+            <w:tcBorders>
+              <w:top w:val="single" w:sz="4" w:space="0" w:color="000000"/>
+              <w:left w:val="single" w:sz="4" w:space="0" w:color="000000"/>
+              <w:bottom w:val="single" w:sz="4" w:space="0" w:color="000000"/>
+              <w:right w:val="single" w:sz="4" w:space="0" w:color="000000"/>
+            </w:tcBorders>
+            <w:tcMar>
+              <w:top w:w="0" w:type="dxa"/>
+              <w:left w:w="28" w:type="dxa"/>
+              <w:bottom w:w="0" w:type="dxa"/>
+              <w:right w:w="28" w:type="dxa"/>
+            </w:tcMar>
+            <w:vAlign w:val="center"/>
+          </w:tcPr>
+          <w:p>
+            <w:pPr>
+              <w:spacing w:line="240" w:lineRule="atLeast"/>
+              <w:jc w:val="center"/>
+              <w:rPr>
+                <w:rFonts w:ascii="標楷體" w:eastAsia="標楷體" w:hAnsi="標楷體"/>
+                <w:color w:val="000000"/>
+                <w:sz w:val="22"/>
+              </w:rPr>
+            </w:pPr>
+          </w:p>
+        </w:tc>
+        <w:tc>
+          <w:tcPr>
+            <w:tcW w:w="2177" w:type="dxa"/>
+            <w:gridSpan w:val="3"/>
+            <w:tcBorders>
+              <w:top w:val="single" w:sz="4" w:space="0" w:color="000000"/>
+              <w:left w:val="single" w:sz="4" w:space="0" w:color="000000"/>
+              <w:right w:val="single" w:sz="4" w:space="0" w:color="000000"/>
+            </w:tcBorders>
+            <w:tcMar>
+              <w:top w:w="0" w:type="dxa"/>
+              <w:left w:w="28" w:type="dxa"/>
+              <w:bottom w:w="0" w:type="dxa"/>
+              <w:right w:w="28" w:type="dxa"/>
+            </w:tcMar>
+          </w:tcPr>
+          <w:p>
+            <w:pPr>
+              <w:spacing w:line="240" w:lineRule="atLeast"/>
+              <w:jc w:val="center"/>
+              <w:rPr>
+                <w:rFonts w:ascii="標楷體" w:eastAsia="標楷體" w:hAnsi="標楷體"/>
+              </w:rPr>
+            </w:pPr>
+            <w:r>
+              <w:rPr>
+                <w:rFonts w:ascii="標楷體" w:eastAsia="標楷體" w:hAnsi="標楷體"/>
+                <w:color w:val="000000"/>
+                <w:sz w:val="22"/>
+              </w:rPr>
+              <w:t>學校名稱</w:t>
+            </w:r>
+          </w:p>
+        </w:tc>
+        <w:tc>
+          <w:tcPr>
+            <w:tcW w:w="1980" w:type="dxa"/>
+            <w:gridSpan w:val="4"/>
+            <w:tcBorders>
+              <w:top w:val="single" w:sz="4" w:space="0" w:color="000000"/>
+              <w:left w:val="single" w:sz="4" w:space="0" w:color="000000"/>
+              <w:right w:val="single" w:sz="4" w:space="0" w:color="000000"/>
+            </w:tcBorders>
+            <w:tcMar>
+              <w:top w:w="0" w:type="dxa"/>
+              <w:left w:w="28" w:type="dxa"/>
+              <w:bottom w:w="0" w:type="dxa"/>
+              <w:right w:w="28" w:type="dxa"/>
+            </w:tcMar>
+          </w:tcPr>
+          <w:p>
+            <w:pPr>
+              <w:spacing w:line="240" w:lineRule="atLeast"/>
+              <w:jc w:val="center"/>
+              <w:rPr>
+                <w:rFonts w:ascii="標楷體" w:eastAsia="標楷體" w:hAnsi="標楷體"/>
+                <w:color w:val="000000"/>
+                <w:sz w:val="22"/>
+              </w:rPr>
+            </w:pPr>
+            <w:r>
+              <w:rPr>
+                <w:rFonts w:ascii="標楷體" w:eastAsia="標楷體" w:hAnsi="標楷體"/>
+                <w:color w:val="000000"/>
+                <w:sz w:val="22"/>
+              </w:rPr>
+              <w:t>科系所</w:t>
+            </w:r>
+          </w:p>
+        </w:tc>
+        <w:tc>
+          <w:tcPr>
+            <w:tcW w:w="2160" w:type="dxa"/>
+            <w:gridSpan w:val="2"/>
+            <w:tcBorders>
+              <w:top w:val="single" w:sz="4" w:space="0" w:color="000000"/>
+              <w:left w:val="single" w:sz="4" w:space="0" w:color="000000"/>
+              <w:right w:val="single" w:sz="4" w:space="0" w:color="000000"/>
+            </w:tcBorders>
+            <w:tcMar>
+              <w:top w:w="0" w:type="dxa"/>
+              <w:left w:w="28" w:type="dxa"/>
+              <w:bottom w:w="0" w:type="dxa"/>
+              <w:right w:w="28" w:type="dxa"/>
+            </w:tcMar>
+          </w:tcPr>
+          <w:p>
+            <w:pPr>
+              <w:spacing w:line="240" w:lineRule="atLeast"/>
+              <w:jc w:val="center"/>
+              <w:rPr>
+                <w:rFonts w:ascii="標楷體" w:eastAsia="標楷體" w:hAnsi="標楷體"/>
+                <w:color w:val="000000"/>
+                <w:sz w:val="22"/>
+              </w:rPr>
+            </w:pPr>
+            <w:r>
+              <w:rPr>
+                <w:rFonts w:ascii="標楷體" w:eastAsia="標楷體" w:hAnsi="標楷體"/>
+                <w:color w:val="000000"/>
+                <w:sz w:val="22"/>
+              </w:rPr>
+              <w:t>畢(肄)業狀況</w:t>
+            </w:r>
+          </w:p>
+        </w:tc>
+        <w:tc>
+          <w:tcPr>
+            <w:tcW w:w="1620" w:type="dxa"/>
+            <w:tcBorders>
+              <w:top w:val="single" w:sz="4" w:space="0" w:color="000000"/>
+              <w:left w:val="single" w:sz="4" w:space="0" w:color="000000"/>
+              <w:right w:val="single" w:sz="4" w:space="0" w:color="000000"/>
+            </w:tcBorders>
+            <w:tcMar>
+              <w:top w:w="0" w:type="dxa"/>
+              <w:left w:w="28" w:type="dxa"/>
+              <w:bottom w:w="0" w:type="dxa"/>
+              <w:right w:w="28" w:type="dxa"/>
+            </w:tcMar>
+          </w:tcPr>
+          <w:p>
+            <w:pPr>
+              <w:spacing w:line="240" w:lineRule="atLeast"/>
+              <w:jc w:val="center"/>
+              <w:rPr>
+                <w:rFonts w:ascii="標楷體" w:eastAsia="標楷體" w:hAnsi="標楷體"/>
+                <w:color w:val="000000"/>
+                <w:sz w:val="22"/>
+              </w:rPr>
+            </w:pPr>
+            <w:r>
+              <w:rPr>
+                <w:rFonts w:ascii="標楷體" w:eastAsia="標楷體" w:hAnsi="標楷體"/>
+                <w:color w:val="000000"/>
+                <w:sz w:val="22"/>
+              </w:rPr>
+              <w:t>畢(肄)業年月</w:t>
+            </w:r>
+          </w:p>
+        </w:tc>
+      </w:tr>
+      <w:tr>
+        <w:trPr>
+          <w:cantSplit/>
+          <w:trHeight w:val="454"/>
+        </w:trPr>
+        <w:tc>
+          <w:tcPr>
+            <w:tcW w:w="830" w:type="dxa"/>
+            <w:vMerge/>
+            <w:tcBorders>
+              <w:top w:val="single" w:sz="4" w:space="0" w:color="000000"/>
+              <w:left w:val="single" w:sz="4" w:space="0" w:color="000000"/>
+              <w:bottom w:val="single" w:sz="4" w:space="0" w:color="000000"/>
+              <w:right w:val="single" w:sz="4" w:space="0" w:color="000000"/>
+            </w:tcBorders>
+            <w:tcMar>
+              <w:top w:w="0" w:type="dxa"/>
+              <w:left w:w="28" w:type="dxa"/>
+              <w:bottom w:w="0" w:type="dxa"/>
+              <w:right w:w="28" w:type="dxa"/>
+            </w:tcMar>
+            <w:vAlign w:val="center"/>
+          </w:tcPr>
+          <w:p>
+            <w:pPr>
+              <w:spacing w:line="240" w:lineRule="atLeast"/>
+              <w:ind w:left="113" w:right="113"/>
+              <w:jc w:val="center"/>
+              <w:rPr>
+                <w:rFonts w:ascii="標楷體" w:eastAsia="標楷體" w:hAnsi="標楷體"/>
+                <w:color w:val="000000"/>
+              </w:rPr>
+            </w:pPr>
+          </w:p>
+        </w:tc>
+        <w:tc>
+          <w:tcPr>
+            <w:tcW w:w="1673" w:type="dxa"/>
+            <w:vMerge/>
+            <w:tcBorders>
+              <w:top w:val="single" w:sz="4" w:space="0" w:color="000000"/>
+              <w:left w:val="single" w:sz="4" w:space="0" w:color="000000"/>
+              <w:bottom w:val="single" w:sz="4" w:space="0" w:color="000000"/>
+              <w:right w:val="single" w:sz="4" w:space="0" w:color="000000"/>
+            </w:tcBorders>
+            <w:tcMar>
+              <w:top w:w="0" w:type="dxa"/>
+              <w:left w:w="28" w:type="dxa"/>
+              <w:bottom w:w="0" w:type="dxa"/>
+              <w:right w:w="28" w:type="dxa"/>
+            </w:tcMar>
+            <w:vAlign w:val="center"/>
+          </w:tcPr>
+          <w:p>
+            <w:pPr>
+              <w:spacing w:line="240" w:lineRule="atLeast"/>
+              <w:jc w:val="center"/>
+              <w:rPr>
+                <w:rFonts w:ascii="標楷體" w:eastAsia="標楷體" w:hAnsi="標楷體"/>
+                <w:color w:val="000000"/>
+                <w:sz w:val="22"/>
+              </w:rPr>
+            </w:pPr>
+          </w:p>
+        </w:tc>
+        <w:tc>
+          <w:tcPr>
+            <w:tcW w:w="2177" w:type="dxa"/>
+            <w:gridSpan w:val="3"/>
+            <w:tcBorders>
+              <w:top w:val="single" w:sz="4" w:space="0" w:color="000000"/>
+              <w:left w:val="single" w:sz="4" w:space="0" w:color="000000"/>
+              <w:bottom w:val="single" w:sz="4" w:space="0" w:color="000000"/>
+              <w:right w:val="single" w:sz="4" w:space="0" w:color="000000"/>
+            </w:tcBorders>
+            <w:tcMar>
+              <w:top w:w="0" w:type="dxa"/>
+              <w:left w:w="28" w:type="dxa"/>
+              <w:bottom w:w="0" w:type="dxa"/>
+              <w:right w:w="28" w:type="dxa"/>
+            </w:tcMar>
+            <w:vAlign w:val="center"/>
+          </w:tcPr>
+          <w:p>
+            <w:pPr>
+              <w:spacing w:line="240" w:lineRule="atLeast"/>
+              <w:jc w:val="center"/>
+              <w:rPr>
+                <w:rFonts w:ascii="標楷體" w:eastAsia="標楷體" w:hAnsi="標楷體"/>
+                <w:color w:val="000000"/>
+                <w:sz w:val="22"/>
+              </w:rPr>
+            </w:pPr>
+            <w:r>
+              <w:rPr>
+                <w:rFonts w:ascii="標楷體" w:eastAsia="標楷體" w:hAnsi="標楷體" w:hint="eastAsia"/>
+                <w:color w:val="000000"/>
+                <w:sz w:val="22"/>
+              </w:rPr>
+              <w:t>{{</w:t>
+            </w:r>
+            <w:r>
+              <w:rPr>
+                <w:rFonts w:ascii="標楷體" w:eastAsia="標楷體" w:hAnsi="標楷體"/>
+                <w:color w:val="000000"/>
+                <w:sz w:val="22"/>
+              </w:rPr>
+              <w:t>SchoolName</w:t>
+            </w:r>
+            <w:r>
+              <w:rPr>
+                <w:rFonts w:ascii="標楷體" w:eastAsia="標楷體" w:hAnsi="標楷體" w:hint="eastAsia"/>
+                <w:color w:val="000000"/>
+                <w:sz w:val="22"/>
+              </w:rPr>
+              <w:t>}}</w:t>
+            </w:r>
+          </w:p>
+        </w:tc>
+        <w:tc>
+          <w:tcPr>
+            <w:tcW w:w="1980" w:type="dxa"/>
+            <w:gridSpan w:val="4"/>
+            <w:tcBorders>
+              <w:top w:val="single" w:sz="4" w:space="0" w:color="000000"/>
+              <w:left w:val="single" w:sz="4" w:space="0" w:color="000000"/>
+              <w:bottom w:val="single" w:sz="4" w:space="0" w:color="000000"/>
+              <w:right w:val="single" w:sz="4" w:space="0" w:color="000000"/>
+            </w:tcBorders>
+            <w:tcMar>
+              <w:top w:w="0" w:type="dxa"/>
+              <w:left w:w="28" w:type="dxa"/>
+              <w:bottom w:w="0" w:type="dxa"/>
+              <w:right w:w="28" w:type="dxa"/>
+            </w:tcMar>
+            <w:vAlign w:val="center"/>
+          </w:tcPr>
+          <w:p>
+            <w:pPr>
+              <w:spacing w:line="240" w:lineRule="atLeast"/>
+              <w:jc w:val="center"/>
+              <w:rPr>
+                <w:rFonts w:ascii="標楷體" w:eastAsia="標楷體" w:hAnsi="標楷體"/>
+                <w:color w:val="000000"/>
+                <w:sz w:val="22"/>
+              </w:rPr>
+            </w:pPr>
+            <w:r>
+              <w:rPr>
+                <w:rFonts w:ascii="標楷體" w:eastAsia="標楷體" w:hAnsi="標楷體" w:hint="eastAsia"/>
+                <w:color w:val="000000"/>
+                <w:sz w:val="22"/>
+              </w:rPr>
+              <w:t>{{</w:t>
+            </w:r>
+            <w:r>
+              <w:rPr>
+                <w:rFonts w:ascii="標楷體" w:eastAsia="標楷體" w:hAnsi="標楷體"/>
+                <w:color w:val="000000"/>
+                <w:sz w:val="22"/>
+              </w:rPr>
+              <w:t>Major</w:t>
+            </w:r>
+            <w:r>
+              <w:rPr>
+                <w:rFonts w:ascii="標楷體" w:eastAsia="標楷體" w:hAnsi="標楷體" w:hint="eastAsia"/>
+                <w:color w:val="000000"/>
+                <w:sz w:val="22"/>
+              </w:rPr>
+              <w:t>}}</w:t>
+            </w:r>
+          </w:p>
+        </w:tc>
+        <w:tc>
+          <w:tcPr>
+            <w:tcW w:w="2160" w:type="dxa"/>
+            <w:gridSpan w:val="2"/>
+            <w:tcBorders>
+              <w:top w:val="single" w:sz="4" w:space="0" w:color="000000"/>
+              <w:left w:val="single" w:sz="4" w:space="0" w:color="000000"/>
+              <w:bottom w:val="single" w:sz="4" w:space="0" w:color="000000"/>
+              <w:right w:val="single" w:sz="4" w:space="0" w:color="000000"/>
+            </w:tcBorders>
+            <w:tcMar>
+              <w:top w:w="0" w:type="dxa"/>
+              <w:left w:w="28" w:type="dxa"/>
+              <w:bottom w:w="0" w:type="dxa"/>
+              <w:right w:w="28" w:type="dxa"/>
+            </w:tcMar>
+            <w:vAlign w:val="center"/>
+          </w:tcPr>
+          <w:p>
+            <w:pPr>
+              <w:spacing w:line="240" w:lineRule="atLeast"/>
+              <w:jc w:val="center"/>
+              <w:rPr>
+                <w:rFonts w:ascii="標楷體" w:eastAsia="標楷體" w:hAnsi="標楷體"/>
+                <w:color w:val="000000"/>
+                <w:sz w:val="22"/>
+              </w:rPr>
+            </w:pPr>
+            <w:r>
+              <w:rPr>
+                <w:rFonts w:ascii="標楷體" w:eastAsia="標楷體" w:hAnsi="標楷體" w:hint="eastAsia"/>
+                <w:color w:val="000000"/>
+                <w:sz w:val="22"/>
+              </w:rPr>
+              <w:t>{{</w:t>
+            </w:r>
+            <w:r>
+              <w:rPr>
+                <w:rFonts w:ascii="標楷體" w:eastAsia="標楷體" w:hAnsi="標楷體"/>
+                <w:color w:val="000000"/>
+                <w:sz w:val="22"/>
+              </w:rPr>
+              <w:t>E_Grad</w:t>
+            </w:r>
+            <w:r>
+              <w:rPr>
+                <w:rFonts w:ascii="標楷體" w:eastAsia="標楷體" w:hAnsi="標楷體" w:hint="eastAsia"/>
+                <w:color w:val="000000"/>
+                <w:sz w:val="22"/>
+              </w:rPr>
+              <w:t>}}</w:t>
+            </w:r>
+            <w:r>
+              <w:rPr>
+                <w:rFonts w:ascii="標楷體" w:eastAsia="標楷體" w:hAnsi="標楷體"/>
+                <w:color w:val="000000"/>
+                <w:sz w:val="22"/>
+              </w:rPr>
+              <w:t>畢業</w:t>
+            </w:r>
+            <w:r>
+              <w:rPr>
+                <w:rFonts w:ascii="標楷體" w:eastAsia="標楷體" w:hAnsi="標楷體" w:hint="eastAsia"/>
+                <w:color w:val="000000"/>
+                <w:sz w:val="22"/>
+              </w:rPr>
+              <w:t>{{</w:t>
+            </w:r>
+            <w:r>
+              <w:rPr>
+                <w:rFonts w:ascii="標楷體" w:eastAsia="標楷體" w:hAnsi="標楷體"/>
+                <w:color w:val="000000"/>
+                <w:sz w:val="22"/>
+              </w:rPr>
+              <w:t>E_Under</w:t>
+            </w:r>
+            <w:r>
+              <w:rPr>
+                <w:rFonts w:ascii="標楷體" w:eastAsia="標楷體" w:hAnsi="標楷體" w:hint="eastAsia"/>
+                <w:color w:val="000000"/>
+                <w:sz w:val="22"/>
+              </w:rPr>
+              <w:t>}}</w:t>
+            </w:r>
+            <w:r>
+              <w:rPr>
+                <w:rFonts w:ascii="標楷體" w:eastAsia="標楷體" w:hAnsi="標楷體"/>
+                <w:color w:val="000000"/>
+                <w:sz w:val="22"/>
+              </w:rPr>
+              <w:t>肄業</w:t>
+            </w:r>
+            <w:r>
+              <w:rPr>
+                <w:rFonts w:ascii="標楷體" w:eastAsia="標楷體" w:hAnsi="標楷體" w:hint="eastAsia"/>
+                <w:color w:val="000000"/>
+                <w:sz w:val="22"/>
+              </w:rPr>
+              <w:t>{{</w:t>
+            </w:r>
+            <w:r>
+              <w:rPr>
+                <w:rFonts w:ascii="標楷體" w:eastAsia="標楷體" w:hAnsi="標楷體"/>
+                <w:color w:val="000000"/>
+                <w:sz w:val="22"/>
+              </w:rPr>
+              <w:t>E_Stud</w:t>
+            </w:r>
+            <w:r>
+              <w:rPr>
+                <w:rFonts w:ascii="標楷體" w:eastAsia="標楷體" w:hAnsi="標楷體" w:hint="eastAsia"/>
+                <w:color w:val="000000"/>
+                <w:sz w:val="22"/>
+              </w:rPr>
+              <w:t>}}</w:t>
+            </w:r>
+            <w:r>
+              <w:rPr>
+                <w:rFonts w:ascii="標楷體" w:eastAsia="標楷體" w:hAnsi="標楷體"/>
+                <w:color w:val="000000"/>
+                <w:sz w:val="22"/>
+              </w:rPr>
+              <w:t>在學</w:t>
+            </w:r>
+          </w:p>
+        </w:tc>
+        <w:tc>
+          <w:tcPr>
+            <w:tcW w:w="1620" w:type="dxa"/>
+            <w:tcBorders>
+              <w:top w:val="single" w:sz="4" w:space="0" w:color="000000"/>
+              <w:left w:val="single" w:sz="4" w:space="0" w:color="000000"/>
+              <w:bottom w:val="single" w:sz="4" w:space="0" w:color="000000"/>
+              <w:right w:val="single" w:sz="4" w:space="0" w:color="000000"/>
+            </w:tcBorders>
+            <w:tcMar>
+              <w:top w:w="0" w:type="dxa"/>
+              <w:left w:w="28" w:type="dxa"/>
+              <w:bottom w:w="0" w:type="dxa"/>
+              <w:right w:w="28" w:type="dxa"/>
+            </w:tcMar>
+            <w:vAlign w:val="center"/>
+          </w:tcPr>
+          <w:p>
+            <w:pPr>
+              <w:spacing w:line="240" w:lineRule="atLeast"/>
+              <w:jc w:val="center"/>
+              <w:rPr>
+                <w:rFonts w:ascii="標楷體" w:eastAsia="標楷體" w:hAnsi="標楷體"/>
+                <w:color w:val="000000"/>
+                <w:sz w:val="22"/>
+              </w:rPr>
+            </w:pPr>
+            <w:r>
+              <w:rPr>
+                <w:rFonts w:ascii="標楷體" w:eastAsia="標楷體" w:hAnsi="標楷體" w:hint="eastAsia"/>
+                <w:color w:val="000000"/>
+                <w:sz w:val="22"/>
+              </w:rPr>
+              <w:t>{{</w:t>
+            </w:r>
+            <w:r>
+              <w:rPr>
+                <w:rFonts w:ascii="標楷體" w:eastAsia="標楷體" w:hAnsi="標楷體"/>
+                <w:color w:val="000000"/>
+                <w:sz w:val="22"/>
+              </w:rPr>
+              <w:t>EduDate</w:t>
+            </w:r>
+            <w:r>
+              <w:rPr>
+                <w:rFonts w:ascii="標楷體" w:eastAsia="標楷體" w:hAnsi="標楷體" w:hint="eastAsia"/>
+                <w:color w:val="000000"/>
+                <w:sz w:val="22"/>
+              </w:rPr>
+              <w:t>}}</w:t>
+            </w:r>
+          </w:p>
+        </w:tc>
+      </w:tr>
+      <w:tr>
+        <w:trPr>
+          <w:cantSplit/>
+          <w:trHeight w:val="340"/>
+        </w:trPr>
+        <w:tc>
+          <w:tcPr>
+            <w:tcW w:w="830" w:type="dxa"/>
+            <w:vMerge/>
+            <w:tcBorders>
+              <w:top w:val="single" w:sz="4" w:space="0" w:color="000000"/>
+              <w:left w:val="single" w:sz="4" w:space="0" w:color="000000"/>
+              <w:bottom w:val="single" w:sz="4" w:space="0" w:color="000000"/>
+              <w:right w:val="single" w:sz="4" w:space="0" w:color="000000"/>
+            </w:tcBorders>
+            <w:tcMar>
+              <w:top w:w="0" w:type="dxa"/>
+              <w:left w:w="28" w:type="dxa"/>
+              <w:bottom w:w="0" w:type="dxa"/>
+              <w:right w:w="28" w:type="dxa"/>
+            </w:tcMar>
+            <w:vAlign w:val="center"/>
+          </w:tcPr>
+          <w:p>
+            <w:pPr>
+              <w:spacing w:line="240" w:lineRule="atLeast"/>
+              <w:ind w:left="113" w:right="113"/>
+              <w:jc w:val="center"/>
+              <w:rPr>
+                <w:rFonts w:ascii="標楷體" w:eastAsia="標楷體" w:hAnsi="標楷體"/>
+                <w:color w:val="000000"/>
+              </w:rPr>
+            </w:pPr>
+          </w:p>
+        </w:tc>
+        <w:tc>
+          <w:tcPr>
+            <w:tcW w:w="1673" w:type="dxa"/>
+            <w:tcBorders>
+              <w:top w:val="single" w:sz="4" w:space="0" w:color="000000"/>
+              <w:left w:val="single" w:sz="4" w:space="0" w:color="000000"/>
+              <w:bottom w:val="single" w:sz="4" w:space="0" w:color="000000"/>
+              <w:right w:val="single" w:sz="4" w:space="0" w:color="000000"/>
+            </w:tcBorders>
+            <w:tcMar>
+              <w:top w:w="0" w:type="dxa"/>
+              <w:left w:w="28" w:type="dxa"/>
+              <w:bottom w:w="0" w:type="dxa"/>
+              <w:right w:w="28" w:type="dxa"/>
+            </w:tcMar>
+            <w:vAlign w:val="center"/>
+          </w:tcPr>
+          <w:p>
+            <w:pPr>
+              <w:spacing w:line="240" w:lineRule="atLeast"/>
+              <w:jc w:val="center"/>
+              <w:rPr>
+                <w:rFonts w:ascii="標楷體" w:eastAsia="標楷體" w:hAnsi="標楷體"/>
+              </w:rPr>
+            </w:pPr>
+            <w:r>
+              <w:rPr>
+                <w:rFonts w:ascii="標楷體" w:eastAsia="標楷體" w:hAnsi="標楷體"/>
+                <w:color w:val="000000"/>
+                <w:sz w:val="22"/>
+              </w:rPr>
+              <w:t>電子信箱</w:t>
+            </w:r>
+          </w:p>
+        </w:tc>
+        <w:tc>
+          <w:tcPr>
+            <w:tcW w:w="7937" w:type="dxa"/>
+            <w:gridSpan w:val="10"/>
+            <w:tcBorders>
+              <w:top w:val="single" w:sz="4" w:space="0" w:color="000000"/>
+              <w:left w:val="single" w:sz="4" w:space="0" w:color="000000"/>
+              <w:bottom w:val="single" w:sz="4" w:space="0" w:color="000000"/>
+              <w:right w:val="single" w:sz="4" w:space="0" w:color="000000"/>
+            </w:tcBorders>
+            <w:tcMar>
+              <w:top w:w="0" w:type="dxa"/>
+              <w:left w:w="28" w:type="dxa"/>
+              <w:bottom w:w="0" w:type="dxa"/>
+              <w:right w:w="28" w:type="dxa"/>
+            </w:tcMar>
+          </w:tcPr>
+          <w:p>
+            <w:pPr>
+              <w:spacing w:line="240" w:lineRule="atLeast"/>
+              <w:rPr>
+                <w:rFonts w:ascii="標楷體" w:eastAsia="標楷體" w:hAnsi="標楷體"/>
+                <w:color w:val="000000"/>
+                <w:sz w:val="22"/>
+              </w:rPr>
+            </w:pPr>
+            <w:r>
+              <w:rPr>
+                <w:rFonts w:ascii="標楷體" w:eastAsia="標楷體" w:hAnsi="標楷體" w:hint="eastAsia"/>
+                <w:color w:val="000000"/>
+                <w:sz w:val="22"/>
+              </w:rPr>
+              <w:t>{{</w:t>
+            </w:r>
+            <w:r>
+              <w:rPr>
+                <w:rFonts w:ascii="標楷體" w:eastAsia="標楷體" w:hAnsi="標楷體"/>
+                <w:color w:val="000000"/>
+                <w:sz w:val="22"/>
+              </w:rPr>
+              <w:t>Email</w:t>
+            </w:r>
+            <w:r>
+              <w:rPr>
+                <w:rFonts w:ascii="標楷體" w:eastAsia="標楷體" w:hAnsi="標楷體" w:hint="eastAsia"/>
+                <w:color w:val="000000"/>
+                <w:sz w:val="22"/>
+              </w:rPr>
+              <w:t>}}</w:t>
+            </w:r>
+          </w:p>
+        </w:tc>
+      </w:tr>
+      <w:tr>
+        <w:trPr>
+          <w:cantSplit/>
+          <w:trHeight w:val="331"/>
+        </w:trPr>
+        <w:tc>
+          <w:tcPr>
+            <w:tcW w:w="830" w:type="dxa"/>
+            <w:vMerge w:val="restart"/>
+            <w:tcBorders>
+              <w:top w:val="single" w:sz="4" w:space="0" w:color="000000"/>
+              <w:left w:val="single" w:sz="4" w:space="0" w:color="000000"/>
+              <w:bottom w:val="single" w:sz="4" w:space="0" w:color="000000"/>
+              <w:right w:val="single" w:sz="4" w:space="0" w:color="000000"/>
+            </w:tcBorders>
+            <w:tcMar>
+              <w:top w:w="0" w:type="dxa"/>
+              <w:left w:w="28" w:type="dxa"/>
+              <w:bottom w:w="0" w:type="dxa"/>
+              <w:right w:w="28" w:type="dxa"/>
+            </w:tcMar>
+            <w:vAlign w:val="center"/>
+          </w:tcPr>
+          <w:p>
+            <w:pPr>
+              <w:spacing w:line="240" w:lineRule="atLeast"/>
+              <w:ind w:left="113" w:right="113"/>
+              <w:jc w:val="center"/>
+              <w:rPr>
+                <w:rFonts w:ascii="標楷體" w:eastAsia="標楷體" w:hAnsi="標楷體"/>
+                <w:b/>
+                <w:bCs/>
+                <w:color w:val="000000"/>
+                <w:sz w:val="28"/>
+              </w:rPr>
+            </w:pPr>
+            <w:r>
+              <w:rPr>
+                <w:rFonts w:ascii="標楷體" w:eastAsia="標楷體" w:hAnsi="標楷體"/>
+                <w:b/>
+                <w:bCs/>
+                <w:color w:val="000000"/>
+                <w:sz w:val="28"/>
+              </w:rPr>
+              <w:t>工作經歷</w:t>
+            </w:r>
+          </w:p>
+        </w:tc>
+        <w:tc>
+          <w:tcPr>
+            <w:tcW w:w="1673" w:type="dxa"/>
+            <w:tcBorders>
+              <w:top w:val="single" w:sz="4" w:space="0" w:color="000000"/>
+              <w:left w:val="single" w:sz="4" w:space="0" w:color="000000"/>
+              <w:bottom w:val="single" w:sz="4" w:space="0" w:color="000000"/>
+              <w:right w:val="single" w:sz="4" w:space="0" w:color="000000"/>
+            </w:tcBorders>
+            <w:tcMar>
+              <w:top w:w="0" w:type="dxa"/>
+              <w:left w:w="28" w:type="dxa"/>
+              <w:bottom w:w="0" w:type="dxa"/>
+              <w:right w:w="28" w:type="dxa"/>
+            </w:tcMar>
+            <w:vAlign w:val="center"/>
+          </w:tcPr>
+          <w:p>
+            <w:pPr>
+              <w:spacing w:line="240" w:lineRule="atLeast"/>
+              <w:ind w:left="224" w:hanging="224"/>
+              <w:jc w:val="center"/>
+              <w:rPr>
+                <w:rFonts w:ascii="標楷體" w:eastAsia="標楷體" w:hAnsi="標楷體"/>
+              </w:rPr>
+            </w:pPr>
+            <w:r>
+              <w:rPr>
+                <w:rFonts w:ascii="標楷體" w:eastAsia="標楷體" w:hAnsi="標楷體"/>
+                <w:color w:val="000000"/>
+                <w:sz w:val="22"/>
+                <w:szCs w:val="22"/>
+              </w:rPr>
+              <w:t>累計工作經驗</w:t>
+            </w:r>
+          </w:p>
+        </w:tc>
+        <w:tc>
+          <w:tcPr>
+            <w:tcW w:w="7937" w:type="dxa"/>
+            <w:gridSpan w:val="10"/>
+            <w:tcBorders>
+              <w:top w:val="single" w:sz="4" w:space="0" w:color="000000"/>
+              <w:left w:val="single" w:sz="4" w:space="0" w:color="000000"/>
+              <w:bottom w:val="single" w:sz="4" w:space="0" w:color="000000"/>
+              <w:right w:val="single" w:sz="4" w:space="0" w:color="000000"/>
+            </w:tcBorders>
+            <w:tcMar>
+              <w:top w:w="0" w:type="dxa"/>
+              <w:left w:w="28" w:type="dxa"/>
+              <w:bottom w:w="0" w:type="dxa"/>
+              <w:right w:w="28" w:type="dxa"/>
+            </w:tcMar>
+            <w:vAlign w:val="center"/>
+          </w:tcPr>
+          <w:p>
+            <w:pPr>
+              <w:spacing w:line="240" w:lineRule="atLeast"/>
+              <w:ind w:firstLine="7"/>
+              <w:rPr>
+                <w:rFonts w:ascii="標楷體" w:eastAsia="標楷體" w:hAnsi="標楷體"/>
+              </w:rPr>
+            </w:pPr>
+            <w:r>
+              <w:rPr>
+                <w:rFonts w:ascii="標楷體" w:eastAsia="標楷體" w:hAnsi="標楷體" w:hint="eastAsia"/>
+                <w:color w:val="000000"/>
+                <w:sz w:val="22"/>
+                <w:szCs w:val="22"/>
+              </w:rPr>
+              <w:t>{{</w:t>
+            </w:r>
+            <w:r>
+              <w:rPr>
+                <w:rFonts w:ascii="標楷體" w:eastAsia="標楷體" w:hAnsi="標楷體"/>
+                <w:color w:val="000000"/>
+                <w:sz w:val="22"/>
+                <w:szCs w:val="22"/>
+              </w:rPr>
+              <w:t>NoWorkExp</w:t>
+            </w:r>
+            <w:r>
+              <w:rPr>
+                <w:rFonts w:ascii="標楷體" w:eastAsia="標楷體" w:hAnsi="標楷體" w:hint="eastAsia"/>
+                <w:color w:val="000000"/>
+                <w:sz w:val="22"/>
+                <w:szCs w:val="22"/>
+              </w:rPr>
+              <w:t>}}</w:t>
+            </w:r>
+            <w:r>
+              <w:rPr>
+                <w:rFonts w:ascii="標楷體" w:eastAsia="標楷體" w:hAnsi="標楷體"/>
+                <w:color w:val="000000"/>
+                <w:sz w:val="22"/>
+                <w:szCs w:val="22"/>
+              </w:rPr>
+              <w:t xml:space="preserve">無  </w:t>
+            </w:r>
+            <w:r>
+              <w:rPr>
+                <w:rFonts w:ascii="標楷體" w:eastAsia="標楷體" w:hAnsi="標楷體" w:hint="eastAsia"/>
+                <w:color w:val="000000"/>
+                <w:sz w:val="22"/>
+                <w:szCs w:val="22"/>
+              </w:rPr>
+              <w:t>{{</w:t>
+            </w:r>
+            <w:r>
+              <w:rPr>
+                <w:rFonts w:ascii="標楷體" w:eastAsia="標楷體" w:hAnsi="標楷體"/>
+                <w:color w:val="000000"/>
+                <w:sz w:val="22"/>
+                <w:szCs w:val="22"/>
+              </w:rPr>
+              <w:t>WorkExp</w:t>
+            </w:r>
+            <w:r>
+              <w:rPr>
+                <w:rFonts w:ascii="標楷體" w:eastAsia="標楷體" w:hAnsi="標楷體" w:hint="eastAsia"/>
+                <w:color w:val="000000"/>
+                <w:sz w:val="22"/>
+                <w:szCs w:val="22"/>
+              </w:rPr>
+              <w:t>}}</w:t>
+            </w:r>
+            <w:r>
+              <w:rPr>
+                <w:rFonts w:ascii="標楷體" w:eastAsia="標楷體" w:hAnsi="標楷體"/>
+                <w:color w:val="000000"/>
+                <w:sz w:val="22"/>
+                <w:szCs w:val="22"/>
+              </w:rPr>
+              <w:t>工作年資</w:t>
+            </w:r>
+            <w:r>
+              <w:rPr>
+                <w:rFonts w:ascii="標楷體" w:eastAsia="標楷體" w:hAnsi="標楷體" w:hint="eastAsia"/>
+                <w:color w:val="000000"/>
+                <w:sz w:val="22"/>
+                <w:szCs w:val="22"/>
+              </w:rPr>
+              <w:t>{{</w:t>
+            </w:r>
+            <w:r>
+              <w:rPr>
+                <w:rFonts w:ascii="標楷體" w:eastAsia="標楷體" w:hAnsi="標楷體"/>
+                <w:color w:val="000000"/>
+                <w:sz w:val="22"/>
+                <w:szCs w:val="22"/>
+              </w:rPr>
+              <w:t>WorkExperienceYears</w:t>
+            </w:r>
+            <w:r>
+              <w:rPr>
+                <w:rFonts w:ascii="標楷體" w:eastAsia="標楷體" w:hAnsi="標楷體" w:hint="eastAsia"/>
+                <w:color w:val="000000"/>
+                <w:sz w:val="22"/>
+                <w:szCs w:val="22"/>
+              </w:rPr>
+              <w:t>}}</w:t>
+            </w:r>
+            <w:r>
+              <w:rPr>
+                <w:rFonts w:ascii="標楷體" w:eastAsia="標楷體" w:hAnsi="標楷體"/>
+                <w:color w:val="000000"/>
+                <w:sz w:val="22"/>
+                <w:szCs w:val="22"/>
+              </w:rPr>
+              <w:t>年</w:t>
+            </w:r>
           </w:p>
         </w:tc>
       </w:tr>
@@ -1269,319 +2549,10 @@
               <w:jc w:val="center"/>
               <w:rPr>
                 <w:rFonts w:ascii="標楷體" w:eastAsia="標楷體" w:hAnsi="標楷體"/>
-                <w:color w:val="000000"/>
-              </w:rPr>
-            </w:pPr>
-          </w:p>
-        </w:tc>
-        <w:tc>
-          <w:tcPr>
-            <w:tcW w:w="1673" w:type="dxa"/>
-            <w:vMerge/>
-            <w:tcBorders>
-              <w:top w:val="single" w:sz="4" w:space="0" w:color="000000"/>
-              <w:left w:val="single" w:sz="4" w:space="0" w:color="000000"/>
-              <w:bottom w:val="single" w:sz="4" w:space="0" w:color="000000"/>
-              <w:right w:val="single" w:sz="4" w:space="0" w:color="000000"/>
-            </w:tcBorders>
-            <w:tcMar>
-              <w:top w:w="0" w:type="dxa"/>
-              <w:left w:w="28" w:type="dxa"/>
-              <w:bottom w:w="0" w:type="dxa"/>
-              <w:right w:w="28" w:type="dxa"/>
-            </w:tcMar>
-            <w:vAlign w:val="center"/>
-          </w:tcPr>
-          <w:p>
-            <w:pPr>
-              <w:spacing w:line="240" w:lineRule="atLeast"/>
-              <w:jc w:val="center"/>
-              <w:rPr>
-                <w:rFonts w:ascii="標楷體" w:eastAsia="標楷體" w:hAnsi="標楷體"/>
-                <w:color w:val="000000"/>
-                <w:sz w:val="22"/>
-              </w:rPr>
-            </w:pPr>
-          </w:p>
-        </w:tc>
-        <w:tc>
-          <w:tcPr>
-            <w:tcW w:w="5445" w:type="dxa"/>
-            <w:gridSpan w:val="8"/>
-            <w:tcBorders>
-              <w:top w:val="single" w:sz="4" w:space="0" w:color="000000"/>
-              <w:left w:val="single" w:sz="4" w:space="0" w:color="000000"/>
-              <w:bottom w:val="single" w:sz="4" w:space="0" w:color="000000"/>
-              <w:right w:val="single" w:sz="4" w:space="0" w:color="000000"/>
-            </w:tcBorders>
-            <w:tcMar>
-              <w:top w:w="0" w:type="dxa"/>
-              <w:left w:w="28" w:type="dxa"/>
-              <w:bottom w:w="0" w:type="dxa"/>
-              <w:right w:w="28" w:type="dxa"/>
-            </w:tcMar>
-            <w:vAlign w:val="center"/>
-          </w:tcPr>
-          <w:p>
-            <w:pPr>
-              <w:spacing w:line="240" w:lineRule="atLeast"/>
-              <w:rPr>
-                <w:rFonts w:ascii="標楷體" w:eastAsia="標楷體" w:hAnsi="標楷體"/>
-              </w:rPr>
-            </w:pPr>
-            <w:r>
-              <w:rPr>
-                <w:rFonts w:ascii="標楷體" w:eastAsia="標楷體" w:hAnsi="標楷體"/>
-                <w:color w:val="000000"/>
-                <w:sz w:val="22"/>
-              </w:rPr>
-              <w:t>電話2：</w:t>
-            </w:r>
-            <w:r>
-              <w:rPr>
-                <w:rFonts w:ascii="標楷體" w:eastAsia="標楷體" w:hAnsi="標楷體" w:hint="eastAsia"/>
-                <w:color w:val="000000"/>
-                <w:sz w:val="22"/>
-              </w:rPr>
-              <w:t>{{</w:t>
-            </w:r>
-            <w:r>
-              <w:rPr>
-                <w:rFonts w:ascii="標楷體" w:eastAsia="標楷體" w:hAnsi="標楷體"/>
-                <w:color w:val="000000"/>
-                <w:sz w:val="22"/>
-              </w:rPr>
-              <w:t>Phone</w:t>
-            </w:r>
-            <w:r>
-              <w:rPr>
-                <w:rFonts w:ascii="標楷體" w:eastAsia="標楷體" w:hAnsi="標楷體" w:hint="eastAsia"/>
-                <w:color w:val="000000"/>
-                <w:sz w:val="22"/>
-              </w:rPr>
-              <w:t>2}}</w:t>
-            </w:r>
-          </w:p>
-        </w:tc>
-        <w:tc>
-          <w:tcPr>
-            <w:tcW w:w="2492" w:type="dxa"/>
-            <w:gridSpan w:val="2"/>
-            <w:vMerge/>
-            <w:tcBorders>
-              <w:top w:val="single" w:sz="4" w:space="0" w:color="000000"/>
-              <w:left w:val="single" w:sz="4" w:space="0" w:color="000000"/>
-              <w:bottom w:val="single" w:sz="4" w:space="0" w:color="000000"/>
-              <w:right w:val="single" w:sz="4" w:space="0" w:color="000000"/>
-            </w:tcBorders>
-            <w:tcMar>
-              <w:top w:w="0" w:type="dxa"/>
-              <w:left w:w="28" w:type="dxa"/>
-              <w:bottom w:w="0" w:type="dxa"/>
-              <w:right w:w="28" w:type="dxa"/>
-            </w:tcMar>
-            <w:vAlign w:val="center"/>
-          </w:tcPr>
-          <w:p>
-            <w:pPr>
-              <w:spacing w:line="240" w:lineRule="atLeast"/>
-              <w:jc w:val="both"/>
-              <w:rPr>
-                <w:rFonts w:ascii="標楷體" w:eastAsia="標楷體" w:hAnsi="標楷體"/>
-                <w:color w:val="000000"/>
-                <w:sz w:val="22"/>
-              </w:rPr>
-            </w:pPr>
-          </w:p>
-        </w:tc>
-      </w:tr>
-      <w:tr>
-        <w:trPr>
-          <w:cantSplit/>
-          <w:trHeight w:val="284"/>
-        </w:trPr>
-        <w:tc>
-          <w:tcPr>
-            <w:tcW w:w="830" w:type="dxa"/>
-            <w:vMerge/>
-            <w:tcBorders>
-              <w:top w:val="single" w:sz="4" w:space="0" w:color="000000"/>
-              <w:left w:val="single" w:sz="4" w:space="0" w:color="000000"/>
-              <w:bottom w:val="single" w:sz="4" w:space="0" w:color="000000"/>
-              <w:right w:val="single" w:sz="4" w:space="0" w:color="000000"/>
-            </w:tcBorders>
-            <w:tcMar>
-              <w:top w:w="0" w:type="dxa"/>
-              <w:left w:w="28" w:type="dxa"/>
-              <w:bottom w:w="0" w:type="dxa"/>
-              <w:right w:w="28" w:type="dxa"/>
-            </w:tcMar>
-            <w:vAlign w:val="center"/>
-          </w:tcPr>
-          <w:p>
-            <w:pPr>
-              <w:spacing w:line="240" w:lineRule="atLeast"/>
-              <w:ind w:left="113" w:right="113"/>
-              <w:jc w:val="center"/>
-              <w:rPr>
-                <w:rFonts w:ascii="標楷體" w:eastAsia="標楷體" w:hAnsi="標楷體"/>
-                <w:color w:val="000000"/>
-              </w:rPr>
-            </w:pPr>
-          </w:p>
-        </w:tc>
-        <w:tc>
-          <w:tcPr>
-            <w:tcW w:w="1673" w:type="dxa"/>
-            <w:vMerge/>
-            <w:tcBorders>
-              <w:top w:val="single" w:sz="4" w:space="0" w:color="000000"/>
-              <w:left w:val="single" w:sz="4" w:space="0" w:color="000000"/>
-              <w:bottom w:val="single" w:sz="4" w:space="0" w:color="000000"/>
-              <w:right w:val="single" w:sz="4" w:space="0" w:color="000000"/>
-            </w:tcBorders>
-            <w:tcMar>
-              <w:top w:w="0" w:type="dxa"/>
-              <w:left w:w="28" w:type="dxa"/>
-              <w:bottom w:w="0" w:type="dxa"/>
-              <w:right w:w="28" w:type="dxa"/>
-            </w:tcMar>
-            <w:vAlign w:val="center"/>
-          </w:tcPr>
-          <w:p>
-            <w:pPr>
-              <w:spacing w:line="240" w:lineRule="atLeast"/>
-              <w:jc w:val="center"/>
-              <w:rPr>
-                <w:rFonts w:ascii="標楷體" w:eastAsia="標楷體" w:hAnsi="標楷體"/>
-                <w:color w:val="000000"/>
-                <w:sz w:val="22"/>
-              </w:rPr>
-            </w:pPr>
-          </w:p>
-        </w:tc>
-        <w:tc>
-          <w:tcPr>
-            <w:tcW w:w="5445" w:type="dxa"/>
-            <w:gridSpan w:val="8"/>
-            <w:tcBorders>
-              <w:top w:val="single" w:sz="4" w:space="0" w:color="000000"/>
-              <w:left w:val="single" w:sz="4" w:space="0" w:color="000000"/>
-              <w:bottom w:val="single" w:sz="4" w:space="0" w:color="000000"/>
-              <w:right w:val="single" w:sz="4" w:space="0" w:color="000000"/>
-            </w:tcBorders>
-            <w:tcMar>
-              <w:top w:w="0" w:type="dxa"/>
-              <w:left w:w="28" w:type="dxa"/>
-              <w:bottom w:w="0" w:type="dxa"/>
-              <w:right w:w="28" w:type="dxa"/>
-            </w:tcMar>
-            <w:vAlign w:val="center"/>
-          </w:tcPr>
-          <w:p>
-            <w:pPr>
-              <w:spacing w:line="240" w:lineRule="atLeast"/>
-              <w:rPr>
-                <w:rFonts w:ascii="標楷體" w:eastAsia="標楷體" w:hAnsi="標楷體"/>
-              </w:rPr>
-            </w:pPr>
-            <w:r>
-              <w:rPr>
-                <w:rFonts w:ascii="標楷體" w:eastAsia="標楷體" w:hAnsi="標楷體"/>
-                <w:color w:val="000000"/>
-                <w:sz w:val="22"/>
-              </w:rPr>
-              <w:t>行動：</w:t>
-            </w:r>
-            <w:r>
-              <w:rPr>
-                <w:rFonts w:ascii="標楷體" w:eastAsia="標楷體" w:hAnsi="標楷體" w:hint="eastAsia"/>
-                <w:color w:val="000000"/>
-                <w:sz w:val="22"/>
-              </w:rPr>
-              <w:t>{{</w:t>
-            </w:r>
-            <w:r>
-              <w:rPr>
-                <w:rFonts w:ascii="標楷體" w:eastAsia="標楷體" w:hAnsi="標楷體"/>
-                <w:color w:val="000000"/>
-                <w:sz w:val="22"/>
-              </w:rPr>
-              <w:t>Mobile</w:t>
-            </w:r>
-            <w:r>
-              <w:rPr>
-                <w:rFonts w:ascii="標楷體" w:eastAsia="標楷體" w:hAnsi="標楷體" w:hint="eastAsia"/>
-                <w:color w:val="000000"/>
-                <w:sz w:val="22"/>
-              </w:rPr>
-              <w:t>}}</w:t>
-            </w:r>
-          </w:p>
-        </w:tc>
-        <w:tc>
-          <w:tcPr>
-            <w:tcW w:w="2492" w:type="dxa"/>
-            <w:gridSpan w:val="2"/>
-            <w:vMerge/>
-            <w:tcBorders>
-              <w:top w:val="single" w:sz="4" w:space="0" w:color="000000"/>
-              <w:left w:val="single" w:sz="4" w:space="0" w:color="000000"/>
-              <w:bottom w:val="single" w:sz="4" w:space="0" w:color="000000"/>
-              <w:right w:val="single" w:sz="4" w:space="0" w:color="000000"/>
-            </w:tcBorders>
-            <w:tcMar>
-              <w:top w:w="0" w:type="dxa"/>
-              <w:left w:w="28" w:type="dxa"/>
-              <w:bottom w:w="0" w:type="dxa"/>
-              <w:right w:w="28" w:type="dxa"/>
-            </w:tcMar>
-            <w:vAlign w:val="center"/>
-          </w:tcPr>
-          <w:p>
-            <w:pPr>
-              <w:spacing w:line="240" w:lineRule="atLeast"/>
-              <w:jc w:val="both"/>
-              <w:rPr>
-                <w:rFonts w:ascii="標楷體" w:eastAsia="標楷體" w:hAnsi="標楷體"/>
-                <w:color w:val="000000"/>
-                <w:sz w:val="22"/>
-              </w:rPr>
-            </w:pPr>
-          </w:p>
-        </w:tc>
-      </w:tr>
-      <w:tr>
-        <w:trPr>
-          <w:cantSplit/>
-          <w:trHeight w:val="340"/>
-        </w:trPr>
-        <w:tc>
-          <w:tcPr>
-            <w:tcW w:w="830" w:type="dxa"/>
-            <w:vMerge/>
-            <w:tcBorders>
-              <w:top w:val="single" w:sz="4" w:space="0" w:color="000000"/>
-              <w:left w:val="single" w:sz="4" w:space="0" w:color="000000"/>
-              <w:bottom w:val="single" w:sz="4" w:space="0" w:color="000000"/>
-              <w:right w:val="single" w:sz="4" w:space="0" w:color="000000"/>
-            </w:tcBorders>
-            <w:tcMar>
-              <w:top w:w="0" w:type="dxa"/>
-              <w:left w:w="28" w:type="dxa"/>
-              <w:bottom w:w="0" w:type="dxa"/>
-              <w:right w:w="28" w:type="dxa"/>
-            </w:tcMar>
-            <w:vAlign w:val="center"/>
-          </w:tcPr>
-          <w:p>
-            <w:pPr>
-              <w:spacing w:line="240" w:lineRule="atLeast"/>
-              <w:ind w:left="113" w:right="113"/>
-              <w:jc w:val="center"/>
-              <w:rPr>
-                <w:rFonts w:ascii="標楷體" w:eastAsia="標楷體" w:hAnsi="標楷體"/>
-                <w:color w:val="000000"/>
+                <w:b/>
+                <w:bCs/>
+                <w:color w:val="000000"/>
+                <w:sz w:val="28"/>
               </w:rPr>
             </w:pPr>
           </w:p>
@@ -1620,14 +2591,14 @@
                 <w:color w:val="000000"/>
                 <w:sz w:val="22"/>
               </w:rPr>
-              <w:t>學歷</w:t>
-            </w:r>
-          </w:p>
-        </w:tc>
-        <w:tc>
-          <w:tcPr>
-            <w:tcW w:w="7937" w:type="dxa"/>
-            <w:gridSpan w:val="10"/>
+              <w:t>工作經歷</w:t>
+            </w:r>
+          </w:p>
+        </w:tc>
+        <w:tc>
+          <w:tcPr>
+            <w:tcW w:w="1984" w:type="dxa"/>
+            <w:gridSpan w:val="2"/>
             <w:tcBorders>
               <w:top w:val="single" w:sz="4" w:space="0" w:color="000000"/>
               <w:left w:val="single" w:sz="4" w:space="0" w:color="000000"/>
@@ -1645,312 +2616,29 @@
           <w:p>
             <w:pPr>
               <w:spacing w:line="240" w:lineRule="atLeast"/>
-              <w:rPr>
-                <w:rFonts w:ascii="標楷體" w:eastAsia="標楷體" w:hAnsi="標楷體"/>
-                <w:color w:val="000000"/>
-                <w:sz w:val="22"/>
-              </w:rPr>
-            </w:pPr>
-            <w:r>
-              <w:rPr>
-                <w:rFonts w:ascii="標楷體" w:eastAsia="標楷體" w:hAnsi="標楷體" w:hint="eastAsia"/>
-                <w:color w:val="000000"/>
-                <w:sz w:val="22"/>
-              </w:rPr>
-              <w:t>{{</w:t>
-            </w:r>
-            <w:r>
-              <w:rPr>
-                <w:rFonts w:ascii="標楷體" w:eastAsia="標楷體" w:hAnsi="標楷體"/>
-                <w:color w:val="000000"/>
-                <w:sz w:val="22"/>
-              </w:rPr>
-              <w:t>E_Dr</w:t>
-            </w:r>
-            <w:r>
-              <w:rPr>
-                <w:rFonts w:ascii="標楷體" w:eastAsia="標楷體" w:hAnsi="標楷體" w:hint="eastAsia"/>
-                <w:color w:val="000000"/>
-                <w:sz w:val="22"/>
-              </w:rPr>
-              <w:t>}}</w:t>
-            </w:r>
-            <w:r>
-              <w:rPr>
-                <w:rFonts w:ascii="標楷體" w:eastAsia="標楷體" w:hAnsi="標楷體"/>
-                <w:color w:val="000000"/>
-                <w:sz w:val="22"/>
-              </w:rPr>
-              <w:t>博士</w:t>
-            </w:r>
-            <w:r>
-              <w:rPr>
-                <w:rFonts w:ascii="標楷體" w:eastAsia="標楷體" w:hAnsi="標楷體" w:hint="eastAsia"/>
-                <w:color w:val="000000"/>
-                <w:sz w:val="22"/>
-              </w:rPr>
-              <w:t>{{</w:t>
-            </w:r>
-            <w:r>
-              <w:rPr>
-                <w:rFonts w:ascii="標楷體" w:eastAsia="標楷體" w:hAnsi="標楷體"/>
-                <w:color w:val="000000"/>
-                <w:sz w:val="22"/>
-              </w:rPr>
-              <w:t>E_Ms</w:t>
-            </w:r>
-            <w:r>
-              <w:rPr>
-                <w:rFonts w:ascii="標楷體" w:eastAsia="標楷體" w:hAnsi="標楷體" w:hint="eastAsia"/>
-                <w:color w:val="000000"/>
-                <w:sz w:val="22"/>
-              </w:rPr>
-              <w:t>}}</w:t>
-            </w:r>
-            <w:r>
-              <w:rPr>
-                <w:rFonts w:ascii="標楷體" w:eastAsia="標楷體" w:hAnsi="標楷體"/>
-                <w:color w:val="000000"/>
-                <w:sz w:val="22"/>
-              </w:rPr>
-              <w:t>碩士</w:t>
-            </w:r>
-            <w:r>
-              <w:rPr>
-                <w:rFonts w:ascii="標楷體" w:eastAsia="標楷體" w:hAnsi="標楷體" w:hint="eastAsia"/>
-                <w:color w:val="000000"/>
-                <w:sz w:val="22"/>
-              </w:rPr>
-              <w:t>{{</w:t>
-            </w:r>
-            <w:r>
-              <w:rPr>
-                <w:rFonts w:ascii="標楷體" w:eastAsia="標楷體" w:hAnsi="標楷體"/>
-                <w:color w:val="000000"/>
-                <w:sz w:val="22"/>
-              </w:rPr>
-              <w:t>E_Uni</w:t>
-            </w:r>
-            <w:r>
-              <w:rPr>
-                <w:rFonts w:ascii="標楷體" w:eastAsia="標楷體" w:hAnsi="標楷體" w:hint="eastAsia"/>
-                <w:color w:val="000000"/>
-                <w:sz w:val="22"/>
-              </w:rPr>
-              <w:t>}}</w:t>
-            </w:r>
-            <w:r>
-              <w:rPr>
-                <w:rFonts w:ascii="標楷體" w:eastAsia="標楷體" w:hAnsi="標楷體"/>
-                <w:color w:val="000000"/>
-                <w:sz w:val="22"/>
-              </w:rPr>
-              <w:t>大學</w:t>
-            </w:r>
-            <w:r>
-              <w:rPr>
-                <w:rFonts w:ascii="標楷體" w:eastAsia="標楷體" w:hAnsi="標楷體" w:hint="eastAsia"/>
-                <w:color w:val="000000"/>
-                <w:sz w:val="22"/>
-              </w:rPr>
-              <w:t>{{</w:t>
-            </w:r>
-            <w:r>
-              <w:rPr>
-                <w:rFonts w:ascii="標楷體" w:eastAsia="標楷體" w:hAnsi="標楷體"/>
-                <w:color w:val="000000"/>
-                <w:sz w:val="22"/>
-              </w:rPr>
-              <w:t>E_Col</w:t>
-            </w:r>
-            <w:r>
-              <w:rPr>
-                <w:rFonts w:ascii="標楷體" w:eastAsia="標楷體" w:hAnsi="標楷體" w:hint="eastAsia"/>
-                <w:color w:val="000000"/>
-                <w:sz w:val="22"/>
-              </w:rPr>
-              <w:t>}}</w:t>
-            </w:r>
-            <w:r>
-              <w:rPr>
-                <w:rFonts w:ascii="標楷體" w:eastAsia="標楷體" w:hAnsi="標楷體"/>
-                <w:color w:val="000000"/>
-                <w:sz w:val="22"/>
-              </w:rPr>
-              <w:t>專科</w:t>
-            </w:r>
-            <w:r>
-              <w:rPr>
-                <w:rFonts w:ascii="標楷體" w:eastAsia="標楷體" w:hAnsi="標楷體" w:hint="eastAsia"/>
-                <w:color w:val="000000"/>
-                <w:sz w:val="22"/>
-              </w:rPr>
-              <w:t>{{</w:t>
-            </w:r>
-            <w:r>
-              <w:rPr>
-                <w:rFonts w:ascii="標楷體" w:eastAsia="標楷體" w:hAnsi="標楷體"/>
-                <w:color w:val="000000"/>
-                <w:sz w:val="22"/>
-              </w:rPr>
-              <w:t>E_Voc</w:t>
-            </w:r>
-            <w:r>
-              <w:rPr>
-                <w:rFonts w:ascii="標楷體" w:eastAsia="標楷體" w:hAnsi="標楷體" w:hint="eastAsia"/>
-                <w:color w:val="000000"/>
-                <w:sz w:val="22"/>
-              </w:rPr>
-              <w:t>}}</w:t>
-            </w:r>
-            <w:r>
-              <w:rPr>
-                <w:rFonts w:ascii="標楷體" w:eastAsia="標楷體" w:hAnsi="標楷體"/>
-                <w:color w:val="000000"/>
-                <w:sz w:val="22"/>
-              </w:rPr>
-              <w:t>高職</w:t>
-            </w:r>
-            <w:r>
-              <w:rPr>
-                <w:rFonts w:ascii="標楷體" w:eastAsia="標楷體" w:hAnsi="標楷體" w:hint="eastAsia"/>
-                <w:color w:val="000000"/>
-                <w:sz w:val="22"/>
-              </w:rPr>
-              <w:t>{{</w:t>
-            </w:r>
-            <w:r>
-              <w:rPr>
-                <w:rFonts w:ascii="標楷體" w:eastAsia="標楷體" w:hAnsi="標楷體"/>
-                <w:color w:val="000000"/>
-                <w:sz w:val="22"/>
-              </w:rPr>
-              <w:t>E_High</w:t>
-            </w:r>
-            <w:r>
-              <w:rPr>
-                <w:rFonts w:ascii="標楷體" w:eastAsia="標楷體" w:hAnsi="標楷體" w:hint="eastAsia"/>
-                <w:color w:val="000000"/>
-                <w:sz w:val="22"/>
-              </w:rPr>
-              <w:t>}}</w:t>
-            </w:r>
-            <w:r>
-              <w:rPr>
-                <w:rFonts w:ascii="標楷體" w:eastAsia="標楷體" w:hAnsi="標楷體"/>
-                <w:color w:val="000000"/>
-                <w:sz w:val="22"/>
-              </w:rPr>
-              <w:t>高中</w:t>
-            </w:r>
-            <w:r>
-              <w:rPr>
-                <w:rFonts w:ascii="標楷體" w:eastAsia="標楷體" w:hAnsi="標楷體" w:hint="eastAsia"/>
-                <w:color w:val="000000"/>
-                <w:sz w:val="22"/>
-              </w:rPr>
-              <w:t>{{</w:t>
-            </w:r>
-            <w:r>
-              <w:rPr>
-                <w:rFonts w:ascii="標楷體" w:eastAsia="標楷體" w:hAnsi="標楷體"/>
-                <w:color w:val="000000"/>
-                <w:sz w:val="22"/>
-              </w:rPr>
-              <w:t>E_Jun</w:t>
-            </w:r>
-            <w:r>
-              <w:rPr>
-                <w:rFonts w:ascii="標楷體" w:eastAsia="標楷體" w:hAnsi="標楷體" w:hint="eastAsia"/>
-                <w:color w:val="000000"/>
-                <w:sz w:val="22"/>
-              </w:rPr>
-              <w:t>}}</w:t>
-            </w:r>
-            <w:r>
-              <w:rPr>
-                <w:rFonts w:ascii="標楷體" w:eastAsia="標楷體" w:hAnsi="標楷體"/>
-                <w:color w:val="000000"/>
-                <w:sz w:val="22"/>
-              </w:rPr>
-              <w:t>國中</w:t>
-            </w:r>
-            <w:r>
-              <w:rPr>
-                <w:rFonts w:ascii="標楷體" w:eastAsia="標楷體" w:hAnsi="標楷體" w:hint="eastAsia"/>
-                <w:color w:val="000000"/>
-                <w:sz w:val="22"/>
-              </w:rPr>
-              <w:t>{{</w:t>
-            </w:r>
-            <w:r>
-              <w:rPr>
-                <w:rFonts w:ascii="標楷體" w:eastAsia="標楷體" w:hAnsi="標楷體"/>
-                <w:color w:val="000000"/>
-                <w:sz w:val="22"/>
-              </w:rPr>
-              <w:t>E_Pri</w:t>
-            </w:r>
-            <w:r>
-              <w:rPr>
-                <w:rFonts w:ascii="標楷體" w:eastAsia="標楷體" w:hAnsi="標楷體" w:hint="eastAsia"/>
-                <w:color w:val="000000"/>
-                <w:sz w:val="22"/>
-              </w:rPr>
-              <w:t>}}</w:t>
-            </w:r>
-            <w:r>
-              <w:rPr>
-                <w:rFonts w:ascii="標楷體" w:eastAsia="標楷體" w:hAnsi="標楷體"/>
-                <w:color w:val="000000"/>
-                <w:sz w:val="22"/>
-              </w:rPr>
-              <w:t>國小</w:t>
-            </w:r>
-            <w:r>
-              <w:rPr>
-                <w:rFonts w:ascii="標楷體" w:eastAsia="標楷體" w:hAnsi="標楷體" w:hint="eastAsia"/>
-                <w:color w:val="000000"/>
-                <w:sz w:val="22"/>
-              </w:rPr>
-              <w:t>{{</w:t>
-            </w:r>
-            <w:r>
-              <w:rPr>
-                <w:rFonts w:ascii="標楷體" w:eastAsia="標楷體" w:hAnsi="標楷體"/>
-                <w:color w:val="000000"/>
-                <w:sz w:val="22"/>
-              </w:rPr>
-              <w:t>E_Other</w:t>
-            </w:r>
-            <w:r>
-              <w:rPr>
-                <w:rFonts w:ascii="標楷體" w:eastAsia="標楷體" w:hAnsi="標楷體" w:hint="eastAsia"/>
-                <w:color w:val="000000"/>
-                <w:sz w:val="22"/>
-              </w:rPr>
-              <w:t>}}</w:t>
-            </w:r>
-            <w:r>
-              <w:rPr>
-                <w:rFonts w:ascii="標楷體" w:eastAsia="標楷體" w:hAnsi="標楷體"/>
-                <w:color w:val="000000"/>
-                <w:sz w:val="22"/>
-              </w:rPr>
-              <w:t>其他______</w:t>
-            </w:r>
-          </w:p>
-        </w:tc>
-      </w:tr>
-      <w:tr>
-        <w:trPr>
-          <w:cantSplit/>
-          <w:trHeight w:val="245"/>
-        </w:trPr>
-        <w:tc>
-          <w:tcPr>
-            <w:tcW w:w="830" w:type="dxa"/>
-            <w:vMerge/>
+              <w:jc w:val="center"/>
+              <w:rPr>
+                <w:rFonts w:ascii="標楷體" w:eastAsia="標楷體" w:hAnsi="標楷體"/>
+                <w:color w:val="000000"/>
+                <w:sz w:val="22"/>
+                <w:szCs w:val="22"/>
+              </w:rPr>
+            </w:pPr>
+            <w:r>
+              <w:rPr>
+                <w:rFonts w:ascii="標楷體" w:eastAsia="標楷體" w:hAnsi="標楷體"/>
+                <w:color w:val="000000"/>
+                <w:sz w:val="22"/>
+                <w:szCs w:val="22"/>
+              </w:rPr>
+              <w:t>公司名稱</w:t>
+            </w:r>
+          </w:p>
+        </w:tc>
+        <w:tc>
+          <w:tcPr>
+            <w:tcW w:w="1984" w:type="dxa"/>
+            <w:gridSpan w:val="3"/>
             <w:tcBorders>
               <w:top w:val="single" w:sz="4" w:space="0" w:color="000000"/>
               <w:left w:val="single" w:sz="4" w:space="0" w:color="000000"/>
@@ -1968,19 +2656,29 @@
           <w:p>
             <w:pPr>
               <w:spacing w:line="240" w:lineRule="atLeast"/>
-              <w:ind w:left="113" w:right="113"/>
               <w:jc w:val="center"/>
               <w:rPr>
                 <w:rFonts w:ascii="標楷體" w:eastAsia="標楷體" w:hAnsi="標楷體"/>
                 <w:color w:val="000000"/>
-              </w:rPr>
-            </w:pPr>
-          </w:p>
-        </w:tc>
-        <w:tc>
-          <w:tcPr>
-            <w:tcW w:w="1673" w:type="dxa"/>
-            <w:vMerge/>
+                <w:sz w:val="22"/>
+                <w:szCs w:val="22"/>
+              </w:rPr>
+            </w:pPr>
+            <w:r>
+              <w:rPr>
+                <w:rFonts w:ascii="標楷體" w:eastAsia="標楷體" w:hAnsi="標楷體"/>
+                <w:color w:val="000000"/>
+                <w:sz w:val="22"/>
+                <w:szCs w:val="22"/>
+              </w:rPr>
+              <w:t>工作職稱</w:t>
+            </w:r>
+          </w:p>
+        </w:tc>
+        <w:tc>
+          <w:tcPr>
+            <w:tcW w:w="3969" w:type="dxa"/>
+            <w:gridSpan w:val="5"/>
             <w:tcBorders>
               <w:top w:val="single" w:sz="4" w:space="0" w:color="000000"/>
               <w:left w:val="single" w:sz="4" w:space="0" w:color="000000"/>
@@ -2003,148 +2701,17 @@
                 <w:rFonts w:ascii="標楷體" w:eastAsia="標楷體" w:hAnsi="標楷體"/>
                 <w:color w:val="000000"/>
                 <w:sz w:val="22"/>
-              </w:rPr>
-            </w:pPr>
-          </w:p>
-        </w:tc>
-        <w:tc>
-          <w:tcPr>
-            <w:tcW w:w="2177" w:type="dxa"/>
-            <w:gridSpan w:val="3"/>
-            <w:tcBorders>
-              <w:top w:val="single" w:sz="4" w:space="0" w:color="000000"/>
-              <w:left w:val="single" w:sz="4" w:space="0" w:color="000000"/>
-              <w:right w:val="single" w:sz="4" w:space="0" w:color="000000"/>
-            </w:tcBorders>
-            <w:tcMar>
-              <w:top w:w="0" w:type="dxa"/>
-              <w:left w:w="28" w:type="dxa"/>
-              <w:bottom w:w="0" w:type="dxa"/>
-              <w:right w:w="28" w:type="dxa"/>
-            </w:tcMar>
-          </w:tcPr>
-          <w:p>
-            <w:pPr>
-              <w:spacing w:line="240" w:lineRule="atLeast"/>
-              <w:jc w:val="center"/>
-              <w:rPr>
-                <w:rFonts w:ascii="標楷體" w:eastAsia="標楷體" w:hAnsi="標楷體"/>
-              </w:rPr>
-            </w:pPr>
-            <w:r>
-              <w:rPr>
-                <w:rFonts w:ascii="標楷體" w:eastAsia="標楷體" w:hAnsi="標楷體"/>
-                <w:color w:val="000000"/>
-                <w:sz w:val="22"/>
-              </w:rPr>
-              <w:t>學校名稱</w:t>
-            </w:r>
-          </w:p>
-        </w:tc>
-        <w:tc>
-          <w:tcPr>
-            <w:tcW w:w="1980" w:type="dxa"/>
-            <w:gridSpan w:val="4"/>
-            <w:tcBorders>
-              <w:top w:val="single" w:sz="4" w:space="0" w:color="000000"/>
-              <w:left w:val="single" w:sz="4" w:space="0" w:color="000000"/>
-              <w:right w:val="single" w:sz="4" w:space="0" w:color="000000"/>
-            </w:tcBorders>
-            <w:tcMar>
-              <w:top w:w="0" w:type="dxa"/>
-              <w:left w:w="28" w:type="dxa"/>
-              <w:bottom w:w="0" w:type="dxa"/>
-              <w:right w:w="28" w:type="dxa"/>
-            </w:tcMar>
-          </w:tcPr>
-          <w:p>
-            <w:pPr>
-              <w:spacing w:line="240" w:lineRule="atLeast"/>
-              <w:jc w:val="center"/>
-              <w:rPr>
-                <w:rFonts w:ascii="標楷體" w:eastAsia="標楷體" w:hAnsi="標楷體"/>
-                <w:color w:val="000000"/>
-                <w:sz w:val="22"/>
-              </w:rPr>
-            </w:pPr>
-            <w:r>
-              <w:rPr>
-                <w:rFonts w:ascii="標楷體" w:eastAsia="標楷體" w:hAnsi="標楷體"/>
-                <w:color w:val="000000"/>
-                <w:sz w:val="22"/>
-              </w:rPr>
-              <w:t>科系所</w:t>
-            </w:r>
-          </w:p>
-        </w:tc>
-        <w:tc>
-          <w:tcPr>
-            <w:tcW w:w="2160" w:type="dxa"/>
-            <w:gridSpan w:val="2"/>
-            <w:tcBorders>
-              <w:top w:val="single" w:sz="4" w:space="0" w:color="000000"/>
-              <w:left w:val="single" w:sz="4" w:space="0" w:color="000000"/>
-              <w:right w:val="single" w:sz="4" w:space="0" w:color="000000"/>
-            </w:tcBorders>
-            <w:tcMar>
-              <w:top w:w="0" w:type="dxa"/>
-              <w:left w:w="28" w:type="dxa"/>
-              <w:bottom w:w="0" w:type="dxa"/>
-              <w:right w:w="28" w:type="dxa"/>
-            </w:tcMar>
-          </w:tcPr>
-          <w:p>
-            <w:pPr>
-              <w:spacing w:line="240" w:lineRule="atLeast"/>
-              <w:jc w:val="center"/>
-              <w:rPr>
-                <w:rFonts w:ascii="標楷體" w:eastAsia="標楷體" w:hAnsi="標楷體"/>
-                <w:color w:val="000000"/>
-                <w:sz w:val="22"/>
-              </w:rPr>
-            </w:pPr>
-            <w:r>
-              <w:rPr>
-                <w:rFonts w:ascii="標楷體" w:eastAsia="標楷體" w:hAnsi="標楷體"/>
-                <w:color w:val="000000"/>
-                <w:sz w:val="22"/>
-              </w:rPr>
-              <w:t>畢(肄)業狀況</w:t>
-            </w:r>
-          </w:p>
-        </w:tc>
-        <w:tc>
-          <w:tcPr>
-            <w:tcW w:w="1620" w:type="dxa"/>
-            <w:tcBorders>
-              <w:top w:val="single" w:sz="4" w:space="0" w:color="000000"/>
-              <w:left w:val="single" w:sz="4" w:space="0" w:color="000000"/>
-              <w:right w:val="single" w:sz="4" w:space="0" w:color="000000"/>
-            </w:tcBorders>
-            <w:tcMar>
-              <w:top w:w="0" w:type="dxa"/>
-              <w:left w:w="28" w:type="dxa"/>
-              <w:bottom w:w="0" w:type="dxa"/>
-              <w:right w:w="28" w:type="dxa"/>
-            </w:tcMar>
-          </w:tcPr>
-          <w:p>
-            <w:pPr>
-              <w:spacing w:line="240" w:lineRule="atLeast"/>
-              <w:jc w:val="center"/>
-              <w:rPr>
-                <w:rFonts w:ascii="標楷體" w:eastAsia="標楷體" w:hAnsi="標楷體"/>
-                <w:color w:val="000000"/>
-                <w:sz w:val="22"/>
-              </w:rPr>
-            </w:pPr>
-            <w:r>
-              <w:rPr>
-                <w:rFonts w:ascii="標楷體" w:eastAsia="標楷體" w:hAnsi="標楷體"/>
-                <w:color w:val="000000"/>
-                <w:sz w:val="22"/>
-              </w:rPr>
-              <w:t>畢(肄)業年月</w:t>
+                <w:szCs w:val="22"/>
+              </w:rPr>
+            </w:pPr>
+            <w:r>
+              <w:rPr>
+                <w:rFonts w:ascii="標楷體" w:eastAsia="標楷體" w:hAnsi="標楷體"/>
+                <w:color w:val="000000"/>
+                <w:sz w:val="22"/>
+                <w:szCs w:val="22"/>
+              </w:rPr>
+              <w:t>工作說明</w:t>
             </w:r>
           </w:p>
         </w:tc>
@@ -2179,901 +2746,6 @@
               <w:jc w:val="center"/>
               <w:rPr>
                 <w:rFonts w:ascii="標楷體" w:eastAsia="標楷體" w:hAnsi="標楷體"/>
-                <w:color w:val="000000"/>
-              </w:rPr>
-            </w:pPr>
-          </w:p>
-        </w:tc>
-        <w:tc>
-          <w:tcPr>
-            <w:tcW w:w="1673" w:type="dxa"/>
-            <w:vMerge/>
-            <w:tcBorders>
-              <w:top w:val="single" w:sz="4" w:space="0" w:color="000000"/>
-              <w:left w:val="single" w:sz="4" w:space="0" w:color="000000"/>
-              <w:bottom w:val="single" w:sz="4" w:space="0" w:color="000000"/>
-              <w:right w:val="single" w:sz="4" w:space="0" w:color="000000"/>
-            </w:tcBorders>
-            <w:tcMar>
-              <w:top w:w="0" w:type="dxa"/>
-              <w:left w:w="28" w:type="dxa"/>
-              <w:bottom w:w="0" w:type="dxa"/>
-              <w:right w:w="28" w:type="dxa"/>
-            </w:tcMar>
-            <w:vAlign w:val="center"/>
-          </w:tcPr>
-          <w:p>
-            <w:pPr>
-              <w:spacing w:line="240" w:lineRule="atLeast"/>
-              <w:jc w:val="center"/>
-              <w:rPr>
-                <w:rFonts w:ascii="標楷體" w:eastAsia="標楷體" w:hAnsi="標楷體"/>
-                <w:color w:val="000000"/>
-                <w:sz w:val="22"/>
-              </w:rPr>
-            </w:pPr>
-          </w:p>
-        </w:tc>
-        <w:tc>
-          <w:tcPr>
-            <w:tcW w:w="2177" w:type="dxa"/>
-            <w:gridSpan w:val="3"/>
-            <w:tcBorders>
-              <w:top w:val="single" w:sz="4" w:space="0" w:color="000000"/>
-              <w:left w:val="single" w:sz="4" w:space="0" w:color="000000"/>
-              <w:bottom w:val="single" w:sz="4" w:space="0" w:color="000000"/>
-              <w:right w:val="single" w:sz="4" w:space="0" w:color="000000"/>
-            </w:tcBorders>
-            <w:tcMar>
-              <w:top w:w="0" w:type="dxa"/>
-              <w:left w:w="28" w:type="dxa"/>
-              <w:bottom w:w="0" w:type="dxa"/>
-              <w:right w:w="28" w:type="dxa"/>
-            </w:tcMar>
-            <w:vAlign w:val="center"/>
-          </w:tcPr>
-          <w:p>
-            <w:pPr>
-              <w:spacing w:line="240" w:lineRule="atLeast"/>
-              <w:jc w:val="center"/>
-              <w:rPr>
-                <w:rFonts w:ascii="標楷體" w:eastAsia="標楷體" w:hAnsi="標楷體"/>
-                <w:color w:val="000000"/>
-                <w:sz w:val="22"/>
-              </w:rPr>
-            </w:pPr>
-            <w:r>
-              <w:rPr>
-                <w:rFonts w:ascii="標楷體" w:eastAsia="標楷體" w:hAnsi="標楷體" w:hint="eastAsia"/>
-                <w:color w:val="000000"/>
-                <w:sz w:val="22"/>
-              </w:rPr>
-              <w:t>{{</w:t>
-            </w:r>
-            <w:r>
-              <w:rPr>
-                <w:rFonts w:ascii="標楷體" w:eastAsia="標楷體" w:hAnsi="標楷體"/>
-                <w:color w:val="000000"/>
-                <w:sz w:val="22"/>
-              </w:rPr>
-              <w:t>SchoolName</w:t>
-            </w:r>
-            <w:r>
-              <w:rPr>
-                <w:rFonts w:ascii="標楷體" w:eastAsia="標楷體" w:hAnsi="標楷體" w:hint="eastAsia"/>
-                <w:color w:val="000000"/>
-                <w:sz w:val="22"/>
-              </w:rPr>
-              <w:t>}}</w:t>
-            </w:r>
-          </w:p>
-        </w:tc>
-        <w:tc>
-          <w:tcPr>
-            <w:tcW w:w="1980" w:type="dxa"/>
-            <w:gridSpan w:val="4"/>
-            <w:tcBorders>
-              <w:top w:val="single" w:sz="4" w:space="0" w:color="000000"/>
-              <w:left w:val="single" w:sz="4" w:space="0" w:color="000000"/>
-              <w:bottom w:val="single" w:sz="4" w:space="0" w:color="000000"/>
-              <w:right w:val="single" w:sz="4" w:space="0" w:color="000000"/>
-            </w:tcBorders>
-            <w:tcMar>
-              <w:top w:w="0" w:type="dxa"/>
-              <w:left w:w="28" w:type="dxa"/>
-              <w:bottom w:w="0" w:type="dxa"/>
-              <w:right w:w="28" w:type="dxa"/>
-            </w:tcMar>
-            <w:vAlign w:val="center"/>
-          </w:tcPr>
-          <w:p>
-            <w:pPr>
-              <w:spacing w:line="240" w:lineRule="atLeast"/>
-              <w:jc w:val="center"/>
-              <w:rPr>
-                <w:rFonts w:ascii="標楷體" w:eastAsia="標楷體" w:hAnsi="標楷體"/>
-                <w:color w:val="000000"/>
-                <w:sz w:val="22"/>
-              </w:rPr>
-            </w:pPr>
-            <w:r>
-              <w:rPr>
-                <w:rFonts w:ascii="標楷體" w:eastAsia="標楷體" w:hAnsi="標楷體" w:hint="eastAsia"/>
-                <w:color w:val="000000"/>
-                <w:sz w:val="22"/>
-              </w:rPr>
-              <w:t>{{</w:t>
-            </w:r>
-            <w:r>
-              <w:rPr>
-                <w:rFonts w:ascii="標楷體" w:eastAsia="標楷體" w:hAnsi="標楷體"/>
-                <w:color w:val="000000"/>
-                <w:sz w:val="22"/>
-              </w:rPr>
-              <w:t>Major</w:t>
-            </w:r>
-            <w:r>
-              <w:rPr>
-                <w:rFonts w:ascii="標楷體" w:eastAsia="標楷體" w:hAnsi="標楷體" w:hint="eastAsia"/>
-                <w:color w:val="000000"/>
-                <w:sz w:val="22"/>
-              </w:rPr>
-              <w:t>}}</w:t>
-            </w:r>
-          </w:p>
-        </w:tc>
-        <w:tc>
-          <w:tcPr>
-            <w:tcW w:w="2160" w:type="dxa"/>
-            <w:gridSpan w:val="2"/>
-            <w:tcBorders>
-              <w:top w:val="single" w:sz="4" w:space="0" w:color="000000"/>
-              <w:left w:val="single" w:sz="4" w:space="0" w:color="000000"/>
-              <w:bottom w:val="single" w:sz="4" w:space="0" w:color="000000"/>
-              <w:right w:val="single" w:sz="4" w:space="0" w:color="000000"/>
-            </w:tcBorders>
-            <w:tcMar>
-              <w:top w:w="0" w:type="dxa"/>
-              <w:left w:w="28" w:type="dxa"/>
-              <w:bottom w:w="0" w:type="dxa"/>
-              <w:right w:w="28" w:type="dxa"/>
-            </w:tcMar>
-            <w:vAlign w:val="center"/>
-          </w:tcPr>
-          <w:p>
-            <w:pPr>
-              <w:spacing w:line="240" w:lineRule="atLeast"/>
-              <w:jc w:val="center"/>
-              <w:rPr>
-                <w:rFonts w:ascii="標楷體" w:eastAsia="標楷體" w:hAnsi="標楷體"/>
-                <w:color w:val="000000"/>
-                <w:sz w:val="22"/>
-              </w:rPr>
-            </w:pPr>
-            <w:r>
-              <w:rPr>
-                <w:rFonts w:ascii="標楷體" w:eastAsia="標楷體" w:hAnsi="標楷體" w:hint="eastAsia"/>
-                <w:color w:val="000000"/>
-                <w:sz w:val="22"/>
-              </w:rPr>
-              <w:t>{{</w:t>
-            </w:r>
-            <w:r>
-              <w:rPr>
-                <w:rFonts w:ascii="標楷體" w:eastAsia="標楷體" w:hAnsi="標楷體"/>
-                <w:color w:val="000000"/>
-                <w:sz w:val="22"/>
-              </w:rPr>
-              <w:t>E_Grad</w:t>
-            </w:r>
-            <w:r>
-              <w:rPr>
-                <w:rFonts w:ascii="標楷體" w:eastAsia="標楷體" w:hAnsi="標楷體" w:hint="eastAsia"/>
-                <w:color w:val="000000"/>
-                <w:sz w:val="22"/>
-              </w:rPr>
-              <w:t>}}</w:t>
-            </w:r>
-            <w:r>
-              <w:rPr>
-                <w:rFonts w:ascii="標楷體" w:eastAsia="標楷體" w:hAnsi="標楷體"/>
-                <w:color w:val="000000"/>
-                <w:sz w:val="22"/>
-              </w:rPr>
-              <w:t>畢業</w:t>
-            </w:r>
-            <w:r>
-              <w:rPr>
-                <w:rFonts w:ascii="標楷體" w:eastAsia="標楷體" w:hAnsi="標楷體" w:hint="eastAsia"/>
-                <w:color w:val="000000"/>
-                <w:sz w:val="22"/>
-              </w:rPr>
-              <w:t>{{</w:t>
-            </w:r>
-            <w:r>
-              <w:rPr>
-                <w:rFonts w:ascii="標楷體" w:eastAsia="標楷體" w:hAnsi="標楷體"/>
-                <w:color w:val="000000"/>
-                <w:sz w:val="22"/>
-              </w:rPr>
-              <w:t>E_Under</w:t>
-            </w:r>
-            <w:r>
-              <w:rPr>
-                <w:rFonts w:ascii="標楷體" w:eastAsia="標楷體" w:hAnsi="標楷體" w:hint="eastAsia"/>
-                <w:color w:val="000000"/>
-                <w:sz w:val="22"/>
-              </w:rPr>
-              <w:t>}}</w:t>
-            </w:r>
-            <w:r>
-              <w:rPr>
-                <w:rFonts w:ascii="標楷體" w:eastAsia="標楷體" w:hAnsi="標楷體"/>
-                <w:color w:val="000000"/>
-                <w:sz w:val="22"/>
-              </w:rPr>
-              <w:t>肄業</w:t>
-            </w:r>
-            <w:r>
-              <w:rPr>
-                <w:rFonts w:ascii="標楷體" w:eastAsia="標楷體" w:hAnsi="標楷體" w:hint="eastAsia"/>
-                <w:color w:val="000000"/>
-                <w:sz w:val="22"/>
-              </w:rPr>
-              <w:t>{{</w:t>
-            </w:r>
-            <w:r>
-              <w:rPr>
-                <w:rFonts w:ascii="標楷體" w:eastAsia="標楷體" w:hAnsi="標楷體"/>
-                <w:color w:val="000000"/>
-                <w:sz w:val="22"/>
-              </w:rPr>
-              <w:t>E_Stud</w:t>
-            </w:r>
-            <w:r>
-              <w:rPr>
-                <w:rFonts w:ascii="標楷體" w:eastAsia="標楷體" w:hAnsi="標楷體" w:hint="eastAsia"/>
-                <w:color w:val="000000"/>
-                <w:sz w:val="22"/>
-              </w:rPr>
-              <w:t>}}</w:t>
-            </w:r>
-            <w:r>
-              <w:rPr>
-                <w:rFonts w:ascii="標楷體" w:eastAsia="標楷體" w:hAnsi="標楷體"/>
-                <w:color w:val="000000"/>
-                <w:sz w:val="22"/>
-              </w:rPr>
-              <w:t>在學</w:t>
-            </w:r>
-          </w:p>
-        </w:tc>
-        <w:tc>
-          <w:tcPr>
-            <w:tcW w:w="1620" w:type="dxa"/>
-            <w:tcBorders>
-              <w:top w:val="single" w:sz="4" w:space="0" w:color="000000"/>
-              <w:left w:val="single" w:sz="4" w:space="0" w:color="000000"/>
-              <w:bottom w:val="single" w:sz="4" w:space="0" w:color="000000"/>
-              <w:right w:val="single" w:sz="4" w:space="0" w:color="000000"/>
-            </w:tcBorders>
-            <w:tcMar>
-              <w:top w:w="0" w:type="dxa"/>
-              <w:left w:w="28" w:type="dxa"/>
-              <w:bottom w:w="0" w:type="dxa"/>
-              <w:right w:w="28" w:type="dxa"/>
-            </w:tcMar>
-            <w:vAlign w:val="center"/>
-          </w:tcPr>
-          <w:p>
-            <w:pPr>
-              <w:spacing w:line="240" w:lineRule="atLeast"/>
-              <w:jc w:val="center"/>
-              <w:rPr>
-                <w:rFonts w:ascii="標楷體" w:eastAsia="標楷體" w:hAnsi="標楷體"/>
-                <w:color w:val="000000"/>
-                <w:sz w:val="22"/>
-              </w:rPr>
-            </w:pPr>
-            <w:r>
-              <w:rPr>
-                <w:rFonts w:ascii="標楷體" w:eastAsia="標楷體" w:hAnsi="標楷體" w:hint="eastAsia"/>
-                <w:color w:val="000000"/>
-                <w:sz w:val="22"/>
-              </w:rPr>
-              <w:t>{{</w:t>
-            </w:r>
-            <w:r>
-              <w:rPr>
-                <w:rFonts w:ascii="標楷體" w:eastAsia="標楷體" w:hAnsi="標楷體"/>
-                <w:color w:val="000000"/>
-                <w:sz w:val="22"/>
-              </w:rPr>
-              <w:t>EduDate</w:t>
-            </w:r>
-            <w:r>
-              <w:rPr>
-                <w:rFonts w:ascii="標楷體" w:eastAsia="標楷體" w:hAnsi="標楷體" w:hint="eastAsia"/>
-                <w:color w:val="000000"/>
-                <w:sz w:val="22"/>
-              </w:rPr>
-              <w:t>}}</w:t>
-            </w:r>
-          </w:p>
-        </w:tc>
-      </w:tr>
-      <w:tr>
-        <w:trPr>
-          <w:cantSplit/>
-          <w:trHeight w:val="340"/>
-        </w:trPr>
-        <w:tc>
-          <w:tcPr>
-            <w:tcW w:w="830" w:type="dxa"/>
-            <w:vMerge/>
-            <w:tcBorders>
-              <w:top w:val="single" w:sz="4" w:space="0" w:color="000000"/>
-              <w:left w:val="single" w:sz="4" w:space="0" w:color="000000"/>
-              <w:bottom w:val="single" w:sz="4" w:space="0" w:color="000000"/>
-              <w:right w:val="single" w:sz="4" w:space="0" w:color="000000"/>
-            </w:tcBorders>
-            <w:tcMar>
-              <w:top w:w="0" w:type="dxa"/>
-              <w:left w:w="28" w:type="dxa"/>
-              <w:bottom w:w="0" w:type="dxa"/>
-              <w:right w:w="28" w:type="dxa"/>
-            </w:tcMar>
-            <w:vAlign w:val="center"/>
-          </w:tcPr>
-          <w:p>
-            <w:pPr>
-              <w:spacing w:line="240" w:lineRule="atLeast"/>
-              <w:ind w:left="113" w:right="113"/>
-              <w:jc w:val="center"/>
-              <w:rPr>
-                <w:rFonts w:ascii="標楷體" w:eastAsia="標楷體" w:hAnsi="標楷體"/>
-                <w:color w:val="000000"/>
-              </w:rPr>
-            </w:pPr>
-          </w:p>
-        </w:tc>
-        <w:tc>
-          <w:tcPr>
-            <w:tcW w:w="1673" w:type="dxa"/>
-            <w:tcBorders>
-              <w:top w:val="single" w:sz="4" w:space="0" w:color="000000"/>
-              <w:left w:val="single" w:sz="4" w:space="0" w:color="000000"/>
-              <w:bottom w:val="single" w:sz="4" w:space="0" w:color="000000"/>
-              <w:right w:val="single" w:sz="4" w:space="0" w:color="000000"/>
-            </w:tcBorders>
-            <w:tcMar>
-              <w:top w:w="0" w:type="dxa"/>
-              <w:left w:w="28" w:type="dxa"/>
-              <w:bottom w:w="0" w:type="dxa"/>
-              <w:right w:w="28" w:type="dxa"/>
-            </w:tcMar>
-            <w:vAlign w:val="center"/>
-          </w:tcPr>
-          <w:p>
-            <w:pPr>
-              <w:spacing w:line="240" w:lineRule="atLeast"/>
-              <w:jc w:val="center"/>
-              <w:rPr>
-                <w:rFonts w:ascii="標楷體" w:eastAsia="標楷體" w:hAnsi="標楷體"/>
-              </w:rPr>
-            </w:pPr>
-            <w:r>
-              <w:rPr>
-                <w:rFonts w:ascii="標楷體" w:eastAsia="標楷體" w:hAnsi="標楷體"/>
-                <w:color w:val="000000"/>
-                <w:sz w:val="22"/>
-              </w:rPr>
-              <w:t>電子信箱</w:t>
-            </w:r>
-          </w:p>
-        </w:tc>
-        <w:tc>
-          <w:tcPr>
-            <w:tcW w:w="7937" w:type="dxa"/>
-            <w:gridSpan w:val="10"/>
-            <w:tcBorders>
-              <w:top w:val="single" w:sz="4" w:space="0" w:color="000000"/>
-              <w:left w:val="single" w:sz="4" w:space="0" w:color="000000"/>
-              <w:bottom w:val="single" w:sz="4" w:space="0" w:color="000000"/>
-              <w:right w:val="single" w:sz="4" w:space="0" w:color="000000"/>
-            </w:tcBorders>
-            <w:tcMar>
-              <w:top w:w="0" w:type="dxa"/>
-              <w:left w:w="28" w:type="dxa"/>
-              <w:bottom w:w="0" w:type="dxa"/>
-              <w:right w:w="28" w:type="dxa"/>
-            </w:tcMar>
-          </w:tcPr>
-          <w:p>
-            <w:pPr>
-              <w:spacing w:line="240" w:lineRule="atLeast"/>
-              <w:rPr>
-                <w:rFonts w:ascii="標楷體" w:eastAsia="標楷體" w:hAnsi="標楷體"/>
-                <w:color w:val="000000"/>
-                <w:sz w:val="22"/>
-              </w:rPr>
-            </w:pPr>
-            <w:r>
-              <w:rPr>
-                <w:rFonts w:ascii="標楷體" w:eastAsia="標楷體" w:hAnsi="標楷體" w:hint="eastAsia"/>
-                <w:color w:val="000000"/>
-                <w:sz w:val="22"/>
-              </w:rPr>
-              <w:t>{{</w:t>
-            </w:r>
-            <w:r>
-              <w:rPr>
-                <w:rFonts w:ascii="標楷體" w:eastAsia="標楷體" w:hAnsi="標楷體"/>
-                <w:color w:val="000000"/>
-                <w:sz w:val="22"/>
-              </w:rPr>
-              <w:t>Email</w:t>
-            </w:r>
-            <w:r>
-              <w:rPr>
-                <w:rFonts w:ascii="標楷體" w:eastAsia="標楷體" w:hAnsi="標楷體" w:hint="eastAsia"/>
-                <w:color w:val="000000"/>
-                <w:sz w:val="22"/>
-              </w:rPr>
-              <w:t>}}</w:t>
-            </w:r>
-          </w:p>
-        </w:tc>
-      </w:tr>
-      <w:tr>
-        <w:trPr>
-          <w:cantSplit/>
-          <w:trHeight w:val="331"/>
-        </w:trPr>
-        <w:tc>
-          <w:tcPr>
-            <w:tcW w:w="830" w:type="dxa"/>
-            <w:vMerge w:val="restart"/>
-            <w:tcBorders>
-              <w:top w:val="single" w:sz="4" w:space="0" w:color="000000"/>
-              <w:left w:val="single" w:sz="4" w:space="0" w:color="000000"/>
-              <w:bottom w:val="single" w:sz="4" w:space="0" w:color="000000"/>
-              <w:right w:val="single" w:sz="4" w:space="0" w:color="000000"/>
-            </w:tcBorders>
-            <w:tcMar>
-              <w:top w:w="0" w:type="dxa"/>
-              <w:left w:w="28" w:type="dxa"/>
-              <w:bottom w:w="0" w:type="dxa"/>
-              <w:right w:w="28" w:type="dxa"/>
-            </w:tcMar>
-            <w:vAlign w:val="center"/>
-          </w:tcPr>
-          <w:p>
-            <w:pPr>
-              <w:spacing w:line="240" w:lineRule="atLeast"/>
-              <w:ind w:left="113" w:right="113"/>
-              <w:jc w:val="center"/>
-              <w:rPr>
-                <w:rFonts w:ascii="標楷體" w:eastAsia="標楷體" w:hAnsi="標楷體"/>
-                <w:b/>
-                <w:bCs/>
-                <w:color w:val="000000"/>
-                <w:sz w:val="28"/>
-              </w:rPr>
-            </w:pPr>
-            <w:r>
-              <w:rPr>
-                <w:rFonts w:ascii="標楷體" w:eastAsia="標楷體" w:hAnsi="標楷體"/>
-                <w:b/>
-                <w:bCs/>
-                <w:color w:val="000000"/>
-                <w:sz w:val="28"/>
-              </w:rPr>
-              <w:t>工作經歷</w:t>
-            </w:r>
-          </w:p>
-        </w:tc>
-        <w:tc>
-          <w:tcPr>
-            <w:tcW w:w="1673" w:type="dxa"/>
-            <w:tcBorders>
-              <w:top w:val="single" w:sz="4" w:space="0" w:color="000000"/>
-              <w:left w:val="single" w:sz="4" w:space="0" w:color="000000"/>
-              <w:bottom w:val="single" w:sz="4" w:space="0" w:color="000000"/>
-              <w:right w:val="single" w:sz="4" w:space="0" w:color="000000"/>
-            </w:tcBorders>
-            <w:tcMar>
-              <w:top w:w="0" w:type="dxa"/>
-              <w:left w:w="28" w:type="dxa"/>
-              <w:bottom w:w="0" w:type="dxa"/>
-              <w:right w:w="28" w:type="dxa"/>
-            </w:tcMar>
-            <w:vAlign w:val="center"/>
-          </w:tcPr>
-          <w:p>
-            <w:pPr>
-              <w:spacing w:line="240" w:lineRule="atLeast"/>
-              <w:ind w:left="224" w:hanging="224"/>
-              <w:jc w:val="center"/>
-              <w:rPr>
-                <w:rFonts w:ascii="標楷體" w:eastAsia="標楷體" w:hAnsi="標楷體"/>
-              </w:rPr>
-            </w:pPr>
-            <w:r>
-              <w:rPr>
-                <w:rFonts w:ascii="標楷體" w:eastAsia="標楷體" w:hAnsi="標楷體"/>
-                <w:color w:val="000000"/>
-                <w:sz w:val="22"/>
-                <w:szCs w:val="22"/>
-              </w:rPr>
-              <w:t>累計工作經驗</w:t>
-            </w:r>
-          </w:p>
-        </w:tc>
-        <w:tc>
-          <w:tcPr>
-            <w:tcW w:w="7937" w:type="dxa"/>
-            <w:gridSpan w:val="10"/>
-            <w:tcBorders>
-              <w:top w:val="single" w:sz="4" w:space="0" w:color="000000"/>
-              <w:left w:val="single" w:sz="4" w:space="0" w:color="000000"/>
-              <w:bottom w:val="single" w:sz="4" w:space="0" w:color="000000"/>
-              <w:right w:val="single" w:sz="4" w:space="0" w:color="000000"/>
-            </w:tcBorders>
-            <w:tcMar>
-              <w:top w:w="0" w:type="dxa"/>
-              <w:left w:w="28" w:type="dxa"/>
-              <w:bottom w:w="0" w:type="dxa"/>
-              <w:right w:w="28" w:type="dxa"/>
-            </w:tcMar>
-            <w:vAlign w:val="center"/>
-          </w:tcPr>
-          <w:p>
-            <w:pPr>
-              <w:spacing w:line="240" w:lineRule="atLeast"/>
-              <w:ind w:firstLine="7"/>
-              <w:rPr>
-                <w:rFonts w:ascii="標楷體" w:eastAsia="標楷體" w:hAnsi="標楷體"/>
-              </w:rPr>
-            </w:pPr>
-            <w:r>
-              <w:rPr>
-                <w:rFonts w:ascii="標楷體" w:eastAsia="標楷體" w:hAnsi="標楷體" w:hint="eastAsia"/>
-                <w:color w:val="000000"/>
-                <w:sz w:val="22"/>
-                <w:szCs w:val="22"/>
-              </w:rPr>
-              <w:t>{{</w:t>
-            </w:r>
-            <w:r>
-              <w:rPr>
-                <w:rFonts w:ascii="標楷體" w:eastAsia="標楷體" w:hAnsi="標楷體"/>
-                <w:color w:val="000000"/>
-                <w:sz w:val="22"/>
-                <w:szCs w:val="22"/>
-              </w:rPr>
-              <w:t>NoWorkExp</w:t>
-            </w:r>
-            <w:r>
-              <w:rPr>
-                <w:rFonts w:ascii="標楷體" w:eastAsia="標楷體" w:hAnsi="標楷體" w:hint="eastAsia"/>
-                <w:color w:val="000000"/>
-                <w:sz w:val="22"/>
-                <w:szCs w:val="22"/>
-              </w:rPr>
-              <w:t>}}</w:t>
-            </w:r>
-            <w:r>
-              <w:rPr>
-                <w:rFonts w:ascii="標楷體" w:eastAsia="標楷體" w:hAnsi="標楷體"/>
-                <w:color w:val="000000"/>
-                <w:sz w:val="22"/>
-                <w:szCs w:val="22"/>
-              </w:rPr>
-              <w:t xml:space="preserve">無  </w:t>
-            </w:r>
-            <w:r>
-              <w:rPr>
-                <w:rFonts w:ascii="標楷體" w:eastAsia="標楷體" w:hAnsi="標楷體" w:hint="eastAsia"/>
-                <w:color w:val="000000"/>
-                <w:sz w:val="22"/>
-                <w:szCs w:val="22"/>
-              </w:rPr>
-              <w:t>{{</w:t>
-            </w:r>
-            <w:r>
-              <w:rPr>
-                <w:rFonts w:ascii="標楷體" w:eastAsia="標楷體" w:hAnsi="標楷體"/>
-                <w:color w:val="000000"/>
-                <w:sz w:val="22"/>
-                <w:szCs w:val="22"/>
-              </w:rPr>
-              <w:t>WorkExp</w:t>
-            </w:r>
-            <w:r>
-              <w:rPr>
-                <w:rFonts w:ascii="標楷體" w:eastAsia="標楷體" w:hAnsi="標楷體" w:hint="eastAsia"/>
-                <w:color w:val="000000"/>
-                <w:sz w:val="22"/>
-                <w:szCs w:val="22"/>
-              </w:rPr>
-              <w:t>}}</w:t>
-            </w:r>
-            <w:r>
-              <w:rPr>
-                <w:rFonts w:ascii="標楷體" w:eastAsia="標楷體" w:hAnsi="標楷體"/>
-                <w:color w:val="000000"/>
-                <w:sz w:val="22"/>
-                <w:szCs w:val="22"/>
-              </w:rPr>
-              <w:t>工作年資</w:t>
-            </w:r>
-            <w:r>
-              <w:rPr>
-                <w:rFonts w:ascii="標楷體" w:eastAsia="標楷體" w:hAnsi="標楷體" w:hint="eastAsia"/>
-                <w:color w:val="000000"/>
-                <w:sz w:val="22"/>
-                <w:szCs w:val="22"/>
-              </w:rPr>
-              <w:t>{{</w:t>
-            </w:r>
-            <w:r>
-              <w:rPr>
-                <w:rFonts w:ascii="標楷體" w:eastAsia="標楷體" w:hAnsi="標楷體"/>
-                <w:color w:val="000000"/>
-                <w:sz w:val="22"/>
-                <w:szCs w:val="22"/>
-              </w:rPr>
-              <w:t>WorkExperienceYears</w:t>
-            </w:r>
-            <w:r>
-              <w:rPr>
-                <w:rFonts w:ascii="標楷體" w:eastAsia="標楷體" w:hAnsi="標楷體" w:hint="eastAsia"/>
-                <w:color w:val="000000"/>
-                <w:sz w:val="22"/>
-                <w:szCs w:val="22"/>
-              </w:rPr>
-              <w:t>}}</w:t>
-            </w:r>
-            <w:r>
-              <w:rPr>
-                <w:rFonts w:ascii="標楷體" w:eastAsia="標楷體" w:hAnsi="標楷體"/>
-                <w:color w:val="000000"/>
-                <w:sz w:val="22"/>
-                <w:szCs w:val="22"/>
-              </w:rPr>
-              <w:t>年</w:t>
-            </w:r>
-          </w:p>
-        </w:tc>
-      </w:tr>
-      <w:tr>
-        <w:trPr>
-          <w:cantSplit/>
-          <w:trHeight w:val="284"/>
-        </w:trPr>
-        <w:tc>
-          <w:tcPr>
-            <w:tcW w:w="830" w:type="dxa"/>
-            <w:vMerge/>
-            <w:tcBorders>
-              <w:top w:val="single" w:sz="4" w:space="0" w:color="000000"/>
-              <w:left w:val="single" w:sz="4" w:space="0" w:color="000000"/>
-              <w:bottom w:val="single" w:sz="4" w:space="0" w:color="000000"/>
-              <w:right w:val="single" w:sz="4" w:space="0" w:color="000000"/>
-            </w:tcBorders>
-            <w:tcMar>
-              <w:top w:w="0" w:type="dxa"/>
-              <w:left w:w="28" w:type="dxa"/>
-              <w:bottom w:w="0" w:type="dxa"/>
-              <w:right w:w="28" w:type="dxa"/>
-            </w:tcMar>
-            <w:vAlign w:val="center"/>
-          </w:tcPr>
-          <w:p>
-            <w:pPr>
-              <w:spacing w:line="240" w:lineRule="atLeast"/>
-              <w:ind w:left="113" w:right="113"/>
-              <w:jc w:val="center"/>
-              <w:rPr>
-                <w:rFonts w:ascii="標楷體" w:eastAsia="標楷體" w:hAnsi="標楷體"/>
-                <w:b/>
-                <w:bCs/>
-                <w:color w:val="000000"/>
-                <w:sz w:val="28"/>
-              </w:rPr>
-            </w:pPr>
-          </w:p>
-        </w:tc>
-        <w:tc>
-          <w:tcPr>
-            <w:tcW w:w="1673" w:type="dxa"/>
-            <w:vMerge w:val="restart"/>
-            <w:tcBorders>
-              <w:top w:val="single" w:sz="4" w:space="0" w:color="000000"/>
-              <w:left w:val="single" w:sz="4" w:space="0" w:color="000000"/>
-              <w:bottom w:val="single" w:sz="4" w:space="0" w:color="000000"/>
-              <w:right w:val="single" w:sz="4" w:space="0" w:color="000000"/>
-            </w:tcBorders>
-            <w:tcMar>
-              <w:top w:w="0" w:type="dxa"/>
-              <w:left w:w="28" w:type="dxa"/>
-              <w:bottom w:w="0" w:type="dxa"/>
-              <w:right w:w="28" w:type="dxa"/>
-            </w:tcMar>
-            <w:vAlign w:val="center"/>
-          </w:tcPr>
-          <w:p>
-            <w:pPr>
-              <w:spacing w:line="240" w:lineRule="atLeast"/>
-              <w:jc w:val="center"/>
-              <w:rPr>
-                <w:rFonts w:ascii="標楷體" w:eastAsia="標楷體" w:hAnsi="標楷體"/>
-                <w:color w:val="000000"/>
-                <w:sz w:val="22"/>
-              </w:rPr>
-            </w:pPr>
-            <w:r>
-              <w:rPr>
-                <w:rFonts w:ascii="標楷體" w:eastAsia="標楷體" w:hAnsi="標楷體"/>
-                <w:color w:val="000000"/>
-                <w:sz w:val="22"/>
-              </w:rPr>
-              <w:t>工作經歷</w:t>
-            </w:r>
-          </w:p>
-        </w:tc>
-        <w:tc>
-          <w:tcPr>
-            <w:tcW w:w="1984" w:type="dxa"/>
-            <w:gridSpan w:val="2"/>
-            <w:tcBorders>
-              <w:top w:val="single" w:sz="4" w:space="0" w:color="000000"/>
-              <w:left w:val="single" w:sz="4" w:space="0" w:color="000000"/>
-              <w:bottom w:val="single" w:sz="4" w:space="0" w:color="000000"/>
-              <w:right w:val="single" w:sz="4" w:space="0" w:color="000000"/>
-            </w:tcBorders>
-            <w:tcMar>
-              <w:top w:w="0" w:type="dxa"/>
-              <w:left w:w="28" w:type="dxa"/>
-              <w:bottom w:w="0" w:type="dxa"/>
-              <w:right w:w="28" w:type="dxa"/>
-            </w:tcMar>
-            <w:vAlign w:val="center"/>
-          </w:tcPr>
-          <w:p>
-            <w:pPr>
-              <w:spacing w:line="240" w:lineRule="atLeast"/>
-              <w:jc w:val="center"/>
-              <w:rPr>
-                <w:rFonts w:ascii="標楷體" w:eastAsia="標楷體" w:hAnsi="標楷體"/>
-                <w:color w:val="000000"/>
-                <w:sz w:val="22"/>
-                <w:szCs w:val="22"/>
-              </w:rPr>
-            </w:pPr>
-            <w:r>
-              <w:rPr>
-                <w:rFonts w:ascii="標楷體" w:eastAsia="標楷體" w:hAnsi="標楷體"/>
-                <w:color w:val="000000"/>
-                <w:sz w:val="22"/>
-                <w:szCs w:val="22"/>
-              </w:rPr>
-              <w:t>公司名稱</w:t>
-            </w:r>
-          </w:p>
-        </w:tc>
-        <w:tc>
-          <w:tcPr>
-            <w:tcW w:w="1984" w:type="dxa"/>
-            <w:gridSpan w:val="3"/>
-            <w:tcBorders>
-              <w:top w:val="single" w:sz="4" w:space="0" w:color="000000"/>
-              <w:left w:val="single" w:sz="4" w:space="0" w:color="000000"/>
-              <w:bottom w:val="single" w:sz="4" w:space="0" w:color="000000"/>
-              <w:right w:val="single" w:sz="4" w:space="0" w:color="000000"/>
-            </w:tcBorders>
-            <w:tcMar>
-              <w:top w:w="0" w:type="dxa"/>
-              <w:left w:w="28" w:type="dxa"/>
-              <w:bottom w:w="0" w:type="dxa"/>
-              <w:right w:w="28" w:type="dxa"/>
-            </w:tcMar>
-            <w:vAlign w:val="center"/>
-          </w:tcPr>
-          <w:p>
-            <w:pPr>
-              <w:spacing w:line="240" w:lineRule="atLeast"/>
-              <w:jc w:val="center"/>
-              <w:rPr>
-                <w:rFonts w:ascii="標楷體" w:eastAsia="標楷體" w:hAnsi="標楷體"/>
-                <w:color w:val="000000"/>
-                <w:sz w:val="22"/>
-                <w:szCs w:val="22"/>
-              </w:rPr>
-            </w:pPr>
-            <w:r>
-              <w:rPr>
-                <w:rFonts w:ascii="標楷體" w:eastAsia="標楷體" w:hAnsi="標楷體"/>
-                <w:color w:val="000000"/>
-                <w:sz w:val="22"/>
-                <w:szCs w:val="22"/>
-              </w:rPr>
-              <w:t>工作職稱</w:t>
-            </w:r>
-          </w:p>
-        </w:tc>
-        <w:tc>
-          <w:tcPr>
-            <w:tcW w:w="3969" w:type="dxa"/>
-            <w:gridSpan w:val="5"/>
-            <w:tcBorders>
-              <w:top w:val="single" w:sz="4" w:space="0" w:color="000000"/>
-              <w:left w:val="single" w:sz="4" w:space="0" w:color="000000"/>
-              <w:bottom w:val="single" w:sz="4" w:space="0" w:color="000000"/>
-              <w:right w:val="single" w:sz="4" w:space="0" w:color="000000"/>
-            </w:tcBorders>
-            <w:tcMar>
-              <w:top w:w="0" w:type="dxa"/>
-              <w:left w:w="28" w:type="dxa"/>
-              <w:bottom w:w="0" w:type="dxa"/>
-              <w:right w:w="28" w:type="dxa"/>
-            </w:tcMar>
-            <w:vAlign w:val="center"/>
-          </w:tcPr>
-          <w:p>
-            <w:pPr>
-              <w:spacing w:line="240" w:lineRule="atLeast"/>
-              <w:jc w:val="center"/>
-              <w:rPr>
-                <w:rFonts w:ascii="標楷體" w:eastAsia="標楷體" w:hAnsi="標楷體"/>
-                <w:color w:val="000000"/>
-                <w:sz w:val="22"/>
-                <w:szCs w:val="22"/>
-              </w:rPr>
-            </w:pPr>
-            <w:r>
-              <w:rPr>
-                <w:rFonts w:ascii="標楷體" w:eastAsia="標楷體" w:hAnsi="標楷體"/>
-                <w:color w:val="000000"/>
-                <w:sz w:val="22"/>
-                <w:szCs w:val="22"/>
-              </w:rPr>
-              <w:t>工作說明</w:t>
-            </w:r>
-          </w:p>
-        </w:tc>
-      </w:tr>
-      <w:tr>
-        <w:trPr>
-          <w:cantSplit/>
-          <w:trHeight w:val="454"/>
-        </w:trPr>
-        <w:tc>
-          <w:tcPr>
-            <w:tcW w:w="830" w:type="dxa"/>
-            <w:vMerge/>
-            <w:tcBorders>
-              <w:top w:val="single" w:sz="4" w:space="0" w:color="000000"/>
-              <w:left w:val="single" w:sz="4" w:space="0" w:color="000000"/>
-              <w:bottom w:val="single" w:sz="4" w:space="0" w:color="000000"/>
-              <w:right w:val="single" w:sz="4" w:space="0" w:color="000000"/>
-            </w:tcBorders>
-            <w:tcMar>
-              <w:top w:w="0" w:type="dxa"/>
-              <w:left w:w="28" w:type="dxa"/>
-              <w:bottom w:w="0" w:type="dxa"/>
-              <w:right w:w="28" w:type="dxa"/>
-            </w:tcMar>
-            <w:vAlign w:val="center"/>
-          </w:tcPr>
-          <w:p>
-            <w:pPr>
-              <w:spacing w:line="240" w:lineRule="atLeast"/>
-              <w:ind w:left="113" w:right="113"/>
-              <w:jc w:val="center"/>
-              <w:rPr>
-                <w:rFonts w:ascii="標楷體" w:eastAsia="標楷體" w:hAnsi="標楷體"/>
                 <w:b/>
                 <w:bCs/>
                 <w:color w:val="000000"/>
@@ -4409,15 +4081,7 @@
                 <w:color w:val="000000"/>
                 <w:sz w:val="22"/>
               </w:rPr>
-              <w:t>6.其他</w:t>
-            </w:r>
-            <w:r>
-              <w:rPr>
-                <w:rFonts w:ascii="標楷體" w:eastAsia="標楷體" w:hAnsi="標楷體"/>
-                <w:color w:val="000000"/>
-                <w:sz w:val="22"/>
-              </w:rPr>
-              <w:t>：</w:t>
+              <w:t>6.其他：</w:t>
             </w:r>
             <w:r>
               <w:rPr>
@@ -4441,23 +4105,7 @@
                 <w:color w:val="000000"/>
                 <w:sz w:val="22"/>
               </w:rPr>
-              <w:t xml:space="preserve">}} </w:t>
-            </w:r>
-            <w:r>
-              <w:rPr>
-                <w:rFonts w:ascii="標楷體" w:eastAsia="標楷體" w:hAnsi="標楷體" w:hint="eastAsia"/>
-                <w:color w:val="000000"/>
-                <w:sz w:val="22"/>
-              </w:rPr>
-              <w:t xml:space="preserve"> </w:t>
-            </w:r>
-            <w:r>
-              <w:rPr>
-                <w:rFonts w:ascii="標楷體" w:eastAsia="標楷體" w:hAnsi="標楷體" w:hint="eastAsia"/>
-                <w:color w:val="000000"/>
-                <w:sz w:val="22"/>
-              </w:rPr>
-              <w:t>{{</w:t>
+              <w:t xml:space="preserve">}}  {{</w:t>
             </w:r>
             <w:r>
               <w:rPr>
@@ -5140,55 +4788,7 @@
                 <w:color w:val="000000"/>
                 <w:sz w:val="22"/>
               </w:rPr>
-              <w:t>1.</w:t>
-            </w:r>
-            <w:r>
-              <w:rPr>
-                <w:rFonts w:ascii="標楷體" w:eastAsia="標楷體" w:hAnsi="標楷體"/>
-                <w:color w:val="000000"/>
-                <w:sz w:val="22"/>
-              </w:rPr>
-              <w:t>{{Spec1}}</w:t>
-            </w:r>
-            <w:r>
-              <w:rPr>
-                <w:rFonts w:ascii="標楷體" w:eastAsia="標楷體" w:hAnsi="標楷體"/>
-                <w:color w:val="000000"/>
-                <w:sz w:val="22"/>
-              </w:rPr>
-              <w:t xml:space="preserve">   2.</w:t>
-            </w:r>
-            <w:r>
-              <w:rPr>
-                <w:rFonts w:ascii="標楷體" w:eastAsia="標楷體" w:hAnsi="標楷體"/>
-                <w:color w:val="000000"/>
-                <w:sz w:val="22"/>
-              </w:rPr>
-              <w:t>{{Spec2}}</w:t>
-            </w:r>
-            <w:r>
-              <w:rPr>
-                <w:rFonts w:ascii="標楷體" w:eastAsia="標楷體" w:hAnsi="標楷體"/>
-                <w:color w:val="000000"/>
-                <w:sz w:val="22"/>
-              </w:rPr>
-              <w:t xml:space="preserve">   </w:t>
-            </w:r>
-            <w:r>
-              <w:rPr>
-                <w:rFonts w:ascii="標楷體" w:eastAsia="標楷體" w:hAnsi="標楷體"/>
-                <w:color w:val="000000"/>
-                <w:sz w:val="22"/>
-              </w:rPr>
-              <w:t>3.</w:t>
-            </w:r>
-            <w:r>
-              <w:rPr>
-                <w:rFonts w:ascii="標楷體" w:eastAsia="標楷體" w:hAnsi="標楷體"/>
-                <w:color w:val="000000"/>
-                <w:sz w:val="22"/>
-              </w:rPr>
-              <w:t>{{Spec</w:t>
+              <w:t xml:space="preserve">1.{{Spec1}}   2.{{Spec2}}   3.{{Spec</w:t>
             </w:r>
             <w:r>
               <w:rPr>
@@ -5311,47 +4911,7 @@
                 <w:color w:val="000000"/>
                 <w:sz w:val="22"/>
               </w:rPr>
-              <w:t>1.</w:t>
-            </w:r>
-            <w:r>
-              <w:rPr>
-                <w:rFonts w:ascii="標楷體" w:eastAsia="標楷體" w:hAnsi="標楷體"/>
-                <w:color w:val="000000"/>
-                <w:sz w:val="22"/>
-              </w:rPr>
-              <w:t>{{C1_Name}}</w:t>
-            </w:r>
-            <w:r>
-              <w:rPr>
-                <w:rFonts w:ascii="標楷體" w:eastAsia="標楷體" w:hAnsi="標楷體"/>
-                <w:color w:val="000000"/>
-                <w:sz w:val="22"/>
-              </w:rPr>
-              <w:t>職類，</w:t>
-            </w:r>
-            <w:r>
-              <w:rPr>
-                <w:rFonts w:ascii="標楷體" w:eastAsia="標楷體" w:hAnsi="標楷體"/>
-                <w:color w:val="000000"/>
-                <w:sz w:val="22"/>
-              </w:rPr>
-              <w:t>{{C1_A}}</w:t>
-            </w:r>
-            <w:r>
-              <w:rPr>
-                <w:rFonts w:ascii="標楷體" w:eastAsia="標楷體" w:hAnsi="標楷體"/>
-                <w:color w:val="000000"/>
-                <w:sz w:val="22"/>
-              </w:rPr>
-              <w:t>甲</w:t>
-            </w:r>
-            <w:r>
-              <w:rPr>
-                <w:rFonts w:ascii="標楷體" w:eastAsia="標楷體" w:hAnsi="標楷體"/>
-                <w:color w:val="000000"/>
-                <w:sz w:val="22"/>
-              </w:rPr>
-              <w:t>{{C1_</w:t>
+              <w:t>1.{{C1_Name}}職類，{{C1_A}}甲{{C1_</w:t>
             </w:r>
             <w:r>
               <w:rPr>
@@ -5367,6 +4927,210 @@
                 <w:color w:val="000000"/>
                 <w:sz w:val="22"/>
               </w:rPr>
+              <w:t>}}乙{{C1_</w:t>
+            </w:r>
+            <w:r>
+              <w:rPr>
+                <w:rFonts w:ascii="標楷體" w:eastAsia="標楷體" w:hAnsi="標楷體" w:hint="eastAsia"/>
+                <w:color w:val="000000"/>
+                <w:sz w:val="22"/>
+              </w:rPr>
+              <w:t>C</w:t>
+            </w:r>
+            <w:r>
+              <w:rPr>
+                <w:rFonts w:ascii="標楷體" w:eastAsia="標楷體" w:hAnsi="標楷體"/>
+                <w:color w:val="000000"/>
+                <w:sz w:val="22"/>
+              </w:rPr>
+              <w:t>}}丙{{C1_</w:t>
+            </w:r>
+            <w:r>
+              <w:rPr>
+                <w:rFonts w:ascii="標楷體" w:eastAsia="標楷體" w:hAnsi="標楷體" w:hint="eastAsia"/>
+                <w:color w:val="000000"/>
+                <w:sz w:val="22"/>
+              </w:rPr>
+              <w:t>S</w:t>
+            </w:r>
+            <w:r>
+              <w:rPr>
+                <w:rFonts w:ascii="標楷體" w:eastAsia="標楷體" w:hAnsi="標楷體"/>
+                <w:color w:val="000000"/>
+                <w:sz w:val="22"/>
+              </w:rPr>
+              <w:t>}}單一級</w:t>
+            </w:r>
+          </w:p>
+          <w:p>
+            <w:pPr>
+              <w:spacing w:line="240" w:lineRule="atLeast"/>
+              <w:rPr>
+                <w:rFonts w:ascii="標楷體" w:eastAsia="標楷體" w:hAnsi="標楷體"/>
+                <w:color w:val="000000"/>
+                <w:sz w:val="22"/>
+              </w:rPr>
+            </w:pPr>
+            <w:r>
+              <w:rPr>
+                <w:rFonts w:ascii="標楷體" w:eastAsia="標楷體" w:hAnsi="標楷體"/>
+                <w:color w:val="000000"/>
+                <w:sz w:val="22"/>
+              </w:rPr>
+              <w:t>2.{{C2_Name}}職類，{{C</w:t>
+            </w:r>
+            <w:r>
+              <w:rPr>
+                <w:rFonts w:ascii="標楷體" w:eastAsia="標楷體" w:hAnsi="標楷體" w:hint="eastAsia"/>
+                <w:color w:val="000000"/>
+                <w:sz w:val="22"/>
+              </w:rPr>
+              <w:t>2</w:t>
+            </w:r>
+            <w:r>
+              <w:rPr>
+                <w:rFonts w:ascii="標楷體" w:eastAsia="標楷體" w:hAnsi="標楷體"/>
+                <w:color w:val="000000"/>
+                <w:sz w:val="22"/>
+              </w:rPr>
+              <w:t>_A}}甲{{C</w:t>
+            </w:r>
+            <w:r>
+              <w:rPr>
+                <w:rFonts w:ascii="標楷體" w:eastAsia="標楷體" w:hAnsi="標楷體" w:hint="eastAsia"/>
+                <w:color w:val="000000"/>
+                <w:sz w:val="22"/>
+              </w:rPr>
+              <w:t>2</w:t>
+            </w:r>
+            <w:r>
+              <w:rPr>
+                <w:rFonts w:ascii="標楷體" w:eastAsia="標楷體" w:hAnsi="標楷體"/>
+                <w:color w:val="000000"/>
+                <w:sz w:val="22"/>
+              </w:rPr>
+              <w:t>_</w:t>
+            </w:r>
+            <w:r>
+              <w:rPr>
+                <w:rFonts w:ascii="標楷體" w:eastAsia="標楷體" w:hAnsi="標楷體" w:hint="eastAsia"/>
+                <w:color w:val="000000"/>
+                <w:sz w:val="22"/>
+              </w:rPr>
+              <w:t>B</w:t>
+            </w:r>
+            <w:r>
+              <w:rPr>
+                <w:rFonts w:ascii="標楷體" w:eastAsia="標楷體" w:hAnsi="標楷體"/>
+                <w:color w:val="000000"/>
+                <w:sz w:val="22"/>
+              </w:rPr>
+              <w:t>}}乙{{C</w:t>
+            </w:r>
+            <w:r>
+              <w:rPr>
+                <w:rFonts w:ascii="標楷體" w:eastAsia="標楷體" w:hAnsi="標楷體" w:hint="eastAsia"/>
+                <w:color w:val="000000"/>
+                <w:sz w:val="22"/>
+              </w:rPr>
+              <w:t>2</w:t>
+            </w:r>
+            <w:r>
+              <w:rPr>
+                <w:rFonts w:ascii="標楷體" w:eastAsia="標楷體" w:hAnsi="標楷體"/>
+                <w:color w:val="000000"/>
+                <w:sz w:val="22"/>
+              </w:rPr>
+              <w:t>_</w:t>
+            </w:r>
+            <w:r>
+              <w:rPr>
+                <w:rFonts w:ascii="標楷體" w:eastAsia="標楷體" w:hAnsi="標楷體" w:hint="eastAsia"/>
+                <w:color w:val="000000"/>
+                <w:sz w:val="22"/>
+              </w:rPr>
+              <w:t>C</w:t>
+            </w:r>
+            <w:r>
+              <w:rPr>
+                <w:rFonts w:ascii="標楷體" w:eastAsia="標楷體" w:hAnsi="標楷體"/>
+                <w:color w:val="000000"/>
+                <w:sz w:val="22"/>
+              </w:rPr>
+              <w:t>}}丙{{C</w:t>
+            </w:r>
+            <w:r>
+              <w:rPr>
+                <w:rFonts w:ascii="標楷體" w:eastAsia="標楷體" w:hAnsi="標楷體" w:hint="eastAsia"/>
+                <w:color w:val="000000"/>
+                <w:sz w:val="22"/>
+              </w:rPr>
+              <w:t>2</w:t>
+            </w:r>
+            <w:r>
+              <w:rPr>
+                <w:rFonts w:ascii="標楷體" w:eastAsia="標楷體" w:hAnsi="標楷體"/>
+                <w:color w:val="000000"/>
+                <w:sz w:val="22"/>
+              </w:rPr>
+              <w:t>_</w:t>
+            </w:r>
+            <w:r>
+              <w:rPr>
+                <w:rFonts w:ascii="標楷體" w:eastAsia="標楷體" w:hAnsi="標楷體" w:hint="eastAsia"/>
+                <w:color w:val="000000"/>
+                <w:sz w:val="22"/>
+              </w:rPr>
+              <w:t>S</w:t>
+            </w:r>
+            <w:r>
+              <w:rPr>
+                <w:rFonts w:ascii="標楷體" w:eastAsia="標楷體" w:hAnsi="標楷體"/>
+                <w:color w:val="000000"/>
+                <w:sz w:val="22"/>
+              </w:rPr>
+              <w:t>}}單一級</w:t>
+            </w:r>
+          </w:p>
+          <w:p>
+            <w:pPr>
+              <w:spacing w:line="240" w:lineRule="atLeast"/>
+              <w:rPr>
+                <w:rFonts w:ascii="標楷體" w:eastAsia="標楷體" w:hAnsi="標楷體"/>
+                <w:color w:val="000000"/>
+                <w:sz w:val="22"/>
+              </w:rPr>
+            </w:pPr>
+            <w:r>
+              <w:rPr>
+                <w:rFonts w:ascii="標楷體" w:eastAsia="標楷體" w:hAnsi="標楷體"/>
+                <w:color w:val="000000"/>
+                <w:sz w:val="22"/>
+              </w:rPr>
+              <w:t>3.</w:t>
+            </w:r>
+            <w:r>
+              <w:rPr>
+                <w:rFonts w:ascii="標楷體" w:eastAsia="標楷體" w:hAnsi="標楷體" w:hint="eastAsia"/>
+                <w:color w:val="000000"/>
+                <w:sz w:val="22"/>
+              </w:rPr>
+              <w:t>{{</w:t>
+            </w:r>
+            <w:r>
+              <w:rPr>
+                <w:rFonts w:ascii="標楷體" w:eastAsia="標楷體" w:hAnsi="標楷體"/>
+                <w:color w:val="000000"/>
+                <w:sz w:val="22"/>
+              </w:rPr>
+              <w:t>C3_Name</w:t>
+            </w:r>
+            <w:r>
+              <w:rPr>
+                <w:rFonts w:ascii="標楷體" w:eastAsia="標楷體" w:hAnsi="標楷體" w:hint="eastAsia"/>
+                <w:color w:val="000000"/>
+                <w:sz w:val="22"/>
+              </w:rPr>
               <w:t>}}</w:t>
             </w:r>
             <w:r>
@@ -5375,15 +5139,71 @@
                 <w:color w:val="000000"/>
                 <w:sz w:val="22"/>
               </w:rPr>
-              <w:t>乙</w:t>
-            </w:r>
-            <w:r>
-              <w:rPr>
-                <w:rFonts w:ascii="標楷體" w:eastAsia="標楷體" w:hAnsi="標楷體"/>
-                <w:color w:val="000000"/>
-                <w:sz w:val="22"/>
-              </w:rPr>
-              <w:t>{{C1_</w:t>
+              <w:t>職類，{{C</w:t>
+            </w:r>
+            <w:r>
+              <w:rPr>
+                <w:rFonts w:ascii="標楷體" w:eastAsia="標楷體" w:hAnsi="標楷體" w:hint="eastAsia"/>
+                <w:color w:val="000000"/>
+                <w:sz w:val="22"/>
+              </w:rPr>
+              <w:t>3</w:t>
+            </w:r>
+            <w:r>
+              <w:rPr>
+                <w:rFonts w:ascii="標楷體" w:eastAsia="標楷體" w:hAnsi="標楷體"/>
+                <w:color w:val="000000"/>
+                <w:sz w:val="22"/>
+              </w:rPr>
+              <w:t>_A}}甲{{C</w:t>
+            </w:r>
+            <w:r>
+              <w:rPr>
+                <w:rFonts w:ascii="標楷體" w:eastAsia="標楷體" w:hAnsi="標楷體" w:hint="eastAsia"/>
+                <w:color w:val="000000"/>
+                <w:sz w:val="22"/>
+              </w:rPr>
+              <w:t>3</w:t>
+            </w:r>
+            <w:r>
+              <w:rPr>
+                <w:rFonts w:ascii="標楷體" w:eastAsia="標楷體" w:hAnsi="標楷體"/>
+                <w:color w:val="000000"/>
+                <w:sz w:val="22"/>
+              </w:rPr>
+              <w:t>_</w:t>
+            </w:r>
+            <w:r>
+              <w:rPr>
+                <w:rFonts w:ascii="標楷體" w:eastAsia="標楷體" w:hAnsi="標楷體" w:hint="eastAsia"/>
+                <w:color w:val="000000"/>
+                <w:sz w:val="22"/>
+              </w:rPr>
+              <w:t>B</w:t>
+            </w:r>
+            <w:r>
+              <w:rPr>
+                <w:rFonts w:ascii="標楷體" w:eastAsia="標楷體" w:hAnsi="標楷體"/>
+                <w:color w:val="000000"/>
+                <w:sz w:val="22"/>
+              </w:rPr>
+              <w:t>}}乙{{C</w:t>
+            </w:r>
+            <w:r>
+              <w:rPr>
+                <w:rFonts w:ascii="標楷體" w:eastAsia="標楷體" w:hAnsi="標楷體" w:hint="eastAsia"/>
+                <w:color w:val="000000"/>
+                <w:sz w:val="22"/>
+              </w:rPr>
+              <w:t>3</w:t>
+            </w:r>
+            <w:r>
+              <w:rPr>
+                <w:rFonts w:ascii="標楷體" w:eastAsia="標楷體" w:hAnsi="標楷體"/>
+                <w:color w:val="000000"/>
+                <w:sz w:val="22"/>
+              </w:rPr>
+              <w:t>_</w:t>
             </w:r>
             <w:r>
               <w:rPr>
@@ -5399,23 +5219,23 @@
                 <w:color w:val="000000"/>
                 <w:sz w:val="22"/>
               </w:rPr>
-              <w:t>}}</w:t>
-            </w:r>
-            <w:r>
-              <w:rPr>
-                <w:rFonts w:ascii="標楷體" w:eastAsia="標楷體" w:hAnsi="標楷體"/>
-                <w:color w:val="000000"/>
-                <w:sz w:val="22"/>
-              </w:rPr>
-              <w:t>丙</w:t>
-            </w:r>
-            <w:r>
-              <w:rPr>
-                <w:rFonts w:ascii="標楷體" w:eastAsia="標楷體" w:hAnsi="標楷體"/>
-                <w:color w:val="000000"/>
-                <w:sz w:val="22"/>
-              </w:rPr>
-              <w:t>{{C1_</w:t>
+              <w:t>}}丙{{C</w:t>
+            </w:r>
+            <w:r>
+              <w:rPr>
+                <w:rFonts w:ascii="標楷體" w:eastAsia="標楷體" w:hAnsi="標楷體" w:hint="eastAsia"/>
+                <w:color w:val="000000"/>
+                <w:sz w:val="22"/>
+              </w:rPr>
+              <w:t>3</w:t>
+            </w:r>
+            <w:r>
+              <w:rPr>
+                <w:rFonts w:ascii="標楷體" w:eastAsia="標楷體" w:hAnsi="標楷體"/>
+                <w:color w:val="000000"/>
+                <w:sz w:val="22"/>
+              </w:rPr>
+              <w:t>_</w:t>
             </w:r>
             <w:r>
               <w:rPr>
@@ -5431,459 +5251,7 @@
                 <w:color w:val="000000"/>
                 <w:sz w:val="22"/>
               </w:rPr>
-              <w:t>}}</w:t>
-            </w:r>
-            <w:r>
-              <w:rPr>
-                <w:rFonts w:ascii="標楷體" w:eastAsia="標楷體" w:hAnsi="標楷體"/>
-                <w:color w:val="000000"/>
-                <w:sz w:val="22"/>
-              </w:rPr>
-              <w:t>單一級</w:t>
-            </w:r>
-          </w:p>
-          <w:p>
-            <w:pPr>
-              <w:spacing w:line="240" w:lineRule="atLeast"/>
-              <w:rPr>
-                <w:rFonts w:ascii="標楷體" w:eastAsia="標楷體" w:hAnsi="標楷體"/>
-                <w:color w:val="000000"/>
-                <w:sz w:val="22"/>
-              </w:rPr>
-            </w:pPr>
-            <w:r>
-              <w:rPr>
-                <w:rFonts w:ascii="標楷體" w:eastAsia="標楷體" w:hAnsi="標楷體"/>
-                <w:color w:val="000000"/>
-                <w:sz w:val="22"/>
-              </w:rPr>
-              <w:t>2.</w:t>
-            </w:r>
-            <w:r>
-              <w:rPr>
-                <w:rFonts w:ascii="標楷體" w:eastAsia="標楷體" w:hAnsi="標楷體"/>
-                <w:color w:val="000000"/>
-                <w:sz w:val="22"/>
-              </w:rPr>
-              <w:t>{{C2_Name}}</w:t>
-            </w:r>
-            <w:r>
-              <w:rPr>
-                <w:rFonts w:ascii="標楷體" w:eastAsia="標楷體" w:hAnsi="標楷體"/>
-                <w:color w:val="000000"/>
-                <w:sz w:val="22"/>
-              </w:rPr>
-              <w:t>職類，</w:t>
-            </w:r>
-            <w:r>
-              <w:rPr>
-                <w:rFonts w:ascii="標楷體" w:eastAsia="標楷體" w:hAnsi="標楷體"/>
-                <w:color w:val="000000"/>
-                <w:sz w:val="22"/>
-              </w:rPr>
-              <w:t>{{C</w:t>
-            </w:r>
-            <w:r>
-              <w:rPr>
-                <w:rFonts w:ascii="標楷體" w:eastAsia="標楷體" w:hAnsi="標楷體" w:hint="eastAsia"/>
-                <w:color w:val="000000"/>
-                <w:sz w:val="22"/>
-              </w:rPr>
-              <w:t>2</w:t>
-            </w:r>
-            <w:r>
-              <w:rPr>
-                <w:rFonts w:ascii="標楷體" w:eastAsia="標楷體" w:hAnsi="標楷體"/>
-                <w:color w:val="000000"/>
-                <w:sz w:val="22"/>
-              </w:rPr>
-              <w:t>_A}}</w:t>
-            </w:r>
-            <w:r>
-              <w:rPr>
-                <w:rFonts w:ascii="標楷體" w:eastAsia="標楷體" w:hAnsi="標楷體"/>
-                <w:color w:val="000000"/>
-                <w:sz w:val="22"/>
-              </w:rPr>
-              <w:t>甲</w:t>
-            </w:r>
-            <w:r>
-              <w:rPr>
-                <w:rFonts w:ascii="標楷體" w:eastAsia="標楷體" w:hAnsi="標楷體"/>
-                <w:color w:val="000000"/>
-                <w:sz w:val="22"/>
-              </w:rPr>
-              <w:t>{{C</w:t>
-            </w:r>
-            <w:r>
-              <w:rPr>
-                <w:rFonts w:ascii="標楷體" w:eastAsia="標楷體" w:hAnsi="標楷體" w:hint="eastAsia"/>
-                <w:color w:val="000000"/>
-                <w:sz w:val="22"/>
-              </w:rPr>
-              <w:t>2</w:t>
-            </w:r>
-            <w:r>
-              <w:rPr>
-                <w:rFonts w:ascii="標楷體" w:eastAsia="標楷體" w:hAnsi="標楷體"/>
-                <w:color w:val="000000"/>
-                <w:sz w:val="22"/>
-              </w:rPr>
-              <w:t>_</w:t>
-            </w:r>
-            <w:r>
-              <w:rPr>
-                <w:rFonts w:ascii="標楷體" w:eastAsia="標楷體" w:hAnsi="標楷體" w:hint="eastAsia"/>
-                <w:color w:val="000000"/>
-                <w:sz w:val="22"/>
-              </w:rPr>
-              <w:t>B</w:t>
-            </w:r>
-            <w:r>
-              <w:rPr>
-                <w:rFonts w:ascii="標楷體" w:eastAsia="標楷體" w:hAnsi="標楷體"/>
-                <w:color w:val="000000"/>
-                <w:sz w:val="22"/>
-              </w:rPr>
-              <w:t>}}</w:t>
-            </w:r>
-            <w:r>
-              <w:rPr>
-                <w:rFonts w:ascii="標楷體" w:eastAsia="標楷體" w:hAnsi="標楷體"/>
-                <w:color w:val="000000"/>
-                <w:sz w:val="22"/>
-              </w:rPr>
-              <w:t>乙</w:t>
-            </w:r>
-            <w:r>
-              <w:rPr>
-                <w:rFonts w:ascii="標楷體" w:eastAsia="標楷體" w:hAnsi="標楷體"/>
-                <w:color w:val="000000"/>
-                <w:sz w:val="22"/>
-              </w:rPr>
-              <w:t>{{C</w:t>
-            </w:r>
-            <w:r>
-              <w:rPr>
-                <w:rFonts w:ascii="標楷體" w:eastAsia="標楷體" w:hAnsi="標楷體" w:hint="eastAsia"/>
-                <w:color w:val="000000"/>
-                <w:sz w:val="22"/>
-              </w:rPr>
-              <w:t>2</w:t>
-            </w:r>
-            <w:r>
-              <w:rPr>
-                <w:rFonts w:ascii="標楷體" w:eastAsia="標楷體" w:hAnsi="標楷體"/>
-                <w:color w:val="000000"/>
-                <w:sz w:val="22"/>
-              </w:rPr>
-              <w:t>_</w:t>
-            </w:r>
-            <w:r>
-              <w:rPr>
-                <w:rFonts w:ascii="標楷體" w:eastAsia="標楷體" w:hAnsi="標楷體" w:hint="eastAsia"/>
-                <w:color w:val="000000"/>
-                <w:sz w:val="22"/>
-              </w:rPr>
-              <w:t>C</w:t>
-            </w:r>
-            <w:r>
-              <w:rPr>
-                <w:rFonts w:ascii="標楷體" w:eastAsia="標楷體" w:hAnsi="標楷體"/>
-                <w:color w:val="000000"/>
-                <w:sz w:val="22"/>
-              </w:rPr>
-              <w:t>}}</w:t>
-            </w:r>
-            <w:r>
-              <w:rPr>
-                <w:rFonts w:ascii="標楷體" w:eastAsia="標楷體" w:hAnsi="標楷體"/>
-                <w:color w:val="000000"/>
-                <w:sz w:val="22"/>
-              </w:rPr>
-              <w:t>丙</w:t>
-            </w:r>
-            <w:r>
-              <w:rPr>
-                <w:rFonts w:ascii="標楷體" w:eastAsia="標楷體" w:hAnsi="標楷體"/>
-                <w:color w:val="000000"/>
-                <w:sz w:val="22"/>
-              </w:rPr>
-              <w:t>{{C</w:t>
-            </w:r>
-            <w:r>
-              <w:rPr>
-                <w:rFonts w:ascii="標楷體" w:eastAsia="標楷體" w:hAnsi="標楷體" w:hint="eastAsia"/>
-                <w:color w:val="000000"/>
-                <w:sz w:val="22"/>
-              </w:rPr>
-              <w:t>2</w:t>
-            </w:r>
-            <w:r>
-              <w:rPr>
-                <w:rFonts w:ascii="標楷體" w:eastAsia="標楷體" w:hAnsi="標楷體"/>
-                <w:color w:val="000000"/>
-                <w:sz w:val="22"/>
-              </w:rPr>
-              <w:t>_</w:t>
-            </w:r>
-            <w:r>
-              <w:rPr>
-                <w:rFonts w:ascii="標楷體" w:eastAsia="標楷體" w:hAnsi="標楷體" w:hint="eastAsia"/>
-                <w:color w:val="000000"/>
-                <w:sz w:val="22"/>
-              </w:rPr>
-              <w:t>S</w:t>
-            </w:r>
-            <w:r>
-              <w:rPr>
-                <w:rFonts w:ascii="標楷體" w:eastAsia="標楷體" w:hAnsi="標楷體"/>
-                <w:color w:val="000000"/>
-                <w:sz w:val="22"/>
-              </w:rPr>
-              <w:t>}}</w:t>
-            </w:r>
-            <w:r>
-              <w:rPr>
-                <w:rFonts w:ascii="標楷體" w:eastAsia="標楷體" w:hAnsi="標楷體"/>
-                <w:color w:val="000000"/>
-                <w:sz w:val="22"/>
-              </w:rPr>
-              <w:t>單一級</w:t>
-            </w:r>
-          </w:p>
-          <w:p>
-            <w:pPr>
-              <w:spacing w:line="240" w:lineRule="atLeast"/>
-              <w:rPr>
-                <w:rFonts w:ascii="標楷體" w:eastAsia="標楷體" w:hAnsi="標楷體"/>
-                <w:color w:val="000000"/>
-                <w:sz w:val="22"/>
-              </w:rPr>
-            </w:pPr>
-            <w:r>
-              <w:rPr>
-                <w:rFonts w:ascii="標楷體" w:eastAsia="標楷體" w:hAnsi="標楷體"/>
-                <w:color w:val="000000"/>
-                <w:sz w:val="22"/>
-              </w:rPr>
-              <w:t>3.</w:t>
-            </w:r>
-            <w:r>
-              <w:rPr>
-                <w:rFonts w:ascii="標楷體" w:eastAsia="標楷體" w:hAnsi="標楷體" w:hint="eastAsia"/>
-                <w:color w:val="000000"/>
-                <w:sz w:val="22"/>
-              </w:rPr>
-              <w:t>{{</w:t>
-            </w:r>
-            <w:r>
-              <w:rPr>
-                <w:rFonts w:ascii="標楷體" w:eastAsia="標楷體" w:hAnsi="標楷體"/>
-                <w:color w:val="000000"/>
-                <w:sz w:val="22"/>
-              </w:rPr>
-              <w:t>C3_Name</w:t>
-            </w:r>
-            <w:r>
-              <w:rPr>
-                <w:rFonts w:ascii="標楷體" w:eastAsia="標楷體" w:hAnsi="標楷體" w:hint="eastAsia"/>
-                <w:color w:val="000000"/>
-                <w:sz w:val="22"/>
-              </w:rPr>
-              <w:t>}}</w:t>
-            </w:r>
-            <w:r>
-              <w:rPr>
-                <w:rFonts w:ascii="標楷體" w:eastAsia="標楷體" w:hAnsi="標楷體"/>
-                <w:color w:val="000000"/>
-                <w:sz w:val="22"/>
-              </w:rPr>
-              <w:t>職類</w:t>
-            </w:r>
-            <w:r>
-              <w:rPr>
-                <w:rFonts w:ascii="標楷體" w:eastAsia="標楷體" w:hAnsi="標楷體"/>
-                <w:color w:val="000000"/>
-                <w:sz w:val="22"/>
-              </w:rPr>
-              <w:t>，</w:t>
-            </w:r>
-            <w:r>
-              <w:rPr>
-                <w:rFonts w:ascii="標楷體" w:eastAsia="標楷體" w:hAnsi="標楷體"/>
-                <w:color w:val="000000"/>
-                <w:sz w:val="22"/>
-              </w:rPr>
-              <w:t>{{C</w:t>
-            </w:r>
-            <w:r>
-              <w:rPr>
-                <w:rFonts w:ascii="標楷體" w:eastAsia="標楷體" w:hAnsi="標楷體" w:hint="eastAsia"/>
-                <w:color w:val="000000"/>
-                <w:sz w:val="22"/>
-              </w:rPr>
-              <w:t>3</w:t>
-            </w:r>
-            <w:r>
-              <w:rPr>
-                <w:rFonts w:ascii="標楷體" w:eastAsia="標楷體" w:hAnsi="標楷體"/>
-                <w:color w:val="000000"/>
-                <w:sz w:val="22"/>
-              </w:rPr>
-              <w:t>_A}}</w:t>
-            </w:r>
-            <w:r>
-              <w:rPr>
-                <w:rFonts w:ascii="標楷體" w:eastAsia="標楷體" w:hAnsi="標楷體"/>
-                <w:color w:val="000000"/>
-                <w:sz w:val="22"/>
-              </w:rPr>
-              <w:t>甲</w:t>
-            </w:r>
-            <w:r>
-              <w:rPr>
-                <w:rFonts w:ascii="標楷體" w:eastAsia="標楷體" w:hAnsi="標楷體"/>
-                <w:color w:val="000000"/>
-                <w:sz w:val="22"/>
-              </w:rPr>
-              <w:t>{{C</w:t>
-            </w:r>
-            <w:r>
-              <w:rPr>
-                <w:rFonts w:ascii="標楷體" w:eastAsia="標楷體" w:hAnsi="標楷體" w:hint="eastAsia"/>
-                <w:color w:val="000000"/>
-                <w:sz w:val="22"/>
-              </w:rPr>
-              <w:t>3</w:t>
-            </w:r>
-            <w:r>
-              <w:rPr>
-                <w:rFonts w:ascii="標楷體" w:eastAsia="標楷體" w:hAnsi="標楷體"/>
-                <w:color w:val="000000"/>
-                <w:sz w:val="22"/>
-              </w:rPr>
-              <w:t>_</w:t>
-            </w:r>
-            <w:r>
-              <w:rPr>
-                <w:rFonts w:ascii="標楷體" w:eastAsia="標楷體" w:hAnsi="標楷體" w:hint="eastAsia"/>
-                <w:color w:val="000000"/>
-                <w:sz w:val="22"/>
-              </w:rPr>
-              <w:t>B</w:t>
-            </w:r>
-            <w:r>
-              <w:rPr>
-                <w:rFonts w:ascii="標楷體" w:eastAsia="標楷體" w:hAnsi="標楷體"/>
-                <w:color w:val="000000"/>
-                <w:sz w:val="22"/>
-              </w:rPr>
-              <w:t>}}</w:t>
-            </w:r>
-            <w:r>
-              <w:rPr>
-                <w:rFonts w:ascii="標楷體" w:eastAsia="標楷體" w:hAnsi="標楷體"/>
-                <w:color w:val="000000"/>
-                <w:sz w:val="22"/>
-              </w:rPr>
-              <w:t>乙</w:t>
-            </w:r>
-            <w:r>
-              <w:rPr>
-                <w:rFonts w:ascii="標楷體" w:eastAsia="標楷體" w:hAnsi="標楷體"/>
-                <w:color w:val="000000"/>
-                <w:sz w:val="22"/>
-              </w:rPr>
-              <w:t>{{C</w:t>
-            </w:r>
-            <w:r>
-              <w:rPr>
-                <w:rFonts w:ascii="標楷體" w:eastAsia="標楷體" w:hAnsi="標楷體" w:hint="eastAsia"/>
-                <w:color w:val="000000"/>
-                <w:sz w:val="22"/>
-              </w:rPr>
-              <w:t>3</w:t>
-            </w:r>
-            <w:r>
-              <w:rPr>
-                <w:rFonts w:ascii="標楷體" w:eastAsia="標楷體" w:hAnsi="標楷體"/>
-                <w:color w:val="000000"/>
-                <w:sz w:val="22"/>
-              </w:rPr>
-              <w:t>_</w:t>
-            </w:r>
-            <w:r>
-              <w:rPr>
-                <w:rFonts w:ascii="標楷體" w:eastAsia="標楷體" w:hAnsi="標楷體" w:hint="eastAsia"/>
-                <w:color w:val="000000"/>
-                <w:sz w:val="22"/>
-              </w:rPr>
-              <w:t>C</w:t>
-            </w:r>
-            <w:r>
-              <w:rPr>
-                <w:rFonts w:ascii="標楷體" w:eastAsia="標楷體" w:hAnsi="標楷體"/>
-                <w:color w:val="000000"/>
-                <w:sz w:val="22"/>
-              </w:rPr>
-              <w:t>}}</w:t>
-            </w:r>
-            <w:r>
-              <w:rPr>
-                <w:rFonts w:ascii="標楷體" w:eastAsia="標楷體" w:hAnsi="標楷體"/>
-                <w:color w:val="000000"/>
-                <w:sz w:val="22"/>
-              </w:rPr>
-              <w:t>丙</w:t>
-            </w:r>
-            <w:r>
-              <w:rPr>
-                <w:rFonts w:ascii="標楷體" w:eastAsia="標楷體" w:hAnsi="標楷體"/>
-                <w:color w:val="000000"/>
-                <w:sz w:val="22"/>
-              </w:rPr>
-              <w:t>{{C</w:t>
-            </w:r>
-            <w:r>
-              <w:rPr>
-                <w:rFonts w:ascii="標楷體" w:eastAsia="標楷體" w:hAnsi="標楷體" w:hint="eastAsia"/>
-                <w:color w:val="000000"/>
-                <w:sz w:val="22"/>
-              </w:rPr>
-              <w:t>3</w:t>
-            </w:r>
-            <w:r>
-              <w:rPr>
-                <w:rFonts w:ascii="標楷體" w:eastAsia="標楷體" w:hAnsi="標楷體"/>
-                <w:color w:val="000000"/>
-                <w:sz w:val="22"/>
-              </w:rPr>
-              <w:t>_</w:t>
-            </w:r>
-            <w:r>
-              <w:rPr>
-                <w:rFonts w:ascii="標楷體" w:eastAsia="標楷體" w:hAnsi="標楷體" w:hint="eastAsia"/>
-                <w:color w:val="000000"/>
-                <w:sz w:val="22"/>
-              </w:rPr>
-              <w:t>S</w:t>
-            </w:r>
-            <w:r>
-              <w:rPr>
-                <w:rFonts w:ascii="標楷體" w:eastAsia="標楷體" w:hAnsi="標楷體"/>
-                <w:color w:val="000000"/>
-                <w:sz w:val="22"/>
-              </w:rPr>
-              <w:t>}}</w:t>
-            </w:r>
-            <w:r>
-              <w:rPr>
-                <w:rFonts w:ascii="標楷體" w:eastAsia="標楷體" w:hAnsi="標楷體"/>
-                <w:color w:val="000000"/>
-                <w:sz w:val="22"/>
-              </w:rPr>
-              <w:t>單一級</w:t>
+              <w:t>}}單一級</w:t>
             </w:r>
           </w:p>
         </w:tc>
